--- a/docs/methodologie_irrigation.docx
+++ b/docs/methodologie_irrigation.docx
@@ -137,23 +137,7 @@
           <w:sz w:val="21"/>
           <w:lang w:val="fr-FR"/>
         </w:rPr>
-        <w:t xml:space="preserve">un bilan hydrique journalier de type CROPWAT et validé contre le package R </w:t>
-      </w:r>
-      <w:proofErr w:type="spellStart"/>
-      <w:r>
-        <w:rPr>
-          <w:sz w:val="21"/>
-          <w:lang w:val="fr-FR"/>
-        </w:rPr>
-        <w:t>CropWat</w:t>
-      </w:r>
-      <w:proofErr w:type="spellEnd"/>
-      <w:r>
-        <w:rPr>
-          <w:sz w:val="21"/>
-          <w:lang w:val="fr-FR"/>
-        </w:rPr>
-        <w:t>, les simulations de la plateforme MAELIA et des valeurs national</w:t>
+        <w:t xml:space="preserve">un bilan hydrique journalier de type CROPWAT, validé par comparaison avec le package R CropWat, les simulations de la plateforme MAELIA et des valeurs national</w:t>
       </w:r>
       <w:r>
         <w:rPr>
@@ -443,19 +427,11 @@
               <w:spacing w:before="20" w:after="20" w:line="240" w:lineRule="auto"/>
               <w:jc w:val="left"/>
             </w:pPr>
-            <w:proofErr w:type="spellStart"/>
-            <w:r>
-              <w:rPr>
-                <w:sz w:val="18"/>
-              </w:rPr>
-              <w:t>Réserve</w:t>
-            </w:r>
-            <w:proofErr w:type="spellEnd"/>
-            <w:r>
-              <w:rPr>
-                <w:sz w:val="18"/>
-              </w:rPr>
-              <w:t xml:space="preserve"> utile du sol</w:t>
+            <w:r>
+              <w:rPr>
+                <w:sz w:val="18"/>
+              </w:rPr>
+              <w:t>Réserve utile du sol</w:t>
             </w:r>
           </w:p>
         </w:tc>
@@ -472,21 +448,12 @@
                 <w:lang w:val="fr-FR"/>
               </w:rPr>
             </w:pPr>
-            <w:proofErr w:type="spellStart"/>
             <w:r>
               <w:rPr>
                 <w:sz w:val="18"/>
                 <w:lang w:val="fr-FR"/>
               </w:rPr>
-              <w:t>Román</w:t>
-            </w:r>
-            <w:proofErr w:type="spellEnd"/>
-            <w:r>
-              <w:rPr>
-                <w:sz w:val="18"/>
-                <w:lang w:val="fr-FR"/>
-              </w:rPr>
-              <w:t xml:space="preserve"> Dobarco et al. (2021), sommée sur la profondeur de sol (≤ 2 m)</w:t>
+              <w:t xml:space="preserve">Román Dobarco et al. (2021), réserve cumulée sur 0–200 cm</w:t>
             </w:r>
           </w:p>
         </w:tc>
@@ -528,19 +495,11 @@
               <w:spacing w:before="20" w:after="20" w:line="240" w:lineRule="auto"/>
               <w:jc w:val="left"/>
             </w:pPr>
-            <w:proofErr w:type="spellStart"/>
-            <w:r>
-              <w:rPr>
-                <w:sz w:val="18"/>
-              </w:rPr>
-              <w:t>Profondeur</w:t>
-            </w:r>
-            <w:proofErr w:type="spellEnd"/>
-            <w:r>
-              <w:rPr>
-                <w:sz w:val="18"/>
-              </w:rPr>
-              <w:t xml:space="preserve"> de sol</w:t>
+            <w:r>
+              <w:rPr>
+                <w:sz w:val="18"/>
+              </w:rPr>
+              <w:t>Profondeur de sol</w:t>
             </w:r>
           </w:p>
         </w:tc>
@@ -575,21 +534,12 @@
                 <w:lang w:val="fr-FR"/>
               </w:rPr>
             </w:pPr>
-            <w:proofErr w:type="spellStart"/>
             <w:r>
               <w:rPr>
                 <w:sz w:val="18"/>
                 <w:lang w:val="fr-FR"/>
               </w:rPr>
-              <w:t>Rasterisée</w:t>
-            </w:r>
-            <w:proofErr w:type="spellEnd"/>
-            <w:r>
-              <w:rPr>
-                <w:sz w:val="18"/>
-                <w:lang w:val="fr-FR"/>
-              </w:rPr>
-              <w:t xml:space="preserve"> à 1 km ; moyenne communale</w:t>
+              <w:t>Rasterisée à 1 km ; moyenne communale</w:t>
             </w:r>
           </w:p>
         </w:tc>
@@ -673,19 +623,11 @@
               <w:spacing w:before="20" w:after="20" w:line="240" w:lineRule="auto"/>
               <w:jc w:val="left"/>
             </w:pPr>
-            <w:proofErr w:type="spellStart"/>
-            <w:r>
-              <w:rPr>
-                <w:sz w:val="18"/>
-              </w:rPr>
-              <w:t>Paramètres</w:t>
-            </w:r>
-            <w:proofErr w:type="spellEnd"/>
-            <w:r>
-              <w:rPr>
-                <w:sz w:val="18"/>
-              </w:rPr>
-              <w:t xml:space="preserve"> des cultures</w:t>
+            <w:r>
+              <w:rPr>
+                <w:sz w:val="18"/>
+              </w:rPr>
+              <w:t>Paramètres des cultures</w:t>
             </w:r>
           </w:p>
         </w:tc>
@@ -707,23 +649,7 @@
                 <w:sz w:val="18"/>
                 <w:lang w:val="fr-FR"/>
               </w:rPr>
-              <w:t xml:space="preserve">Référentiel : </w:t>
-            </w:r>
-            <w:proofErr w:type="spellStart"/>
-            <w:r>
-              <w:rPr>
-                <w:sz w:val="18"/>
-                <w:lang w:val="fr-FR"/>
-              </w:rPr>
-              <w:t>Kc</w:t>
-            </w:r>
-            <w:proofErr w:type="spellEnd"/>
-            <w:r>
-              <w:rPr>
-                <w:sz w:val="18"/>
-                <w:lang w:val="fr-FR"/>
-              </w:rPr>
-              <w:t xml:space="preserve"> mensuels, enracinement, fraction p, Ky, rendements, besoins, prix</w:t>
+              <w:t>Référentiel : Kc mensuels, enracinement, fraction p, Ky, rendements, besoins, prix</w:t>
             </w:r>
           </w:p>
         </w:tc>
@@ -814,30 +740,8 @@
               <w:rPr>
                 <w:sz w:val="18"/>
               </w:rPr>
-              <w:t xml:space="preserve">National </w:t>
-            </w:r>
-            <w:proofErr w:type="spellStart"/>
-            <w:r>
-              <w:rPr>
-                <w:sz w:val="18"/>
-              </w:rPr>
-              <w:t>ou</w:t>
-            </w:r>
-            <w:proofErr w:type="spellEnd"/>
-            <w:r>
-              <w:rPr>
-                <w:sz w:val="18"/>
-              </w:rPr>
-              <w:t xml:space="preserve"> par </w:t>
-            </w:r>
-            <w:proofErr w:type="spellStart"/>
-            <w:r>
-              <w:rPr>
-                <w:sz w:val="18"/>
-              </w:rPr>
-              <w:t>bassin</w:t>
-            </w:r>
-            <w:proofErr w:type="spellEnd"/>
+              <w:t>National ou par bassin</w:t>
+            </w:r>
           </w:p>
         </w:tc>
       </w:tr>
@@ -869,35 +773,20 @@
         <w:rPr>
           <w:lang w:val="fr-FR"/>
         </w:rPr>
-        <w:t xml:space="preserve"> par défaut est H1 (2021-2050), cohérent avec la période 2020-2040 des cartes MAELIA. En l'absence de donnée de sol pour la commune, la réserve utile par défaut vaut 100 mm (moyenne nationale proche de 95 mm ; </w:t>
+        <w:t xml:space="preserve"> par défaut est H1 (2021-2050), cohérent avec la période 2020-2040 des cartes MAELIA. En l'absence de donnée de sol pour la commune, la réserve utile par défaut vaut 100 mm (moyenne nationale proche de 95 mm ; Román Dobarco et al., 2021) et la profondeur de sol 2 m.</w:t>
       </w:r>
-      <w:proofErr w:type="spellStart"/>
+    </w:p>
+    <w:p>
+      <w:pPr>
+        <w:rPr>
+          <w:lang w:val="fr-FR"/>
+        </w:rPr>
+      </w:pPr>
       <w:r>
         <w:rPr>
           <w:lang w:val="fr-FR"/>
         </w:rPr>
-        <w:t>Román</w:t>
-      </w:r>
-      <w:proofErr w:type="spellEnd"/>
-      <w:r>
-        <w:rPr>
-          <w:lang w:val="fr-FR"/>
-        </w:rPr>
-        <w:t xml:space="preserve"> </w:t>
-      </w:r>
-      <w:proofErr w:type="spellStart"/>
-      <w:r>
-        <w:rPr>
-          <w:lang w:val="fr-FR"/>
-        </w:rPr>
-        <w:t>Dobarco</w:t>
-      </w:r>
-      <w:proofErr w:type="spellEnd"/>
-      <w:r>
-        <w:rPr>
-          <w:lang w:val="fr-FR"/>
-        </w:rPr>
-        <w:t xml:space="preserve"> et al., 2021) et la profondeur de sol 2 m.</w:t>
+        <w:t xml:space="preserve">La réserve utile et la profondeur de sol proviennent de deux sources distinctes. La réserve utile (RU) est la réserve en eau cumulée sur 0–200 cm de la carte de Román Dobarco et al. (2021), établie à 90 m ; la profondeur de sol D est tirée de la BDGSF au 1/1 000 000, beaucoup plus grossière, et plafonnée à 2 m. Le bilan hydrique (section 3.1, éq. 2) suppose que toute la RU de la carte est contenue dans les D premiers mètres et y est répartie uniformément : la réserve accessible aux racines vaut RU × min(Zr ; D) / D. Ce choix conserve la RU totale de la carte de Román Dobarco et al. et n'utilise la BDGSF que pour répartir cette réserve sur le profil. Lorsque la profondeur réelle du sol est inférieure à D, l'eau est en réalité concentrée plus près de la surface et la réserve accessible à une culture peu enracinée est sous-estimée ; elle est surestimée dans le cas inverse. Les deux cartes sont en outre moyennées à la commune, ce qui lisse la variabilité des sols entre parcelles. Utiliser la RU par tranche de profondeur du même produit permettrait de se passer de la BDGSF et d'assurer la cohérence entre réserve et profondeur.</w:t>
       </w:r>
     </w:p>
     <w:p>
@@ -959,21 +848,7 @@
         <w:rPr>
           <w:lang w:val="fr-FR"/>
         </w:rPr>
-        <w:t xml:space="preserve">La méthode reproduit le calendrier d'irrigation de CROPWAT (Smith, 1992) et le chapitre 8 de FAO-56 (Allen et al., 1998). Le climat mensuel est réparti uniformément sur les jours du mois. La saison culturale commence au premier mois où le coefficient cultural </w:t>
-      </w:r>
-      <w:proofErr w:type="spellStart"/>
-      <w:r>
-        <w:rPr>
-          <w:lang w:val="fr-FR"/>
-        </w:rPr>
-        <w:t>Kc</w:t>
-      </w:r>
-      <w:proofErr w:type="spellEnd"/>
-      <w:r>
-        <w:rPr>
-          <w:lang w:val="fr-FR"/>
-        </w:rPr>
-        <w:t xml:space="preserve"> est positif après un mois où il est nul (une culture d'hiver commence ainsi en octobre). L'épuisement Dr de la réserve de la zone racinaire évolue chaque jour j selon :</w:t>
+        <w:t>La méthode reproduit le calendrier d'irrigation de CROPWAT (Smith, 1992) et le chapitre 8 de FAO-56 (Allen et al., 1998). Le climat mensuel est réparti uniformément sur les jours du mois. La saison culturale commence au premier mois où le coefficient cultural Kc est positif après un mois où il est nul (une culture d'hiver commence ainsi en octobre). L'épuisement Dr de la réserve de la zone racinaire évolue chaque jour j selon :</w:t>
       </w:r>
     </w:p>
     <w:p>
@@ -1403,27 +1278,7 @@
           <w:szCs w:val="20"/>
           <w:lang w:val="fr-FR"/>
         </w:rPr>
-        <w:t xml:space="preserve">   (FAO-56, </w:t>
-      </w:r>
-      <w:proofErr w:type="spellStart"/>
-      <w:r>
-        <w:rPr>
-          <w:i/>
-          <w:sz w:val="20"/>
-          <w:szCs w:val="20"/>
-          <w:lang w:val="fr-FR"/>
-        </w:rPr>
-        <w:t>éq</w:t>
-      </w:r>
-      <w:proofErr w:type="spellEnd"/>
-      <w:r>
-        <w:rPr>
-          <w:i/>
-          <w:sz w:val="20"/>
-          <w:szCs w:val="20"/>
-          <w:lang w:val="fr-FR"/>
-        </w:rPr>
-        <w:t>. 81)</w:t>
+        <w:t xml:space="preserve">   (FAO-56, note du tableau 22)</w:t>
       </w:r>
       <w:r>
         <w:rPr>
@@ -2013,35 +1868,7 @@
         <w:rPr>
           <w:lang w:val="fr-FR"/>
         </w:rPr>
-        <w:t xml:space="preserve"> au pic de </w:t>
-      </w:r>
-      <w:proofErr w:type="spellStart"/>
-      <w:r>
-        <w:rPr>
-          <w:lang w:val="fr-FR"/>
-        </w:rPr>
-        <w:t>Kc</w:t>
-      </w:r>
-      <w:proofErr w:type="spellEnd"/>
-      <w:r>
-        <w:rPr>
-          <w:lang w:val="fr-FR"/>
-        </w:rPr>
-        <w:t xml:space="preserve">, proportionnellement à la montée du </w:t>
-      </w:r>
-      <w:proofErr w:type="spellStart"/>
-      <w:r>
-        <w:rPr>
-          <w:lang w:val="fr-FR"/>
-        </w:rPr>
-        <w:t>Kc</w:t>
-      </w:r>
-      <w:proofErr w:type="spellEnd"/>
-      <w:r>
-        <w:rPr>
-          <w:lang w:val="fr-FR"/>
-        </w:rPr>
-        <w:t xml:space="preserve"> ; le sol nouvellement colonisé est à l'état hydrique initial.</w:t>
+        <w:t xml:space="preserve"> au pic de Kc, proportionnellement à la montée du Kc ; le sol nouvellement colonisé est à l'état hydrique initial.</w:t>
       </w:r>
     </w:p>
     <w:p>
@@ -2063,21 +1890,7 @@
         <w:rPr>
           <w:lang w:val="fr-FR"/>
         </w:rPr>
-        <w:t xml:space="preserve"> : épuisement de 0 % de la réserve au semis (capacité au champ, valeur par défaut de CROPWAT). Pour les cultures pérennes (</w:t>
-      </w:r>
-      <w:proofErr w:type="spellStart"/>
-      <w:r>
-        <w:rPr>
-          <w:lang w:val="fr-FR"/>
-        </w:rPr>
-        <w:t>Kc</w:t>
-      </w:r>
-      <w:proofErr w:type="spellEnd"/>
-      <w:r>
-        <w:rPr>
-          <w:lang w:val="fr-FR"/>
-        </w:rPr>
-        <w:t xml:space="preserve"> &gt; 0 toute l'année), une année de mise en route précède l'année comptée.</w:t>
+        <w:t xml:space="preserve"> : épuisement de 0 % de la réserve au semis (capacité au champ, valeur par défaut de CROPWAT). Pour les cultures pérennes (Kc &gt; 0 toute l'année), une année de mise en route précède l'année comptée.</w:t>
       </w:r>
     </w:p>
     <w:p>
@@ -2116,16 +1929,8 @@
         <w:rPr>
           <w:lang w:val="fr-FR"/>
         </w:rPr>
-        <w:t xml:space="preserve">, où M est le plus fort déficit cumulé (ETc − Peff) restant jusqu'à la récolte. Sans cette règle (comportement de CROPWAT), l'eau apportée en fin de cycle et laissée dans le sol est comptée dans le besoin ; l'écart moyen est d'environ 20 </w:t>
+        <w:t>, où M est le plus fort déficit cumulé (ETc − Peff) restant jusqu'à la récolte. Sans cette règle (comportement de CROPWAT), l'eau apportée en fin de cycle et laissée dans le sol est comptée dans le besoin ; l'écart moyen est d'environ 20 mm.</w:t>
       </w:r>
-      <w:proofErr w:type="spellStart"/>
-      <w:r>
-        <w:rPr>
-          <w:lang w:val="fr-FR"/>
-        </w:rPr>
-        <w:t>mm.</w:t>
-      </w:r>
-      <w:proofErr w:type="spellEnd"/>
     </w:p>
     <w:p>
       <w:pPr>
@@ -2185,70 +1990,7 @@
         <w:rPr>
           <w:lang w:val="fr-FR"/>
         </w:rPr>
-        <w:t xml:space="preserve">) sont tirés de FAO-56 (Allen et al., 1998) pour les </w:t>
-      </w:r>
-      <w:proofErr w:type="spellStart"/>
-      <w:r>
-        <w:rPr>
-          <w:lang w:val="fr-FR"/>
-        </w:rPr>
-        <w:t>Kc</w:t>
-      </w:r>
-      <w:proofErr w:type="spellEnd"/>
-      <w:r>
-        <w:rPr>
-          <w:lang w:val="fr-FR"/>
-        </w:rPr>
-        <w:t xml:space="preserve">, la profondeur racinaire maximale et la fraction p, et de FAO-33 (Doorenbos &amp; Kassam, 1979) pour le coefficient de réponse du rendement à l'eau Ky. Pour le tournesol, le soja et le colza, les jeux SB2023 du package </w:t>
-      </w:r>
-      <w:proofErr w:type="spellStart"/>
-      <w:r>
-        <w:rPr>
-          <w:lang w:val="fr-FR"/>
-        </w:rPr>
-        <w:t>CropWat</w:t>
-      </w:r>
-      <w:proofErr w:type="spellEnd"/>
-      <w:r>
-        <w:rPr>
-          <w:lang w:val="fr-FR"/>
-        </w:rPr>
-        <w:t xml:space="preserve"> (</w:t>
-      </w:r>
-      <w:proofErr w:type="spellStart"/>
-      <w:r>
-        <w:rPr>
-          <w:lang w:val="fr-FR"/>
-        </w:rPr>
-        <w:t>Dorchies</w:t>
-      </w:r>
-      <w:proofErr w:type="spellEnd"/>
-      <w:r>
-        <w:rPr>
-          <w:lang w:val="fr-FR"/>
-        </w:rPr>
-        <w:t xml:space="preserve"> et al., 2025), calés pour MAELIA sur le bassin de l'Aveyron, ont été retenus (</w:t>
-      </w:r>
-      <w:proofErr w:type="spellStart"/>
-      <w:r>
-        <w:rPr>
-          <w:lang w:val="fr-FR"/>
-        </w:rPr>
-        <w:t>Kc</w:t>
-      </w:r>
-      <w:proofErr w:type="spellEnd"/>
-      <w:r>
-        <w:rPr>
-          <w:lang w:val="fr-FR"/>
-        </w:rPr>
-        <w:t xml:space="preserve"> journaliers moyennés par mois). </w:t>
-      </w:r>
-      <w:r>
-        <w:rPr>
-          <w:highlight w:val="yellow"/>
-          <w:lang w:val="fr-FR"/>
-        </w:rPr>
-        <w:t>Pour chaque culture, le jeu retenu est celui dont le besoin moyen sur l'échantillon de validation est le plus proche de la moyenne MAELIA / référentiel ; les jeux SB2023 du maïs (135 mm contre 178 mm ; MAELIA 195 mm, référentiel 180 mm) et des céréales à paille (13 mm contre 65 mm ; MAELIA 73 mm) ont ainsi été écartés.</w:t>
+        <w:t xml:space="preserve">) sont tirés de FAO-56 (Allen et al., 1998) pour les Kc, la profondeur racinaire maximale et la fraction p, et de FAO-33 (Doorenbos &amp; Kassam, 1979) pour le coefficient de réponse du rendement à l'eau Ky. Pour le tournesol, le soja et le colza, les jeux SB2023 du package CropWat (Dorchies et al., 2025), calés pour MAELIA sur le bassin de l'Aveyron, ont été retenus (Kc journaliers moyennés par mois). </w:t>
       </w:r>
     </w:p>
     <w:p>
@@ -2291,49 +2033,7 @@
         <w:rPr>
           <w:lang w:val="fr-FR"/>
         </w:rPr>
-        <w:t xml:space="preserve">La méthode a été comparée sur 522 cas : 58 points de grille DRIAS régulièrement répartis sur le territoire × 9 cultures disposant de cartes MAELIA. Trois comparaisons sont conduites : (a) SGPE et le moteur du package R </w:t>
-      </w:r>
-      <w:proofErr w:type="spellStart"/>
-      <w:r>
-        <w:rPr>
-          <w:lang w:val="fr-FR"/>
-        </w:rPr>
-        <w:t>CropWat</w:t>
-      </w:r>
-      <w:proofErr w:type="spellEnd"/>
-      <w:r>
-        <w:rPr>
-          <w:lang w:val="fr-FR"/>
-        </w:rPr>
-        <w:t xml:space="preserve"> 0.3.0 (</w:t>
-      </w:r>
-      <w:proofErr w:type="spellStart"/>
-      <w:r>
-        <w:rPr>
-          <w:lang w:val="fr-FR"/>
-        </w:rPr>
-        <w:t>Dorchies</w:t>
-      </w:r>
-      <w:proofErr w:type="spellEnd"/>
-      <w:r>
-        <w:rPr>
-          <w:lang w:val="fr-FR"/>
-        </w:rPr>
-        <w:t xml:space="preserve"> et al., 2025) alimentés par les mêmes entrées (sol, climat, paramètres) ; (b) SGPE et </w:t>
-      </w:r>
-      <w:proofErr w:type="spellStart"/>
-      <w:r>
-        <w:rPr>
-          <w:lang w:val="fr-FR"/>
-        </w:rPr>
-        <w:t>CropWat</w:t>
-      </w:r>
-      <w:proofErr w:type="spellEnd"/>
-      <w:r>
-        <w:rPr>
-          <w:lang w:val="fr-FR"/>
-        </w:rPr>
-        <w:t xml:space="preserve"> avec ses propres paramètres de culture ; (c) SGPE et MAELIA, qui dispose de son propre climat (Explore2). Les indicateurs sont l'écart moyen (second modèle − SGPE), l'écart absolu moyen (EAM) et le coefficient de corrélation r entre points.</w:t>
+        <w:t>La méthode a été comparée sur 522 cas : 58 points de grille DRIAS régulièrement répartis sur le territoire × 9 cultures disposant de cartes MAELIA. Trois comparaisons sont conduites : (a) SGPE et le moteur du package R CropWat 0.3.0 (Dorchies et al., 2025) alimentés par les mêmes entrées (sol, climat, paramètres) ; (b) SGPE et CropWat avec ses propres paramètres de culture ; (c) SGPE et MAELIA, qui dispose de son propre climat (Explore2). Les indicateurs sont l'écart moyen (second modèle − SGPE), l'écart absolu moyen (EAM) et le coefficient de corrélation r entre points.</w:t>
       </w:r>
     </w:p>
     <w:p>
@@ -2346,19 +2046,19 @@
         <w:rPr>
           <w:lang w:val="fr-FR"/>
         </w:rPr>
-        <w:t xml:space="preserve">Le résultat des tests de validation sont visibles en </w:t>
+        <w:t xml:space="preserve">Les résultats des tests de validation figurent en annexes 2 à 4.</w:t>
       </w:r>
       <w:r>
         <w:rPr>
           <w:lang w:val="fr-FR"/>
         </w:rPr>
-        <w:t>Annexes 2 à 4</w:t>
+        <w:t xml:space="preserve"/>
       </w:r>
       <w:r>
         <w:rPr>
           <w:lang w:val="fr-FR"/>
         </w:rPr>
-        <w:t xml:space="preserve">. </w:t>
+        <w:t xml:space="preserve"> </w:t>
       </w:r>
     </w:p>
     <w:p>
@@ -2371,49 +2071,7 @@
         <w:rPr>
           <w:lang w:val="fr-FR"/>
         </w:rPr>
-        <w:t xml:space="preserve">Avec les mêmes entrées, le bilan hydrique de l'application reproduit exactement le moteur de </w:t>
-      </w:r>
-      <w:proofErr w:type="spellStart"/>
-      <w:r>
-        <w:rPr>
-          <w:lang w:val="fr-FR"/>
-        </w:rPr>
-        <w:t>CropWat</w:t>
-      </w:r>
-      <w:proofErr w:type="spellEnd"/>
-      <w:r>
-        <w:rPr>
-          <w:lang w:val="fr-FR"/>
-        </w:rPr>
-        <w:t xml:space="preserve"> (écart nul, r = 1), ce qui valide son implémentation. Les écarts avec </w:t>
-      </w:r>
-      <w:proofErr w:type="spellStart"/>
-      <w:r>
-        <w:rPr>
-          <w:lang w:val="fr-FR"/>
-        </w:rPr>
-        <w:t>CropWat</w:t>
-      </w:r>
-      <w:proofErr w:type="spellEnd"/>
-      <w:r>
-        <w:rPr>
-          <w:lang w:val="fr-FR"/>
-        </w:rPr>
-        <w:t xml:space="preserve"> paramétré différemment et avec MAELIA proviennent du paramétrage des cultures (calendrier, </w:t>
-      </w:r>
-      <w:proofErr w:type="spellStart"/>
-      <w:r>
-        <w:rPr>
-          <w:lang w:val="fr-FR"/>
-        </w:rPr>
-        <w:t>Kc</w:t>
-      </w:r>
-      <w:proofErr w:type="spellEnd"/>
-      <w:r>
-        <w:rPr>
-          <w:lang w:val="fr-FR"/>
-        </w:rPr>
-        <w:t>, enracinement) et du climat. L'accord avec MAELIA est satisfaisant pour les cultures d'été (maïs, sorgho, soja ; r ≥ 0,80) et faible pour les cultures d'hiver (blé, orge, colza), la betterave et la pomme de terre : pour ces cultures, la valeur retenue doit être lue au regard des autres méthodes affichées.</w:t>
+        <w:t xml:space="preserve">Avec les mêmes entrées, le bilan hydrique de l'application reproduit exactement le moteur de CropWat (écart nul, r = 1), ce qui valide son implémentation. Les écarts avec CropWat paramétré différemment et avec MAELIA proviennent du paramétrage des cultures (calendrier, Kc, enracinement) et du climat. L'accord avec MAELIA, variable selon les cultures, est analysé sous le tableau de l'annexe 4.</w:t>
       </w:r>
     </w:p>
     <w:p>
@@ -2434,21 +2092,7 @@
         <w:rPr>
           <w:lang w:val="fr-FR"/>
         </w:rPr>
-        <w:t xml:space="preserve">MAELIA est une plateforme multi-agents de modélisation intégrée des socio-écosystèmes, conçue pour l'étude de la gestion quantitative de l'eau. Elle couple un modèle de culture, </w:t>
-      </w:r>
-      <w:proofErr w:type="spellStart"/>
-      <w:r>
-        <w:rPr>
-          <w:lang w:val="fr-FR"/>
-        </w:rPr>
-        <w:t>AqYield</w:t>
-      </w:r>
-      <w:proofErr w:type="spellEnd"/>
-      <w:r>
-        <w:rPr>
-          <w:lang w:val="fr-FR"/>
-        </w:rPr>
-        <w:t xml:space="preserve"> (Constantin et al., 2015), à des modules d'hydrologie et de décision des agriculteurs. Les cartes utilisées proviennent de simulations MAELIA 1.4.31 conduites sur la France métropolitaine à la maille de 8 km, pour onze cultures (betterave, blé tendre, chanvre, colza, maïs, orge, pois, pomme de terre, soja, sorgho, tournesol).</w:t>
+        <w:t xml:space="preserve">MAELIA est une plateforme multi-agents de modélisation intégrée des socio-écosystèmes, conçue pour l'étude de la gestion quantitative de l'eau (Therond et al., 2014). Elle couple un modèle de culture, AqYield (Constantin et al., 2015), à des modules d'hydrologie et de décision des agriculteurs. Les cartes utilisées proviennent de simulations MAELIA 1.4.31 conduites sur la France métropolitaine à la maille de 8 km, pour onze cultures (betterave, blé tendre, chanvre, colza, maïs, orge, pois, pomme de terre, soja, sorgho, tournesol).</w:t>
       </w:r>
     </w:p>
     <w:p>
@@ -2461,21 +2105,7 @@
         <w:rPr>
           <w:lang w:val="fr-FR"/>
         </w:rPr>
-        <w:t xml:space="preserve">Le forçage climatique est issu du projet Explore2 (Marson et al., 2024 ; INRAE &amp; </w:t>
-      </w:r>
-      <w:proofErr w:type="spellStart"/>
-      <w:r>
-        <w:rPr>
-          <w:lang w:val="fr-FR"/>
-        </w:rPr>
-        <w:t>OiEau</w:t>
-      </w:r>
-      <w:proofErr w:type="spellEnd"/>
-      <w:r>
-        <w:rPr>
-          <w:lang w:val="fr-FR"/>
-        </w:rPr>
-        <w:t>, 2025), narratif « violet », scénario d'émissions RCP4.5, période 2020-2040. Pour chaque culture, trois simulations fournissent trois cartes : le besoin en eau d'irrigation en conduite irriguée sans restriction, le rendement en conduite irriguée et le rendement en conduite pluviale. Les horizons moyen et lointain des trajectoires utilisent les cartes 2040-2060.</w:t>
+        <w:t>Le forçage climatique est issu du projet Explore2 (Marson et al., 2024 ; INRAE &amp; OiEau, 2025), narratif « violet », scénario d'émissions RCP4.5, période 2020-2040. Pour chaque culture, trois simulations fournissent trois cartes : le besoin en eau d'irrigation en conduite irriguée sans restriction, le rendement en conduite irriguée et le rendement en conduite pluviale. Les horizons moyen et lointain des trajectoires utilisent les cartes 2040-2060.</w:t>
       </w:r>
     </w:p>
     <w:p>
@@ -2529,7 +2159,7 @@
         <w:rPr>
           <w:lang w:val="fr-FR"/>
         </w:rPr>
-        <w:t xml:space="preserve">Le gain lié à l'irrigation est proportionnel à l'écart entre le rendement irrigué et le rendement pluvial (section 5.7). Les deux rendements proviennent de la même méthode, retenue dans l'ordre : (1) MAELIA, (2) référentiel. </w:t>
+        <w:t xml:space="preserve">Le gain lié à l'irrigation est proportionnel à l'écart entre le rendement irrigué et le rendement pluvial (section 5.6). Les deux rendements proviennent de la même méthode, retenue dans l'ordre : (1) MAELIA, (2) référentiel. </w:t>
       </w:r>
       <w:r>
         <w:rPr>
@@ -2562,21 +2192,7 @@
         <w:rPr>
           <w:lang w:val="fr-FR"/>
         </w:rPr>
-        <w:t xml:space="preserve">Les cartes de rendement MAELIA expriment le rendement en pourcentage du rendement potentiel de l'espèce ; dans </w:t>
-      </w:r>
-      <w:proofErr w:type="spellStart"/>
-      <w:r>
-        <w:rPr>
-          <w:lang w:val="fr-FR"/>
-        </w:rPr>
-        <w:t>AqYield</w:t>
-      </w:r>
-      <w:proofErr w:type="spellEnd"/>
-      <w:r>
-        <w:rPr>
-          <w:lang w:val="fr-FR"/>
-        </w:rPr>
-        <w:t>, ce rendement résulte de l'effet du stress hydrique simulé appliqué à un rendement optimal. Il est converti en quintaux par hectare :</w:t>
+        <w:t>Les cartes de rendement MAELIA expriment le rendement en pourcentage du rendement potentiel de l'espèce ; dans AqYield, ce rendement résulte de l'effet du stress hydrique simulé appliqué à un rendement optimal. Il est converti en quintaux par hectare :</w:t>
       </w:r>
     </w:p>
     <w:p>
@@ -2671,7 +2287,7 @@
         <w:rPr>
           <w:lang w:val="fr-FR"/>
         </w:rPr>
-        <w:t xml:space="preserve">Le rendement optimal est celui du paramétrage des espèces de MAELIA (ligne </w:t>
+        <w:t xml:space="preserve">Le rendement optimal est celui du paramétrage des espèces de MAELIA (ligne RENDEMENT_OPTIMAL du fichier especesCultivees.csv).</w:t>
       </w:r>
       <w:r>
         <w:rPr>
@@ -2679,26 +2295,26 @@
           <w:szCs w:val="18"/>
           <w:lang w:val="fr-FR"/>
         </w:rPr>
-        <w:t xml:space="preserve">RENDEMENT_OPTIMAL </w:t>
+        <w:t xml:space="preserve"/>
       </w:r>
       <w:r>
         <w:rPr>
           <w:lang w:val="fr-FR"/>
         </w:rPr>
-        <w:t xml:space="preserve">du fichier </w:t>
+        <w:t xml:space="preserve"/>
       </w:r>
       <w:r>
         <w:rPr>
           <w:i/>
           <w:lang w:val="fr-FR"/>
         </w:rPr>
-        <w:t>especesCultivees.csv</w:t>
+        <w:t xml:space="preserve"/>
       </w:r>
       <w:r>
         <w:rPr>
           <w:lang w:val="fr-FR"/>
         </w:rPr>
-        <w:t xml:space="preserve">. </w:t>
+        <w:t xml:space="preserve"> </w:t>
       </w:r>
     </w:p>
     <w:p>
@@ -2744,21 +2360,7 @@
         <w:rPr>
           <w:lang w:val="fr-FR"/>
         </w:rPr>
-        <w:t xml:space="preserve"> la statistique agricole (Agreste : Statistique agricole annuelle, enquêtes Pratiques culturales), puis des instituts techniques (ARVALIS, Terres </w:t>
-      </w:r>
-      <w:proofErr w:type="spellStart"/>
-      <w:r>
-        <w:rPr>
-          <w:lang w:val="fr-FR"/>
-        </w:rPr>
-        <w:t>Inovia</w:t>
-      </w:r>
-      <w:proofErr w:type="spellEnd"/>
-      <w:r>
-        <w:rPr>
-          <w:lang w:val="fr-FR"/>
-        </w:rPr>
-        <w:t xml:space="preserve">, ITB), des chambres d'agriculture et de la presse agricole spécialisée ; à défaut, d'hypothèses de travail du SGPE </w:t>
+        <w:t xml:space="preserve"> la statistique agricole (Agreste : Statistique agricole annuelle, enquêtes Pratiques culturales), puis des instituts techniques (ARVALIS, Terres Inovia, ITB), des chambres d'agriculture et de la presse agricole spécialisée ; à défaut, d'hypothèses de travail du SGPE </w:t>
       </w:r>
       <w:r>
         <w:rPr>
@@ -2969,21 +2571,7 @@
         <w:rPr>
           <w:lang w:val="fr-FR"/>
         </w:rPr>
-        <w:t xml:space="preserve">Avec les mêmes entrées, le rendement relatif sans irrigation calculé par l'application est identique à celui de </w:t>
-      </w:r>
-      <w:proofErr w:type="spellStart"/>
-      <w:r>
-        <w:rPr>
-          <w:lang w:val="fr-FR"/>
-        </w:rPr>
-        <w:t>CropWat</w:t>
-      </w:r>
-      <w:proofErr w:type="spellEnd"/>
-      <w:r>
-        <w:rPr>
-          <w:lang w:val="fr-FR"/>
-        </w:rPr>
-        <w:t>. Comparé à MAELIA, il est plus faible en moyenne de 0,08 (rapport sans dimension) : la relation saisonnière ignore la sensibilité différente des stades de développement et surestime notamment les pertes du maïs (rendement relatif de 0,61 contre 0,82 pour MAELIA). N'étant pas calée sur des rendements observés, elle n'est utilisée que sur demande explicite (case « exploratoire »).</w:t>
+        <w:t>Avec les mêmes entrées, le rendement relatif sans irrigation calculé par l'application est identique à celui de CropWat. Comparé à MAELIA, il est plus faible en moyenne de 0,08 (rapport sans dimension) : la relation saisonnière ignore la sensibilité différente des stades de développement et surestime notamment les pertes du maïs (rendement relatif de 0,61 contre 0,82 pour MAELIA). N'étant pas calée sur des rendements observés, elle n'est utilisée que sur demande explicite (case « exploratoire »).</w:t>
       </w:r>
     </w:p>
     <w:p>
@@ -3024,19 +2612,19 @@
         <w:rPr>
           <w:lang w:val="fr-FR"/>
         </w:rPr>
-        <w:t xml:space="preserve"> postes : équipement d'irrigation (annuité et maintenance), main-d'œuvre, accès à la ressource (annuité de l'ouvrage, part fixe et part volumétrique d'un tarif), énergie de pompage et redevance pour prélèvement. Le volume appliqué se déduit du besoin net et de la surface </w:t>
+        <w:t xml:space="preserve"> postes : équipement d'irrigation (annuité et maintenance), main-d'œuvre, accès à la ressource (annuité de l'ouvrage, part fixe et part volumétrique d'un tarif), énergie de pompage et redevance pour prélèvement. Le volume prélevé se déduit du besoin net, du taux de couverture du besoin, de la surface et de l’efficience d'application du matériel</w:t>
       </w:r>
       <w:r>
         <w:rPr>
           <w:lang w:val="fr-FR"/>
         </w:rPr>
-        <w:t xml:space="preserve"> et de l’</w:t>
+        <w:t xml:space="preserve"/>
       </w:r>
       <w:r>
         <w:rPr>
           <w:lang w:val="fr-FR"/>
         </w:rPr>
-        <w:t>efficience d'application du matériel :</w:t>
+        <w:t xml:space="preserve"> :</w:t>
       </w:r>
     </w:p>
     <w:p>
@@ -3101,7 +2689,7 @@
             <w:szCs w:val="20"/>
             <w:lang w:val="fr-FR"/>
           </w:rPr>
-          <m:t xml:space="preserve"> (m³) = besoin net (mm) × 10 × surface (ha) / efficience</m:t>
+          <m:t xml:space="preserve"> (m³) = besoin net (mm) × taux de couverture × 10 × surface (ha) / efficience</m:t>
         </m:r>
       </m:oMath>
       <w:r>
@@ -3110,6 +2698,19 @@
         </w:rPr>
         <w:tab/>
         <w:t>(8)</w:t>
+      </w:r>
+    </w:p>
+    <w:p>
+      <w:pPr>
+        <w:rPr>
+          <w:lang w:val="fr-FR"/>
+        </w:rPr>
+      </w:pPr>
+      <w:r>
+        <w:rPr>
+          <w:lang w:val="fr-FR"/>
+        </w:rPr>
+        <w:t xml:space="preserve">Le taux de couverture du besoin vaut 100 % par défaut. Il est utilisé dans la comparaison de trajectoires pour simuler une irrigation partielle (volumes restreints, irrigation de complément). Le volume prélevé est alors réduit dans la même proportion et le gain de rendement est supposé proportionnel à ce taux : rendement irrigué retenu = rendement pluvial + taux de couverture × (rendement irrigué − rendement pluvial). Cette hypothèse linéaire est simplificatrice : la réponse du rendement à l'eau est en pratique concave (les premiers millimètres apportés sont les mieux valorisés) et dépend du stade auquel l'eau manque ; elle tend donc à sous-estimer le gain d'une irrigation partielle bien conduite. Elle sera remplacée par une courbe de réponse du rendement à l'eau.</w:t>
       </w:r>
     </w:p>
     <w:p>
@@ -3284,19 +2885,19 @@
         <w:rPr>
           <w:lang w:val="fr-FR"/>
         </w:rPr>
-        <w:t>s</w:t>
+        <w:t xml:space="preserve">s : taux de subvention</w:t>
       </w:r>
       <w:r>
         <w:rPr>
           <w:lang w:val="fr-FR"/>
         </w:rPr>
-        <w:t> :</w:t>
+        <w:t xml:space="preserve"/>
       </w:r>
       <w:r>
         <w:rPr>
           <w:lang w:val="fr-FR"/>
         </w:rPr>
-        <w:t>taux de subvention, i</w:t>
+        <w:t xml:space="preserve">, i</w:t>
       </w:r>
       <w:r>
         <w:rPr>
@@ -3399,34 +3000,20 @@
         <w:rPr>
           <w:lang w:val="fr-FR"/>
         </w:rPr>
-        <w:t xml:space="preserve">. Par </w:t>
-      </w:r>
-      <w:proofErr w:type="spellStart"/>
-      <w:r>
-        <w:rPr>
-          <w:lang w:val="fr-FR"/>
-        </w:rPr>
-        <w:t>exempe</w:t>
-      </w:r>
-      <w:proofErr w:type="spellEnd"/>
-      <w:r>
-        <w:rPr>
-          <w:lang w:val="fr-FR"/>
-        </w:rPr>
-        <w:t>,</w:t>
+        <w:t xml:space="preserve">. Par exemple,</w:t>
       </w:r>
       <w:r>
         <w:rPr>
           <w:lang w:val="fr-FR"/>
         </w:rPr>
-        <w:t xml:space="preserve"> 34 000 € pour un enrouleur 100 mm × 450 m couvrant environ 20 ha. Pour la couverture </w:t>
+        <w:t xml:space="preserve"> 34 000 € pour un enrouleur 100 mm × 450 m couvrant environ 20 ha. Pour la couverture intégrale et le goutte-à-</w:t>
       </w:r>
       <w:r>
         <w:rPr>
           <w:lang w:val="fr-FR"/>
         </w:rPr>
         <w:lastRenderedPageBreak/>
-        <w:t>intégrale et le goutte-à-goutte, un coût à l'hectare est retenu d'après le référentiel des coûts de l'irrigation du PSN Corse (ODARC, 2025), le guide de la Chambre d'agriculture des Hauts-de-France (2023)</w:t>
+        <w:t xml:space="preserve">goutte, un coût à l'hectare est retenu d'après le référentiel des coûts de l'irrigation du PSN Corse (ODARC, 2025) et le guide de la Chambre d'agriculture Hauts-de-France (2023)</w:t>
       </w:r>
       <w:r>
         <w:rPr>
@@ -3445,33 +3032,19 @@
         <w:rPr>
           <w:lang w:val="fr-FR"/>
         </w:rPr>
-        <w:t>Les efficiences d'application sont celles de Serra-</w:t>
-      </w:r>
-      <w:proofErr w:type="spellStart"/>
-      <w:r>
-        <w:rPr>
-          <w:lang w:val="fr-FR"/>
-        </w:rPr>
-        <w:t>Wittling</w:t>
-      </w:r>
-      <w:proofErr w:type="spellEnd"/>
-      <w:r>
-        <w:rPr>
-          <w:lang w:val="fr-FR"/>
-        </w:rPr>
-        <w:t xml:space="preserve"> et Molle (2017)</w:t>
+        <w:t xml:space="preserve">Les efficiences d'application sont celles de Serra-Wittling et Molle (2017), en retenant</w:t>
       </w:r>
       <w:r>
         <w:rPr>
           <w:lang w:val="fr-FR"/>
         </w:rPr>
-        <w:t xml:space="preserve"> </w:t>
+        <w:t xml:space="preserve"/>
       </w:r>
       <w:r>
         <w:rPr>
           <w:lang w:val="fr-FR"/>
         </w:rPr>
-        <w:t xml:space="preserve">en retenant le milieu des fourchettes publiées. Les charges de maintenance sont tirées du tableau du séminaire UMT-Eau de 2015, 022). </w:t>
+        <w:t xml:space="preserve"> le milieu des fourchettes publiées. Les charges de maintenance sont tirées du tableau de coûts comparés du séminaire UMT-Eau de 2015 (Plateforme des bonnes pratiques pour l'eau du grand Sud-Ouest, 2022). </w:t>
       </w:r>
     </w:p>
     <w:p>
@@ -3498,7 +3071,7 @@
         <w:pStyle w:val="Titre2"/>
       </w:pPr>
       <w:r>
-        <w:t>5.4. Accès à la ressource en eau</w:t>
+        <w:t xml:space="preserve">5.3. Accès à la ressource en eau</w:t>
       </w:r>
     </w:p>
     <w:p>
@@ -3572,13 +3145,13 @@
         <w:rPr>
           <w:lang w:val="fr-FR"/>
         </w:rPr>
-        <w:t xml:space="preserve">, et  du pompage sur cours d’eau sont issues de </w:t>
+        <w:t xml:space="preserve">, et du pompage sur cours d’eau sont issus de Chambres</w:t>
       </w:r>
       <w:r>
         <w:rPr>
           <w:lang w:val="fr-FR"/>
         </w:rPr>
-        <w:t xml:space="preserve">Chambres d'agriculture </w:t>
+        <w:t xml:space="preserve"> d'agriculture </w:t>
       </w:r>
       <w:r>
         <w:rPr>
@@ -3617,13 +3190,13 @@
         <w:rPr>
           <w:lang w:val="fr-FR"/>
         </w:rPr>
-        <w:t>ute de référentiel publié, nous retenons la fourchette de 6 à 12 €/m³ indiquée par Sébastien Loubier lors d'un entretien</w:t>
+        <w:t xml:space="preserve">ute de référentiel publié, nous retenons la fourchette de 6 à 12 €/m³ indiquée par Sébastien Loubier (communication personnelle, 2026).</w:t>
       </w:r>
       <w:r>
         <w:rPr>
           <w:lang w:val="fr-FR"/>
         </w:rPr>
-        <w:t>. L</w:t>
+        <w:t xml:space="preserve"> L</w:t>
       </w:r>
       <w:r>
         <w:rPr>
@@ -3672,7 +3245,7 @@
         <w:rPr>
           <w:lang w:val="fr-FR"/>
         </w:rPr>
-        <w:t>a retenue par pompage est supposée remplie à 95 % par pompage hivernal, le complément venant de la pluie sur le plan d'eau.</w:t>
+        <w:t xml:space="preserve">a retenue par pompage est supposée remplie à 95 % par pompage hivernal, le complément venant de la pluie sur le plan d'eau. La retenue collinaire, alimentée par le ruissellement et les précipitations, n'est pas remplie par pompage : la part de remplissage pompée est nulle et aucune énergie de remplissage n'est comptée.</w:t>
       </w:r>
     </w:p>
     <w:p>
@@ -3692,7 +3265,7 @@
           <w:bCs/>
           <w:lang w:val="fr-FR"/>
         </w:rPr>
-        <w:t>Pour les réseaux collectifs, un tarif binomial a été retenu à la suite du coût de l’adhésion et du branchement. Les montants devront être affinés en menant des entretiens terrain.</w:t>
+        <w:t xml:space="preserve">Pour les réseaux collectifs, un tarif binomial (part fixe à l'hectare et part volumétrique) s'ajoute au coût de l’adhésion et du branchement. Les montants devront être affinés en menant des entretiens de terrain.</w:t>
       </w:r>
       <w:r>
         <w:rPr>
@@ -3719,7 +3292,7 @@
         <w:pStyle w:val="Titre2"/>
       </w:pPr>
       <w:r>
-        <w:t>5.5. Énergie de pompage</w:t>
+        <w:t xml:space="preserve">5.4. Énergie de pompage</w:t>
       </w:r>
     </w:p>
     <w:p>
@@ -3732,7 +3305,7 @@
         <w:rPr>
           <w:lang w:val="fr-FR"/>
         </w:rPr>
-        <w:t>Le coût de l'énergie est un forfait de 7 c€/m³ (CGEDD, 2020), commun à tous les équipements et à toutes les ressources, appliqué au volume prélevé augmenté du volume de remplissage pompé d'une retenue :</w:t>
+        <w:t xml:space="preserve">Le coût de l'énergie est un forfait de 7 c€/m³ (CGEDD et CGAAER, 2020), commun à tous les équipements et à toutes les ressources, appliqué au volume prélevé augmenté du volume de remplissage pompé d'une retenue :</w:t>
       </w:r>
     </w:p>
     <w:p>
@@ -3866,7 +3439,7 @@
         <w:pStyle w:val="Titre2"/>
       </w:pPr>
       <w:r>
-        <w:t>5.6. Redevance pour prélèvement</w:t>
+        <w:t xml:space="preserve">5.5. Redevance pour prélèvement</w:t>
       </w:r>
     </w:p>
     <w:p>
@@ -3900,19 +3473,19 @@
         <w:rPr>
           <w:lang w:val="fr-FR"/>
         </w:rPr>
-        <w:t xml:space="preserve"> programme 2025-2030</w:t>
+        <w:t xml:space="preserve"> programme 2025-2030, pris en application de la réforme des redevances (loi n° 2023-1322 de finances pour 2024, art. 101). Conformément</w:t>
       </w:r>
       <w:r>
         <w:rPr>
           <w:lang w:val="fr-FR"/>
         </w:rPr>
-        <w:t xml:space="preserve">. </w:t>
+        <w:t xml:space="preserve"/>
       </w:r>
       <w:r>
         <w:rPr>
           <w:lang w:val="fr-FR"/>
         </w:rPr>
-        <w:t>Conformément à l'article L213-10-9 du Code de l'environnement, l'irrigation depuis une retenue collinaire relève du taux de catégorie 1 quelle que soit sa localisation. Pour une ASA, la redevance est acquittée par le gestionnaire et incluse dans son tarif.</w:t>
+        <w:t xml:space="preserve"> à l'article L213-10-9 du Code de l'environnement, l'irrigation depuis une retenue collinaire relève du taux de catégorie 1 quelle que soit sa localisation. Pour une ASA, la redevance est acquittée par le gestionnaire et incluse dans son tarif.</w:t>
       </w:r>
     </w:p>
     <w:p>
@@ -3920,7 +3493,7 @@
         <w:pStyle w:val="Titre2"/>
       </w:pPr>
       <w:r>
-        <w:t>5.7. Gain de production</w:t>
+        <w:t xml:space="preserve">5.6. Gain de production</w:t>
       </w:r>
     </w:p>
     <w:p>
@@ -3963,7 +3536,7 @@
             <w:szCs w:val="20"/>
             <w:lang w:val="fr-FR"/>
           </w:rPr>
-          <m:t>Gain (€/an) = (rendement irrigué - rendement pluvial) × prix × surface</m:t>
+          <m:t>Gain (€/an) = (rendement irrigué − rendement pluvial) × 0,1 × prix × surface</m:t>
         </m:r>
       </m:oMath>
       <w:r>
@@ -3991,38 +3564,31 @@
         <w:rPr>
           <w:lang w:val="fr-FR"/>
         </w:rPr>
-        <w:t xml:space="preserve">Le prix </w:t>
+        <w:t xml:space="preserve">Les rendements sont exprimés en q/ha, le prix en €/t et la surface en ha, d'où le facteur 0,1 ; le rendement irrigué est, le cas échéant, celui qui correspond au taux de couverture du besoin (section 5.1). Le prix retenu (Annexe 10) est un prix de marché</w:t>
       </w:r>
       <w:r>
         <w:rPr>
           <w:lang w:val="fr-FR"/>
         </w:rPr>
-        <w:t>retenu (</w:t>
+        <w:t xml:space="preserve"/>
       </w:r>
       <w:r>
         <w:rPr>
           <w:lang w:val="fr-FR"/>
         </w:rPr>
-        <w:t>Annexe 10</w:t>
+        <w:t xml:space="preserve"/>
       </w:r>
       <w:r>
         <w:rPr>
           <w:lang w:val="fr-FR"/>
         </w:rPr>
-        <w:t xml:space="preserve">) </w:t>
+        <w:t xml:space="preserve"/>
       </w:r>
       <w:r>
         <w:rPr>
           <w:lang w:val="fr-FR"/>
         </w:rPr>
-        <w:t xml:space="preserve">est un prix de marché : prix moyens payés aux producteurs publiés par FranceAgriMer pour les céréales et oléoprotéagineux, cotations du Réseau des Nouvelles des Marchés </w:t>
-      </w:r>
-      <w:r>
-        <w:rPr>
-          <w:lang w:val="fr-FR"/>
-        </w:rPr>
-        <w:lastRenderedPageBreak/>
-        <w:t xml:space="preserve">pour les fruits et légumes, et sources professionnelles pour les autres cultures (betterave, chanvre, fourrages). </w:t>
+        <w:t xml:space="preserve"> : prix moyens payés aux producteurs publiés par FranceAgriMer pour les céréales et oléoprotéagineux, cotations du Réseau des Nouvelles des Marchés pour les fruits et légumes, et sources professionnelles pour les autres cultures (betterave, chanvre, fourrages). </w:t>
       </w:r>
     </w:p>
     <w:p>
@@ -4030,6 +3596,7 @@
         <w:pStyle w:val="Titre1"/>
       </w:pPr>
       <w:r>
+        <w:lastRenderedPageBreak/>
         <w:t>6. Limites et perspectives</w:t>
       </w:r>
     </w:p>
@@ -4046,13 +3613,39 @@
           <w:b/>
           <w:lang w:val="fr-FR"/>
         </w:rPr>
-        <w:t>Climat moyen.</w:t>
+        <w:t>Climat moyen</w:t>
       </w:r>
       <w:r>
         <w:rPr>
+          <w:b/>
+          <w:lang w:val="fr-FR"/>
+        </w:rPr>
+        <w:t xml:space="preserve"> et incertitude climatique</w:t>
+      </w:r>
+      <w:r>
+        <w:rPr>
+          <w:b/>
+          <w:lang w:val="fr-FR"/>
+        </w:rPr>
+        <w:t>.</w:t>
+      </w:r>
+      <w:r>
+        <w:rPr>
           <w:lang w:val="fr-FR"/>
         </w:rPr>
         <w:t xml:space="preserve"> L'année climatique moyenne et le climat mensuel réparti uniformément ne représentent ni la séquence réelle des pluies ni l'année sèche (quinquennale sèche) qui dimensionne en pratique les installations.</w:t>
+      </w:r>
+      <w:r>
+        <w:rPr>
+          <w:lang w:val="fr-FR"/>
+        </w:rPr>
+        <w:t xml:space="preserve"> </w:t>
+      </w:r>
+      <w:r>
+        <w:rPr>
+          <w:lang w:val="fr-FR"/>
+        </w:rPr>
+        <w:t>Un seul modèle climatique (ALADIN63) pour la méthode SGPE et un seul narratif pour MAELIA : la dispersion des projections n'est pas représentée.</w:t>
       </w:r>
     </w:p>
     <w:p>
@@ -4068,62 +3661,65 @@
           <w:b/>
           <w:lang w:val="fr-FR"/>
         </w:rPr>
-        <w:t>Incertitude climatique.</w:t>
+        <w:t>Paramètres agronomiques.</w:t>
       </w:r>
       <w:r>
         <w:rPr>
           <w:lang w:val="fr-FR"/>
         </w:rPr>
-        <w:t xml:space="preserve"> Un seul modèle climatique (ALADIN63) pour la méthode SGPE et un seul narratif pour MAELIA : la dispersion des projections n'est pas représentée.</w:t>
+        <w:t xml:space="preserve"> Calendriers culturaux nationaux (Kc mensuels) ; réserve utile et profondeur de sol moyennées à la commune. </w:t>
+      </w:r>
+      <w:r>
+        <w:rPr>
+          <w:lang w:val="fr-FR"/>
+        </w:rPr>
+        <w:t>L'accord avec</w:t>
+      </w:r>
+      <w:r>
+        <w:rPr>
+          <w:lang w:val="fr-FR"/>
+        </w:rPr>
+        <w:t xml:space="preserve"> les </w:t>
+      </w:r>
+      <w:r>
+        <w:rPr>
+          <w:lang w:val="fr-FR"/>
+        </w:rPr>
+        <w:t>simulations de</w:t>
+      </w:r>
+      <w:r>
+        <w:rPr>
+          <w:lang w:val="fr-FR"/>
+        </w:rPr>
+        <w:t xml:space="preserve"> MAELIA reste faible pour les cultures d'hiver.</w:t>
       </w:r>
     </w:p>
     <w:p>
       <w:pPr>
         <w:pStyle w:val="Listepuces"/>
         <w:spacing w:after="40"/>
+        <w:rPr>
+          <w:lang w:val="fr-FR"/>
+        </w:rPr>
       </w:pPr>
       <w:r>
         <w:rPr>
           <w:b/>
           <w:lang w:val="fr-FR"/>
         </w:rPr>
-        <w:t>Paramètres agronomiques.</w:t>
+        <w:t>Rendements.</w:t>
       </w:r>
       <w:r>
         <w:rPr>
           <w:lang w:val="fr-FR"/>
         </w:rPr>
-        <w:t xml:space="preserve"> Calendriers culturaux nationaux (</w:t>
+        <w:t xml:space="preserve"> La relation saisonnière de la FAO n'est pas calée sur des rendements observés ; les rendements de référence sont des moyennes nationales.</w:t>
       </w:r>
-      <w:proofErr w:type="spellStart"/>
       <w:r>
         <w:rPr>
           <w:lang w:val="fr-FR"/>
         </w:rPr>
-        <w:t>Kc</w:t>
-      </w:r>
-      <w:proofErr w:type="spellEnd"/>
-      <w:r>
-        <w:rPr>
-          <w:lang w:val="fr-FR"/>
-        </w:rPr>
-        <w:t xml:space="preserve"> mensuels) ; réserve utile et profondeur de sol moyennées à la commune. </w:t>
-      </w:r>
-      <w:proofErr w:type="spellStart"/>
-      <w:r>
-        <w:t>L'accord</w:t>
-      </w:r>
-      <w:proofErr w:type="spellEnd"/>
-      <w:r>
-        <w:t xml:space="preserve"> avec MAELIA </w:t>
-      </w:r>
-      <w:proofErr w:type="spellStart"/>
-      <w:r>
-        <w:t>reste</w:t>
-      </w:r>
-      <w:proofErr w:type="spellEnd"/>
-      <w:r>
-        <w:t xml:space="preserve"> faible pour les cultures d'hiver.</w:t>
+        <w:t xml:space="preserve"> Le rendement irrigué n'est pas relié au volume d'eau apporté ni à la conduite des apports (dates et modalités) ; ce lien pourra être consolidé à l'aide de modèles de type Optirrig.</w:t>
       </w:r>
     </w:p>
     <w:p>
@@ -4139,13 +3735,13 @@
           <w:b/>
           <w:lang w:val="fr-FR"/>
         </w:rPr>
-        <w:t>Rendements.</w:t>
+        <w:t xml:space="preserve">Rendement pluvial des cultures maraîchères. </w:t>
       </w:r>
       <w:r>
         <w:rPr>
           <w:lang w:val="fr-FR"/>
         </w:rPr>
-        <w:t xml:space="preserve"> La relation saisonnière de la FAO n'est pas calée sur des rendements observés ; les rendements de référence sont des moyennes nationales.</w:t>
+        <w:t xml:space="preserve">Faute de savoir encore modéliser la production sans irrigation des cultures maraîchères conduites quasi exclusivement en irrigué, leur rendement pluvial est fixé à 0 dans le référentiel (tomate d'industrie) : la totalité du rendement est alors attribuée à l'irrigation, soit un gain d'environ 12 600 €/ha pour la tomate d'industrie. C'est l'une des limites les plus importantes de l'outil : pour ces cultures, le gain et le bilan sont fortement surestimés et ne doivent pas être interprétés comme la rentabilité de l'irrigation seule.</w:t>
       </w:r>
     </w:p>
     <w:p>
@@ -4169,35 +3765,82 @@
         </w:rPr>
         <w:t xml:space="preserve"> Plusieurs paramètres reposent sur des hypothèses de travail ou sur une source unique (coût des retenues, ASA, taux de redevance de trois agences, coût de l'énergie) et sont à consolider.</w:t>
       </w:r>
-    </w:p>
-    <w:p>
-      <w:pPr>
-        <w:spacing w:before="80"/>
-        <w:rPr>
-          <w:lang w:val="fr-FR"/>
-        </w:rPr>
-      </w:pPr>
       <w:r>
         <w:rPr>
           <w:lang w:val="fr-FR"/>
         </w:rPr>
-        <w:t>Les pistes d'amélioration portent sur des calendriers culturaux régionaux, le calage de Ky sur les rendements irrigués et non irrigués observés (Agreste), l'usage du climat journalier DRIAS et d'une année sèche, et le recours à un ensemble de modèles climatiques.</w:t>
+        <w:t xml:space="preserve"> Pour le coût des infrastructures de type retenue, cette consolidation pourra s'appuyer sur des entretiens avec des acteurs de terrain, tels que les agences de l'eau.</w:t>
       </w:r>
     </w:p>
     <w:p>
       <w:pPr>
-        <w:spacing w:after="200" w:line="276" w:lineRule="auto"/>
-        <w:jc w:val="left"/>
-        <w:rPr>
-          <w:rFonts w:cs="Garamond"/>
+        <w:pStyle w:val="Listepuces"/>
+        <w:spacing w:after="40"/>
+        <w:rPr>
+          <w:lang w:val="fr-FR"/>
+        </w:rPr>
+      </w:pPr>
+      <w:r>
+        <w:rPr>
           <w:b/>
-          <w:bCs/>
-          <w:color w:val="1F2A5A"/>
-          <w:sz w:val="28"/>
-          <w:szCs w:val="28"/>
+          <w:lang w:val="fr-FR"/>
+        </w:rPr>
+        <w:t xml:space="preserve">Retenues. </w:t>
+      </w:r>
+      <w:r>
+        <w:rPr>
+          <w:lang w:val="fr-FR"/>
+        </w:rPr>
+        <w:t xml:space="preserve">Les pertes par évaporation et par infiltration des retenues ne sont pas comptabilisées : la capacité est dimensionnée sur le seul volume prélevé, ce qui sous-estime la capacité nécessaire, et donc le coût de l'ouvrage et, pour une retenue par pompage, l'énergie de remplissage.</w:t>
+      </w:r>
+    </w:p>
+    <w:p>
+      <w:pPr>
+        <w:pStyle w:val="Listepuces"/>
+        <w:rPr>
+          <w:color w:val="000000"/>
           <w:lang w:val="fr-FR"/>
         </w:rPr>
       </w:pPr>
+      <w:r>
+        <w:rPr>
+          <w:b/>
+          <w:color w:val="000000"/>
+          <w:lang w:val="fr-FR"/>
+        </w:rPr>
+        <w:t>Énergie.</w:t>
+      </w:r>
+      <w:r>
+        <w:rPr>
+          <w:color w:val="000000"/>
+          <w:lang w:val="fr-FR"/>
+        </w:rPr>
+        <w:t xml:space="preserve"> Le forfait de 7 c€/m³ ne traduit pas la variabilité de la consommation d'énergie selon les équipements et les besoins de pompage ; ce poste est à affiner.</w:t>
+      </w:r>
+    </w:p>
+    <w:p>
+      <w:pPr>
+        <w:pStyle w:val="Listepuces"/>
+        <w:rPr>
+          <w:color w:val="000000"/>
+          <w:lang w:val="fr-FR"/>
+        </w:rPr>
+      </w:pPr>
+      <w:r>
+        <w:rPr>
+          <w:b/>
+          <w:color w:val="000000"/>
+          <w:lang w:val="fr-FR"/>
+        </w:rPr>
+        <w:t>Échelle d'analyse.</w:t>
+      </w:r>
+      <w:r>
+        <w:rPr>
+          <w:color w:val="000000"/>
+          <w:lang w:val="fr-FR"/>
+        </w:rPr>
+        <w:t xml:space="preserve"> L'approche est conduite à l'échelle de la parcelle et non de l'exploitation : elle n'évalue ni la rentabilité pour l'exploitation dans son ensemble, ni la répartition optimale des volumes d'eau entre parcelles. Certains coûts, comme le déplacement des équipements mobiles entre parcelles, ne sont pas inclus.</w:t>
+      </w:r>
       <w:r>
         <w:rPr>
           <w:lang w:val="fr-FR"/>
@@ -4243,25 +3886,7 @@
           <w:sz w:val="20"/>
           <w:lang w:val="fr-FR"/>
         </w:rPr>
-        <w:t xml:space="preserve"> (feuille </w:t>
-      </w:r>
-      <w:proofErr w:type="spellStart"/>
-      <w:r>
-        <w:rPr>
-          <w:color w:val="555555"/>
-          <w:sz w:val="20"/>
-          <w:lang w:val="fr-FR"/>
-        </w:rPr>
-        <w:t>References</w:t>
-      </w:r>
-      <w:proofErr w:type="spellEnd"/>
-      <w:r>
-        <w:rPr>
-          <w:color w:val="555555"/>
-          <w:sz w:val="20"/>
-          <w:lang w:val="fr-FR"/>
-        </w:rPr>
-        <w:t>), où chaque valeur est rattachée à sa source.</w:t>
+        <w:t xml:space="preserve"> (feuille References), où chaque valeur est rattachée à sa source.</w:t>
       </w:r>
     </w:p>
     <w:p>
@@ -4295,7 +3920,7 @@
           <w:sz w:val="20"/>
           <w:lang w:val="fr-FR"/>
         </w:rPr>
-        <w:t>Agence de l'eau Adour-Garonne. (s.d.-c). Les redevances perçues par l'Agence liées à l'agriculture. http://www.eau-adour-garonne.fr/fr/eau-et-activites-economiques/agriculture/les-redevances-percues-par-l-agence-liees-a-l-agriculture.html</w:t>
+        <w:t xml:space="preserve">Agence de l'eau Adour-Garonne. (s.d.). Les redevances perçues par l'Agence liées à l'agriculture. http://www.eau-adour-garonne.fr/fr/eau-et-activites-economiques/agriculture/les-redevances-percues-par-l-agence-liees-a-l-agriculture.html</w:t>
       </w:r>
     </w:p>
     <w:p>
@@ -4397,23 +4022,7 @@
           <w:sz w:val="20"/>
           <w:lang w:val="fr-FR"/>
         </w:rPr>
-        <w:t xml:space="preserve">Agreste (2020) Enquête pratiques culturales en grandes cultures en 2021 - </w:t>
-      </w:r>
-      <w:proofErr w:type="spellStart"/>
-      <w:r>
-        <w:rPr>
-          <w:sz w:val="20"/>
-          <w:lang w:val="fr-FR"/>
-        </w:rPr>
-        <w:t>AuRA</w:t>
-      </w:r>
-      <w:proofErr w:type="spellEnd"/>
-      <w:r>
-        <w:rPr>
-          <w:sz w:val="20"/>
-          <w:lang w:val="fr-FR"/>
-        </w:rPr>
-        <w:t xml:space="preserve"> https://draaf.auvergne-rhone-alpes.agriculture.gouv.fr/IMG/pdf/20_essentiel_pkgc2021.pdf</w:t>
+        <w:t xml:space="preserve">Agreste. (2021). Enquête Pratiques culturales en grandes cultures 2021 – Auvergne-Rhône-Alpes. https://draaf.auvergne-rhone-alpes.agriculture.gouv.fr/IMG/pdf/20_essentiel_pkgc2021.pdf</w:t>
       </w:r>
     </w:p>
     <w:p>
@@ -4430,7 +4039,7 @@
           <w:sz w:val="20"/>
           <w:lang w:val="fr-FR"/>
         </w:rPr>
-        <w:t>Agreste (2020) Enquête pratiques culturales en grandes cultures et prairies 2017 - Principaux résultats https://agreste.agriculture.gouv.fr/agreste-web/disaron/Chd2009/detail/</w:t>
+        <w:t xml:space="preserve">Agreste. (2020). Enquête Pratiques culturales en grandes cultures et prairies 2017 – Principaux résultats. https://agreste.agriculture.gouv.fr/agreste-web/disaron/Chd2009/detail/</w:t>
       </w:r>
     </w:p>
     <w:p>
@@ -4464,7 +4073,7 @@
           <w:sz w:val="20"/>
           <w:lang w:val="fr-FR"/>
         </w:rPr>
-        <w:t>Agreste. (2025). Statistique agricole annuelle 2024 – chiffres provisoires. Chiffres et données n° 2025-9. https://agreste.agriculture.gouv.fr/agreste-web/download/publication/publie/Chd2509/cd2025-9_SAA2024-Provisoire.pdf</w:t>
+        <w:t xml:space="preserve">Agreste. (2025a). Statistique agricole annuelle 2024 – chiffres provisoires. Chiffres et données n° 2025-9. https://agreste.agriculture.gouv.fr/agreste-web/download/publication/publie/Chd2509/cd2025-9_SAA2024-Provisoire.pdf</w:t>
       </w:r>
     </w:p>
     <w:p>
@@ -4481,7 +4090,7 @@
           <w:sz w:val="20"/>
           <w:lang w:val="fr-FR"/>
         </w:rPr>
-        <w:t>Agreste. (2025). Statistique agricole annuelle – rendements du maïs grain irrigué et non irrigué, campagnes 2024-2025. Ministère de l'Agriculture et de la Souveraineté alimentaire.</w:t>
+        <w:t xml:space="preserve">Agreste. (2025b). Statistique agricole annuelle – rendements du maïs grain irrigué et non irrigué, campagnes 2024-2025. Ministère de l'Agriculture et de la Souveraineté alimentaire.</w:t>
       </w:r>
     </w:p>
     <w:p>
@@ -4528,7 +4137,7 @@
           <w:sz w:val="20"/>
           <w:lang w:val="fr-FR"/>
         </w:rPr>
-        <w:t>ARVALIS – Institut du végétal. (2018, juin). Les vrai-faux de l'irrigation. Perspectives Agricoles / Choisir &amp; Décider. https://agreste.agriculture.gouv.fr/agreste-web/disaron/Chd2009/detail/</w:t>
+        <w:t xml:space="preserve">ARVALIS – Institut du végétal. (2018, juin). Les vrai-faux de l'irrigation. Perspectives Agricoles / Choisir &amp; Décider.</w:t>
       </w:r>
     </w:p>
     <w:p>
@@ -4545,7 +4154,7 @@
           <w:sz w:val="20"/>
           <w:lang w:val="fr-FR"/>
         </w:rPr>
-        <w:t>ARVALIS – Institut du végétal. (2025). Bilan de la campagne d'irrigation du maïs 2025. https://draaf.auvergne-rhone-alpes.agriculture.gouv.fr/IMG/pdf/20_essentiel_pkgc2021.pdf</w:t>
+        <w:t xml:space="preserve">ARVALIS – Institut du végétal. (2025). Bilan de la campagne d'irrigation du maïs 2025.</w:t>
       </w:r>
     </w:p>
     <w:p>
@@ -4562,23 +4171,7 @@
           <w:sz w:val="20"/>
           <w:lang w:val="fr-FR"/>
         </w:rPr>
-        <w:t xml:space="preserve">ARVALIS – Institut du végétal. (s.d.-b). Efficience de l'eau d'irrigation des grandes cultures : repères de gain de rendement par tranche de 10 </w:t>
-      </w:r>
-      <w:proofErr w:type="spellStart"/>
-      <w:r>
-        <w:rPr>
-          <w:sz w:val="20"/>
-          <w:lang w:val="fr-FR"/>
-        </w:rPr>
-        <w:t>mm.</w:t>
-      </w:r>
-      <w:proofErr w:type="spellEnd"/>
-      <w:r>
-        <w:rPr>
-          <w:sz w:val="20"/>
-          <w:lang w:val="fr-FR"/>
-        </w:rPr>
-        <w:t xml:space="preserve"> Perspectives agricoles.</w:t>
+        <w:t xml:space="preserve">ARVALIS – Institut du végétal. (s.d.). Efficience de l'eau d'irrigation des grandes cultures : repères de gain de rendement par tranche de 10 mm. Perspectives agricoles.</w:t>
       </w:r>
     </w:p>
     <w:p>
@@ -4595,7 +4188,7 @@
           <w:sz w:val="20"/>
           <w:lang w:val="fr-FR"/>
         </w:rPr>
-        <w:t>BRL (2025) Mémento irrigation https://www.brl.fr/phototheque/photos/memento/2025/Memento%20irrigation%202024_Web.pdf?_t=1768474480</w:t>
+        <w:t xml:space="preserve">BRL. (2025). Mémento irrigation https://www.brl.fr/phototheque/photos/memento/2025/Memento%20irrigation%202024_Web.pdf?_t=1768474480</w:t>
       </w:r>
     </w:p>
     <w:p>
@@ -4612,7 +4205,7 @@
           <w:sz w:val="20"/>
           <w:lang w:val="fr-FR"/>
         </w:rPr>
-        <w:t>Chambre d'agriculture de Saône-et-Loire. (2024, décembre). Forage, retenue d'eau, prélèvement en nappe souterraine et cours d'eau [Fiche de conseil collectif, Conduites techniques des cultures].</w:t>
+        <w:t xml:space="preserve">Chambre d'agriculture de Saône-et-Loire. (2024, décembre). Forage, retenue d'eau, prélèvement en nappe souterraine et cours d'eau [Fiche de conseil collectif, Conduites techniques des cultures].</w:t>
       </w:r>
     </w:p>
     <w:p>
@@ -4646,7 +4239,7 @@
           <w:sz w:val="20"/>
           <w:lang w:val="fr-FR"/>
         </w:rPr>
-        <w:t>Chambre d'agriculture Hauts-de-France. (2023). Guide de l'irrigation – matériels, coûts et économies d'eau (canon-enrouleur, rampe, pivot, goutte-à-goutte). https://www.lebetteravier.fr/2025/09/29/comparez-le-prix-des-betteraves-en-france-et-en-europe/</w:t>
+        <w:t xml:space="preserve">Chambre d'agriculture Hauts-de-France. (2023). Guide de l'irrigation – matériels, coûts et économies d'eau (canon-enrouleur, rampe, pivot, goutte-à-goutte).</w:t>
       </w:r>
     </w:p>
     <w:p>
@@ -4664,7 +4257,7 @@
           <w:lang w:val="fr-FR"/>
         </w:rPr>
         <w:lastRenderedPageBreak/>
-        <w:t>Chambre d'agriculture Hauts-de-France. (27/01/2026) Prix de la paille et des fourrages : barème pour l'année 2025 https://hautsdefrance.chambres-agriculture.fr/actualites/actualite/prix-de-la-paille-et-des-fourrages-bareme-pour-lannee-2025</w:t>
+        <w:t xml:space="preserve">Chambre d'agriculture Hauts-de-France. (2026, 27 janvier). Prix de la paille et des fourrages : barème pour l'année 2025 https://hautsdefrance.chambres-agriculture.fr/actualites/actualite/prix-de-la-paille-et-des-fourrages-bareme-pour-lannee-2025</w:t>
       </w:r>
     </w:p>
     <w:p>
@@ -4681,39 +4274,24 @@
           <w:sz w:val="20"/>
           <w:lang w:val="fr-FR"/>
         </w:rPr>
-        <w:t xml:space="preserve">Chambre d'agriculture </w:t>
+        <w:t xml:space="preserve">Chambre d'agriculture Provence-Alpes-Côte d'Azur. (2025, 23 juin). La tomate "industrie", nouvelle manne pour les agriculteurs provençaux ?</w:t>
       </w:r>
-      <w:proofErr w:type="spellStart"/>
+    </w:p>
+    <w:p>
+      <w:pPr>
+        <w:spacing w:after="60" w:line="240" w:lineRule="auto"/>
+        <w:ind w:left="454" w:hanging="454"/>
+        <w:jc w:val="left"/>
+        <w:rPr>
+          <w:lang w:val="fr-FR"/>
+        </w:rPr>
+      </w:pPr>
       <w:r>
         <w:rPr>
           <w:sz w:val="20"/>
           <w:lang w:val="fr-FR"/>
         </w:rPr>
-        <w:t>Provence-Alpes-Côtes</w:t>
-      </w:r>
-      <w:proofErr w:type="spellEnd"/>
-      <w:r>
-        <w:rPr>
-          <w:sz w:val="20"/>
-          <w:lang w:val="fr-FR"/>
-        </w:rPr>
-        <w:t xml:space="preserve"> d'Azur (23/06/2025) La tomate "industrie", nouvelle manne pour les agriculteurs </w:t>
-      </w:r>
-      <w:proofErr w:type="spellStart"/>
-      <w:r>
-        <w:rPr>
-          <w:sz w:val="20"/>
-          <w:lang w:val="fr-FR"/>
-        </w:rPr>
-        <w:t>provencaux</w:t>
-      </w:r>
-      <w:proofErr w:type="spellEnd"/>
-      <w:r>
-        <w:rPr>
-          <w:sz w:val="20"/>
-          <w:lang w:val="fr-FR"/>
-        </w:rPr>
-        <w:t xml:space="preserve"> ?</w:t>
+        <w:t xml:space="preserve">Chambre régionale d'agriculture d'Occitanie. (2025). L'amandier : l'option « intermédiaire » vente directe et/ou grossiste ; fiche Animbio amande 2025. https://opera-connaissances.chambres-agriculture.fr/doc_num.php?explnum_id=207984</w:t>
       </w:r>
     </w:p>
     <w:p>
@@ -4747,7 +4325,7 @@
           <w:sz w:val="20"/>
           <w:lang w:val="fr-FR"/>
         </w:rPr>
-        <w:t>Chambres d'agriculture. (2025). Coûts des matériels agricoles 2025 : barème d'entraide et coût de la main-d'œuvre.</w:t>
+        <w:t xml:space="preserve">Chambres d'agriculture. (2025). Coûts des matériels agricoles 2025 : barème d'entraide et coût de la main-d'œuvre.</w:t>
       </w:r>
     </w:p>
     <w:p>
@@ -4764,40 +4342,7 @@
           <w:sz w:val="20"/>
           <w:lang w:val="fr-FR"/>
         </w:rPr>
-        <w:t xml:space="preserve">Chambres d'agriculture. (2025). L'amandier : l'option « intermédiaire » vente directe et/ou grossiste ; Fiche </w:t>
-      </w:r>
-      <w:proofErr w:type="spellStart"/>
-      <w:r>
-        <w:rPr>
-          <w:sz w:val="20"/>
-          <w:lang w:val="fr-FR"/>
-        </w:rPr>
-        <w:t>animbio</w:t>
-      </w:r>
-      <w:proofErr w:type="spellEnd"/>
-      <w:r>
-        <w:rPr>
-          <w:sz w:val="20"/>
-          <w:lang w:val="fr-FR"/>
-        </w:rPr>
-        <w:t xml:space="preserve"> amande 2025 (Chambre régionale d'agriculture d'Occitanie). https://opera-connaissances.chambres-agriculture.fr/doc_num.php?explnum_id=207984</w:t>
-      </w:r>
-    </w:p>
-    <w:p>
-      <w:pPr>
-        <w:spacing w:after="60" w:line="240" w:lineRule="auto"/>
-        <w:ind w:left="454" w:hanging="454"/>
-        <w:jc w:val="left"/>
-        <w:rPr>
-          <w:lang w:val="fr-FR"/>
-        </w:rPr>
-      </w:pPr>
-      <w:r>
-        <w:rPr>
-          <w:sz w:val="20"/>
-          <w:lang w:val="fr-FR"/>
-        </w:rPr>
-        <w:t>Conseil général de l'Environnement et du Développement Durable. (2020). [Référence à compléter — rapport source du chiffre de 7 c€/m³ retenu pour le coût de l'énergie de pompage en irrigation].</w:t>
+        <w:t xml:space="preserve">Conseil général de l'environnement et du développement durable &amp; Conseil général de l'alimentation, de l'agriculture et des espaces ruraux. (2020). Changement climatique, eau, agriculture – Quelles trajectoires d'ici 2050 ? Rapport conjoint CGEDD-CGAAER, p. 269 (coût de l'énergie de pompage en irrigation, 7 c€/m³).</w:t>
       </w:r>
     </w:p>
     <w:p>
@@ -4824,23 +4369,7 @@
           <w:sz w:val="20"/>
           <w:lang w:val="nl-NL"/>
         </w:rPr>
-        <w:t xml:space="preserve">Doorenbos, J., &amp; </w:t>
-      </w:r>
-      <w:proofErr w:type="spellStart"/>
-      <w:r>
-        <w:rPr>
-          <w:sz w:val="20"/>
-          <w:lang w:val="nl-NL"/>
-        </w:rPr>
-        <w:t>Kassam</w:t>
-      </w:r>
-      <w:proofErr w:type="spellEnd"/>
-      <w:r>
-        <w:rPr>
-          <w:sz w:val="20"/>
-          <w:lang w:val="nl-NL"/>
-        </w:rPr>
-        <w:t xml:space="preserve">, A. H. (1979). </w:t>
+        <w:t xml:space="preserve">Doorenbos, J., &amp; Kassam, A. H. (1979). </w:t>
       </w:r>
       <w:r>
         <w:rPr>
@@ -4869,55 +4398,7 @@
           <w:sz w:val="20"/>
           <w:lang w:val="fr-FR"/>
         </w:rPr>
-        <w:t xml:space="preserve">(2025). </w:t>
-      </w:r>
-      <w:proofErr w:type="spellStart"/>
-      <w:r>
-        <w:rPr>
-          <w:sz w:val="20"/>
-          <w:lang w:val="fr-FR"/>
-        </w:rPr>
-        <w:t>CropWat</w:t>
-      </w:r>
-      <w:proofErr w:type="spellEnd"/>
-      <w:r>
-        <w:rPr>
-          <w:sz w:val="20"/>
-          <w:lang w:val="fr-FR"/>
-        </w:rPr>
-        <w:t xml:space="preserve">: R </w:t>
-      </w:r>
-      <w:proofErr w:type="spellStart"/>
-      <w:r>
-        <w:rPr>
-          <w:sz w:val="20"/>
-          <w:lang w:val="fr-FR"/>
-        </w:rPr>
-        <w:t>implementation</w:t>
-      </w:r>
-      <w:proofErr w:type="spellEnd"/>
-      <w:r>
-        <w:rPr>
-          <w:sz w:val="20"/>
-          <w:lang w:val="fr-FR"/>
-        </w:rPr>
-        <w:t xml:space="preserve"> of the FAO </w:t>
-      </w:r>
-      <w:proofErr w:type="spellStart"/>
-      <w:r>
-        <w:rPr>
-          <w:sz w:val="20"/>
-          <w:lang w:val="fr-FR"/>
-        </w:rPr>
-        <w:t>CropWat</w:t>
-      </w:r>
-      <w:proofErr w:type="spellEnd"/>
-      <w:r>
-        <w:rPr>
-          <w:sz w:val="20"/>
-          <w:lang w:val="fr-FR"/>
-        </w:rPr>
-        <w:t xml:space="preserve"> model (version 0.3.0) [Logiciel]. INRAE, UMR G-EAU. Jeux de cultures SB2023 calés pour MAELIA sur le bassin de l'Aveyron (Soutif-Bellenger et al., 2023). https://inrae.r-universe.dev/CropWat</w:t>
+        <w:t>(2025). CropWat: R implementation of the FAO CropWat model (version 0.3.0) [Logiciel]. INRAE, UMR G-EAU. Jeux de cultures SB2023 calés pour MAELIA sur le bassin de l'Aveyron (Soutif-Bellenger et al., 2023). https://inrae.r-universe.dev/CropWat</w:t>
       </w:r>
     </w:p>
     <w:p>
@@ -4934,7 +4415,7 @@
           <w:sz w:val="20"/>
           <w:lang w:val="fr-FR"/>
         </w:rPr>
-        <w:t>DRAAF Occitanie (2017) L’irrigation vectrice de la production fruitière - Analyses &amp; Etudes n°4 - Octobre 2017 https://draaf.occitanie.agriculture.gouv.fr/l-irrigation-vectrice-de-la-production-fruitiere-analyses-etudes-no4-octobre-a5055.html</w:t>
+        <w:t xml:space="preserve">DRAAF Occitanie. (2017). L’irrigation vectrice de la production fruitière - Analyses &amp; Etudes n°4 - Octobre 2017 https://draaf.occitanie.agriculture.gouv.fr/l-irrigation-vectrice-de-la-production-fruitiere-analyses-etudes-no4-octobre-a5055.html</w:t>
       </w:r>
     </w:p>
     <w:p>
@@ -4951,7 +4432,7 @@
           <w:sz w:val="20"/>
           <w:lang w:val="fr-FR"/>
         </w:rPr>
-        <w:t>Entretien avec Sébastien Loubier qui indique un prix de retenu compris entre 6 et 12 €/m³ selon le type. Le prix est souvent décroissant avec la capacité et plus faible pour les retenues collinaires avec  peu de travaux de terrassement.</w:t>
+        <w:t>FranceAgriMer. (2026). Historique des prix moyens trimestriels payés aux producteurs – céréales et oléoprotéagineux, campagnes 2004/05 à 2025/26 (données arrêtées au 31 mars 2026) [Jeu de données]. VISIONet / data.gouv.fr. https://www.data.gouv.fr/datasets/historique-des-prix-moyens-mensuels-et-trimestriels-payes-aux-producteurs-depuis-2005-cereales-et-oleoproteagineux/</w:t>
       </w:r>
     </w:p>
     <w:p>
@@ -4968,23 +4449,7 @@
           <w:sz w:val="20"/>
           <w:lang w:val="fr-FR"/>
         </w:rPr>
-        <w:t xml:space="preserve">FranceAgriMer. (2026). Historique des prix moyens trimestriels payés aux producteurs – céréales et oléoprotéagineux, campagnes 2004/05 à 2025/26 (données arrêtées au 31 mars 2026) [Jeu de données]. </w:t>
-      </w:r>
-      <w:proofErr w:type="spellStart"/>
-      <w:r>
-        <w:rPr>
-          <w:sz w:val="20"/>
-          <w:lang w:val="fr-FR"/>
-        </w:rPr>
-        <w:t>VISIONet</w:t>
-      </w:r>
-      <w:proofErr w:type="spellEnd"/>
-      <w:r>
-        <w:rPr>
-          <w:sz w:val="20"/>
-          <w:lang w:val="fr-FR"/>
-        </w:rPr>
-        <w:t xml:space="preserve"> / data.gouv.fr. https://www.data.gouv.fr/datasets/historique-des-prix-moyens-mensuels-et-trimestriels-payes-aux-producteurs-depuis-2005-cereales-et-oleoproteagineux/</w:t>
+        <w:t>Granier, J., &amp; Deumier, J.-M. (2013). Efficacité d'application et qualité de la répartition de l'eau selon les matériels d'irrigation. Sciences Eaux &amp; Territoires, (11). Repris dans ARVALIS – Institut du végétal (2014), Perspectives agricoles, (415), tableau 1. https://www.perspectives-agricoles.com/sites/default/files/imported_files/415_992172363062006706.pdf</w:t>
       </w:r>
     </w:p>
     <w:p>
@@ -4996,70 +4461,12 @@
           <w:lang w:val="fr-FR"/>
         </w:rPr>
       </w:pPr>
-      <w:proofErr w:type="spellStart"/>
       <w:r>
         <w:rPr>
           <w:sz w:val="20"/>
           <w:lang w:val="fr-FR"/>
         </w:rPr>
-        <w:t>Granier</w:t>
-      </w:r>
-      <w:proofErr w:type="spellEnd"/>
-      <w:r>
-        <w:rPr>
-          <w:sz w:val="20"/>
-          <w:lang w:val="fr-FR"/>
-        </w:rPr>
-        <w:t xml:space="preserve">, J., &amp; </w:t>
-      </w:r>
-      <w:proofErr w:type="spellStart"/>
-      <w:r>
-        <w:rPr>
-          <w:sz w:val="20"/>
-          <w:lang w:val="fr-FR"/>
-        </w:rPr>
-        <w:t>Deumier</w:t>
-      </w:r>
-      <w:proofErr w:type="spellEnd"/>
-      <w:r>
-        <w:rPr>
-          <w:sz w:val="20"/>
-          <w:lang w:val="fr-FR"/>
-        </w:rPr>
-        <w:t>, J.-M. (2013). Efficacité d'application et qualité de la répartition de l'eau selon les matériels d'irrigation. Sciences Eaux &amp; Territoires, (11). Repris dans ARVALIS – Institut du végétal (2014), Perspectives agricoles, (415), tableau 1. https://www.perspectives-agricoles.com/sites/default/files/imported_files/415_992172363062006706.pdf</w:t>
-      </w:r>
-    </w:p>
-    <w:p>
-      <w:pPr>
-        <w:spacing w:after="60" w:line="240" w:lineRule="auto"/>
-        <w:ind w:left="454" w:hanging="454"/>
-        <w:jc w:val="left"/>
-        <w:rPr>
-          <w:lang w:val="fr-FR"/>
-        </w:rPr>
-      </w:pPr>
-      <w:r>
-        <w:rPr>
-          <w:sz w:val="20"/>
-          <w:lang w:val="fr-FR"/>
-        </w:rPr>
-        <w:t xml:space="preserve">INRA. (1998). Base de données géographique des sols de France à 1/1 000 000 (version 3.2.8.0). INRA, US </w:t>
-      </w:r>
-      <w:proofErr w:type="spellStart"/>
-      <w:r>
-        <w:rPr>
-          <w:sz w:val="20"/>
-          <w:lang w:val="fr-FR"/>
-        </w:rPr>
-        <w:t>InfoSol</w:t>
-      </w:r>
-      <w:proofErr w:type="spellEnd"/>
-      <w:r>
-        <w:rPr>
-          <w:sz w:val="20"/>
-          <w:lang w:val="fr-FR"/>
-        </w:rPr>
-        <w:t>.</w:t>
+        <w:t>INRA. (1998). Base de données géographique des sols de France à 1/1 000 000 (version 3.2.8.0). INRA, US InfoSol.</w:t>
       </w:r>
     </w:p>
     <w:p>
@@ -5107,39 +4514,7 @@
           <w:sz w:val="20"/>
           <w:lang w:val="fr-FR"/>
         </w:rPr>
-        <w:t xml:space="preserve">Lacroix, B., </w:t>
-      </w:r>
-      <w:proofErr w:type="spellStart"/>
-      <w:r>
-        <w:rPr>
-          <w:sz w:val="20"/>
-          <w:lang w:val="fr-FR"/>
-        </w:rPr>
-        <w:t>Berrodier</w:t>
-      </w:r>
-      <w:proofErr w:type="spellEnd"/>
-      <w:r>
-        <w:rPr>
-          <w:sz w:val="20"/>
-          <w:lang w:val="fr-FR"/>
-        </w:rPr>
-        <w:t xml:space="preserve">, M., Gendre, S., Molle, B., Dejean, C., </w:t>
-      </w:r>
-      <w:proofErr w:type="spellStart"/>
-      <w:r>
-        <w:rPr>
-          <w:sz w:val="20"/>
-          <w:lang w:val="fr-FR"/>
-        </w:rPr>
-        <w:t>Deumier</w:t>
-      </w:r>
-      <w:proofErr w:type="spellEnd"/>
-      <w:r>
-        <w:rPr>
-          <w:sz w:val="20"/>
-          <w:lang w:val="fr-FR"/>
-        </w:rPr>
-        <w:t xml:space="preserve">, J.-M., Fontaine, B., &amp; Bouthier, A. (2015). Quel intérêt du goutte-à-goutte pour l'irrigation des grandes cultures en France ? </w:t>
+        <w:t xml:space="preserve">Lacroix, B., Berrodier, M., Gendre, S., Molle, B., Dejean, C., Deumier, J.-M., Fontaine, B., &amp; Bouthier, A. (2015). Quel intérêt du goutte-à-goutte pour l'irrigation des grandes cultures en France ? </w:t>
       </w:r>
       <w:r>
         <w:rPr>
@@ -5179,7 +4554,7 @@
           <w:sz w:val="20"/>
           <w:lang w:val="fr-FR"/>
         </w:rPr>
-        <w:t>Le Betteravier français. (29/092025). Comparez le prix des betteraves en France et en Europe https://www.lebetteravier.fr/2025/09/29/comparez-le-prix-des-betteraves-en-france-et-en-europe/</w:t>
+        <w:t xml:space="preserve">Le Betteravier français. (2025, 29 septembre). Comparez le prix des betteraves en France et en Europe https://www.lebetteravier.fr/2025/09/29/comparez-le-prix-des-betteraves-en-france-et-en-europe/</w:t>
       </w:r>
     </w:p>
     <w:p>
@@ -5213,39 +4588,7 @@
           <w:sz w:val="20"/>
           <w:lang w:val="fr-FR"/>
         </w:rPr>
-        <w:t xml:space="preserve">Marson, P., Corre, L., </w:t>
-      </w:r>
-      <w:proofErr w:type="spellStart"/>
-      <w:r>
-        <w:rPr>
-          <w:sz w:val="20"/>
-          <w:lang w:val="fr-FR"/>
-        </w:rPr>
-        <w:t>Soubeyroux</w:t>
-      </w:r>
-      <w:proofErr w:type="spellEnd"/>
-      <w:r>
-        <w:rPr>
-          <w:sz w:val="20"/>
-          <w:lang w:val="fr-FR"/>
-        </w:rPr>
-        <w:t xml:space="preserve">, J.-M., </w:t>
-      </w:r>
-      <w:proofErr w:type="spellStart"/>
-      <w:r>
-        <w:rPr>
-          <w:sz w:val="20"/>
-          <w:lang w:val="fr-FR"/>
-        </w:rPr>
-        <w:t>Sauquet</w:t>
-      </w:r>
-      <w:proofErr w:type="spellEnd"/>
-      <w:r>
-        <w:rPr>
-          <w:sz w:val="20"/>
-          <w:lang w:val="fr-FR"/>
-        </w:rPr>
-        <w:t>, E., Robin, Y., Vrac, M., &amp; Dubois, C. (2024). Explore2 – Rapport de synthèse sur les projections climatiques régionalisées. Météo-France, INRAE, Institut Pierre-Simon Laplace. https://hal.inrae.fr/hal-04443633</w:t>
+        <w:t xml:space="preserve">Loubier, S. (2026). Communication personnelle (entretien) : coût de construction des retenues compris entre 6 et 12 €/m³ selon le type, généralement décroissant avec la capacité et plus faible pour les retenues collinaires, qui demandent peu de terrassement.</w:t>
       </w:r>
     </w:p>
     <w:p>
@@ -5262,7 +4605,24 @@
           <w:sz w:val="20"/>
           <w:lang w:val="fr-FR"/>
         </w:rPr>
-        <w:t xml:space="preserve">MASAA (2025) Cahier des charges applicable aux entreprises d'assurance pour la prise en charge partielle de primes et </w:t>
+        <w:t>Marson, P., Corre, L., Soubeyroux, J.-M., Sauquet, E., Robin, Y., Vrac, M., &amp; Dubois, C. (2024). Explore2 – Rapport de synthèse sur les projections climatiques régionalisées. Météo-France, INRAE, Institut Pierre-Simon Laplace. https://hal.inrae.fr/hal-04443633</w:t>
+      </w:r>
+    </w:p>
+    <w:p>
+      <w:pPr>
+        <w:spacing w:after="60" w:line="240" w:lineRule="auto"/>
+        <w:ind w:left="454" w:hanging="454"/>
+        <w:jc w:val="left"/>
+        <w:rPr>
+          <w:lang w:val="fr-FR"/>
+        </w:rPr>
+      </w:pPr>
+      <w:r>
+        <w:rPr>
+          <w:sz w:val="20"/>
+          <w:lang w:val="fr-FR"/>
+        </w:rPr>
+        <w:t xml:space="preserve">MASAA. (2025). Cahier des charges applicable aux entreprises d'assurance pour la prise en charge partielle de primes et </w:t>
       </w:r>
       <w:r>
         <w:rPr>
@@ -5356,23 +4716,7 @@
           <w:sz w:val="20"/>
           <w:lang w:val="fr-FR"/>
         </w:rPr>
-        <w:t>Plateforme des bonnes pratiques pour l'eau du grand Sud-Ouest (2022). Évaluer les économies d'eau potentiellement réalisables par modernisation du système d'irrigation. D'après Serra-</w:t>
-      </w:r>
-      <w:proofErr w:type="spellStart"/>
-      <w:r>
-        <w:rPr>
-          <w:sz w:val="20"/>
-          <w:lang w:val="fr-FR"/>
-        </w:rPr>
-        <w:t>Wittling</w:t>
-      </w:r>
-      <w:proofErr w:type="spellEnd"/>
-      <w:r>
-        <w:rPr>
-          <w:sz w:val="20"/>
-          <w:lang w:val="fr-FR"/>
-        </w:rPr>
-        <w:t xml:space="preserve"> &amp; Molle (INRAE, UMR G-EAU, 2017) pour les efficiences, et Séminaire UMT-Eau (2015) pour le tableau de coûts comparés (30 ha de maïs). https://bonnespratiques-eau.fr/2022/01/12/evaluer-les-economies-deau-potentiellement-realisables-par-modernisation-du-systeme-dirrigation/</w:t>
+        <w:t>Plateforme des bonnes pratiques pour l'eau du grand Sud-Ouest (2022). Évaluer les économies d'eau potentiellement réalisables par modernisation du système d'irrigation. D'après Serra-Wittling &amp; Molle (INRAE, UMR G-EAU, 2017) pour les efficiences, et Séminaire UMT-Eau (2015) pour le tableau de coûts comparés (30 ha de maïs). https://bonnespratiques-eau.fr/2022/01/12/evaluer-les-economies-deau-potentiellement-realisables-par-modernisation-du-systeme-dirrigation/</w:t>
       </w:r>
     </w:p>
     <w:p>
@@ -5380,19 +4724,16 @@
         <w:spacing w:after="60" w:line="240" w:lineRule="auto"/>
         <w:ind w:left="454" w:hanging="454"/>
         <w:jc w:val="left"/>
+        <w:rPr>
+          <w:lang w:val="fr-FR"/>
+        </w:rPr>
       </w:pPr>
       <w:r>
         <w:rPr>
           <w:sz w:val="20"/>
           <w:lang w:val="fr-FR"/>
         </w:rPr>
-        <w:t xml:space="preserve">Riahi, K., Rao, S., Krey, V., Cho, C., Chirkov, V., Fischer, G., Kindermann, G., Nakicenovic, N., &amp; Rafaj, P. (2011). </w:t>
-      </w:r>
-      <w:r>
-        <w:rPr>
-          <w:sz w:val="20"/>
-        </w:rPr>
-        <w:t>RCP 8.5 – A scenario of comparatively high greenhouse gas emissions. Climatic Change, 109(1-2), 33-57. https://doi.org/10.1007/s10584-011-0149-y</w:t>
+        <w:t>Román Dobarco, M., Bourennane, H., Arrouays, D., Saby, N., Cousin, I., &amp; Martin, M. P. (2021). Réservoir utile des sols de la France métropolitaine [Jeu de données]. Recherche Data Gouv. https://doi.org/10.15454/9IRARJ</w:t>
       </w:r>
     </w:p>
     <w:p>
@@ -5404,70 +4745,12 @@
           <w:lang w:val="fr-FR"/>
         </w:rPr>
       </w:pPr>
-      <w:proofErr w:type="spellStart"/>
       <w:r>
         <w:rPr>
           <w:sz w:val="20"/>
           <w:lang w:val="fr-FR"/>
         </w:rPr>
-        <w:t>Román</w:t>
-      </w:r>
-      <w:proofErr w:type="spellEnd"/>
-      <w:r>
-        <w:rPr>
-          <w:sz w:val="20"/>
-          <w:lang w:val="fr-FR"/>
-        </w:rPr>
-        <w:t xml:space="preserve"> Dobarco, M., </w:t>
-      </w:r>
-      <w:proofErr w:type="spellStart"/>
-      <w:r>
-        <w:rPr>
-          <w:sz w:val="20"/>
-          <w:lang w:val="fr-FR"/>
-        </w:rPr>
-        <w:t>Bourennane</w:t>
-      </w:r>
-      <w:proofErr w:type="spellEnd"/>
-      <w:r>
-        <w:rPr>
-          <w:sz w:val="20"/>
-          <w:lang w:val="fr-FR"/>
-        </w:rPr>
-        <w:t xml:space="preserve">, H., </w:t>
-      </w:r>
-      <w:proofErr w:type="spellStart"/>
-      <w:r>
-        <w:rPr>
-          <w:sz w:val="20"/>
-          <w:lang w:val="fr-FR"/>
-        </w:rPr>
-        <w:t>Arrouays</w:t>
-      </w:r>
-      <w:proofErr w:type="spellEnd"/>
-      <w:r>
-        <w:rPr>
-          <w:sz w:val="20"/>
-          <w:lang w:val="fr-FR"/>
-        </w:rPr>
-        <w:t>, D., Saby, N., Cousin, I., &amp; Martin, M. P. (2021). Réservoir utile des sols de la France métropolitaine [Jeu de données]. Recherche Data Gouv. https://doi.org/10.15454/9IRARJ</w:t>
-      </w:r>
-    </w:p>
-    <w:p>
-      <w:pPr>
-        <w:spacing w:after="60" w:line="240" w:lineRule="auto"/>
-        <w:ind w:left="454" w:hanging="454"/>
-        <w:jc w:val="left"/>
-        <w:rPr>
-          <w:lang w:val="fr-FR"/>
-        </w:rPr>
-      </w:pPr>
-      <w:r>
-        <w:rPr>
-          <w:sz w:val="20"/>
-          <w:lang w:val="fr-FR"/>
-        </w:rPr>
-        <w:t>Réseau des Nouvelles des Marchés (consulté en septembre 2026)</w:t>
+        <w:t xml:space="preserve">Réseau des Nouvelles des Marchés (RNM). (2026). Cotations des fruits et légumes (consulté en septembre 2026).</w:t>
       </w:r>
     </w:p>
     <w:p>
@@ -5501,7 +4784,7 @@
           <w:sz w:val="20"/>
           <w:lang w:val="fr-FR"/>
         </w:rPr>
-        <w:t>Secrétariat général à la planification écologique - hypothèses de travail</w:t>
+        <w:t xml:space="preserve">Secrétariat général à la planification écologique. (2026). Hypothèses de travail (valeurs signalées « SGPE, 2026 » dans les annexes).</w:t>
       </w:r>
     </w:p>
     <w:p>
@@ -5518,23 +4801,7 @@
           <w:sz w:val="20"/>
           <w:lang w:val="fr-FR"/>
         </w:rPr>
-        <w:t>Serra-</w:t>
-      </w:r>
-      <w:proofErr w:type="spellStart"/>
-      <w:r>
-        <w:rPr>
-          <w:sz w:val="20"/>
-          <w:lang w:val="fr-FR"/>
-        </w:rPr>
-        <w:t>Wittling</w:t>
-      </w:r>
-      <w:proofErr w:type="spellEnd"/>
-      <w:r>
-        <w:rPr>
-          <w:sz w:val="20"/>
-          <w:lang w:val="fr-FR"/>
-        </w:rPr>
-        <w:t xml:space="preserve">, C., &amp; Molle, B. (2017). Évaluation des économies d'eau à la parcelle réalisables par la modernisation des systèmes d'irrigation. Rapport pour le </w:t>
+        <w:t xml:space="preserve">Serra-Wittling, C., &amp; Molle, B. (2017). Évaluation des économies d'eau à la parcelle réalisables par la modernisation des systèmes d'irrigation. Rapport pour le </w:t>
       </w:r>
       <w:proofErr w:type="gramStart"/>
       <w:r>
@@ -5580,39 +4847,7 @@
           <w:sz w:val="20"/>
           <w:lang w:val="fr-FR"/>
         </w:rPr>
-        <w:t xml:space="preserve">Terres </w:t>
-      </w:r>
-      <w:proofErr w:type="spellStart"/>
-      <w:r>
-        <w:rPr>
-          <w:sz w:val="20"/>
-          <w:lang w:val="fr-FR"/>
-        </w:rPr>
-        <w:t>Inovia</w:t>
-      </w:r>
-      <w:proofErr w:type="spellEnd"/>
-      <w:r>
-        <w:rPr>
-          <w:sz w:val="20"/>
-          <w:lang w:val="fr-FR"/>
-        </w:rPr>
-        <w:t xml:space="preserve"> &amp; </w:t>
-      </w:r>
-      <w:proofErr w:type="spellStart"/>
-      <w:r>
-        <w:rPr>
-          <w:sz w:val="20"/>
-          <w:lang w:val="fr-FR"/>
-        </w:rPr>
-        <w:t>InterChanvre</w:t>
-      </w:r>
-      <w:proofErr w:type="spellEnd"/>
-      <w:r>
-        <w:rPr>
-          <w:sz w:val="20"/>
-          <w:lang w:val="fr-FR"/>
-        </w:rPr>
-        <w:t>. (2026). Chanvre – Guide de culture 2026 ; prix de la paille sous contrat 110 à 130 €/t (presse agricole, 2025). https://www.interchanvre.org/documents/5.actu_presse/documents_de_reference/Guide_chanvre_2026_Terres-Inovia.pdf</w:t>
+        <w:t>Terres Inovia &amp; InterChanvre. (2026). Chanvre – Guide de culture 2026 ; prix de la paille sous contrat 110 à 130 €/t (presse agricole, 2025). https://www.interchanvre.org/documents/5.actu_presse/documents_de_reference/Guide_chanvre_2026_Terres-Inovia.pdf</w:t>
       </w:r>
     </w:p>
     <w:p>
@@ -5629,23 +4864,7 @@
           <w:sz w:val="20"/>
           <w:lang w:val="fr-FR"/>
         </w:rPr>
-        <w:t xml:space="preserve">Terres </w:t>
-      </w:r>
-      <w:proofErr w:type="spellStart"/>
-      <w:r>
-        <w:rPr>
-          <w:sz w:val="20"/>
-          <w:lang w:val="fr-FR"/>
-        </w:rPr>
-        <w:t>Inovia</w:t>
-      </w:r>
-      <w:proofErr w:type="spellEnd"/>
-      <w:r>
-        <w:rPr>
-          <w:sz w:val="20"/>
-          <w:lang w:val="fr-FR"/>
-        </w:rPr>
-        <w:t xml:space="preserve"> (2026) Chanvre - Guide de culture 2026 https://www.terresinovia.fr/sites/default/files/2026-01/guide_culture_chanvre_2026.pdf</w:t>
+        <w:t>Terres Inovia. (s.d.). Irriguer le tournesol : un intérêt accru dans les sols superficiels et intermédiaires. https://www.terresinovia.fr/en/node/409864</w:t>
       </w:r>
     </w:p>
     <w:p>
@@ -5662,23 +4881,20 @@
           <w:sz w:val="20"/>
           <w:lang w:val="fr-FR"/>
         </w:rPr>
-        <w:t xml:space="preserve">Terres </w:t>
+        <w:t xml:space="preserve">Therond, O., Sibertin-Blanc, C., Lardy, R., Gaudou, B., Balestrat, M., Hong, Y., Louail, T., Nguyen, V. B., Panzoli, D., Sanchez-Perez, J.-M., Sauvage, S., Taillandier, P., Vavasseur, M., &amp; Mazzega, P. (2014). </w:t>
       </w:r>
-      <w:proofErr w:type="spellStart"/>
       <w:r>
         <w:rPr>
           <w:sz w:val="20"/>
-          <w:lang w:val="fr-FR"/>
-        </w:rPr>
-        <w:t>Inovia</w:t>
+        </w:rPr>
+        <w:t xml:space="preserve">Integrated modelling of social-ecological systems: The MAELIA high-resolution multi-agent platform to deal with water scarcity problems. In D. P. Ames, N. W. T. Quinn &amp; A. E. Rizzoli (Eds.), Proceedings of the 7th International Congress on Environmental Modelling and Software (iEMSs 2014). </w:t>
       </w:r>
-      <w:proofErr w:type="spellEnd"/>
       <w:r>
         <w:rPr>
           <w:sz w:val="20"/>
           <w:lang w:val="fr-FR"/>
         </w:rPr>
-        <w:t>. (s.d.). Irriguer le tournesol : un intérêt accru dans les sols superficiels et intermédiaires. https://www.terresinovia.fr/en/node/409864</w:t>
+        <w:t>San Diego, CA. — Cartes utilisées : simulations MAELIA 1.4.31 (modèle de culture AqYield), Explore2 narratif violet, RCP4.5, 2020-2040, maille 8 km. https://hal.inrae.fr/hal-02742949</w:t>
       </w:r>
     </w:p>
     <w:p>
@@ -5690,172 +4906,12 @@
           <w:lang w:val="fr-FR"/>
         </w:rPr>
       </w:pPr>
-      <w:proofErr w:type="spellStart"/>
       <w:r>
         <w:rPr>
           <w:sz w:val="20"/>
           <w:lang w:val="fr-FR"/>
         </w:rPr>
-        <w:t>Therond</w:t>
-      </w:r>
-      <w:proofErr w:type="spellEnd"/>
-      <w:r>
-        <w:rPr>
-          <w:sz w:val="20"/>
-          <w:lang w:val="fr-FR"/>
-        </w:rPr>
-        <w:t xml:space="preserve">, O., </w:t>
-      </w:r>
-      <w:proofErr w:type="spellStart"/>
-      <w:r>
-        <w:rPr>
-          <w:sz w:val="20"/>
-          <w:lang w:val="fr-FR"/>
-        </w:rPr>
-        <w:t>Sibertin</w:t>
-      </w:r>
-      <w:proofErr w:type="spellEnd"/>
-      <w:r>
-        <w:rPr>
-          <w:sz w:val="20"/>
-          <w:lang w:val="fr-FR"/>
-        </w:rPr>
-        <w:t xml:space="preserve">-Blanc, C., Lardy, R., </w:t>
-      </w:r>
-      <w:proofErr w:type="spellStart"/>
-      <w:r>
-        <w:rPr>
-          <w:sz w:val="20"/>
-          <w:lang w:val="fr-FR"/>
-        </w:rPr>
-        <w:t>Gaudou</w:t>
-      </w:r>
-      <w:proofErr w:type="spellEnd"/>
-      <w:r>
-        <w:rPr>
-          <w:sz w:val="20"/>
-          <w:lang w:val="fr-FR"/>
-        </w:rPr>
-        <w:t xml:space="preserve">, B., </w:t>
-      </w:r>
-      <w:proofErr w:type="spellStart"/>
-      <w:r>
-        <w:rPr>
-          <w:sz w:val="20"/>
-          <w:lang w:val="fr-FR"/>
-        </w:rPr>
-        <w:t>Balestrat</w:t>
-      </w:r>
-      <w:proofErr w:type="spellEnd"/>
-      <w:r>
-        <w:rPr>
-          <w:sz w:val="20"/>
-          <w:lang w:val="fr-FR"/>
-        </w:rPr>
-        <w:t xml:space="preserve">, M., Hong, Y., </w:t>
-      </w:r>
-      <w:proofErr w:type="spellStart"/>
-      <w:r>
-        <w:rPr>
-          <w:sz w:val="20"/>
-          <w:lang w:val="fr-FR"/>
-        </w:rPr>
-        <w:t>Louail</w:t>
-      </w:r>
-      <w:proofErr w:type="spellEnd"/>
-      <w:r>
-        <w:rPr>
-          <w:sz w:val="20"/>
-          <w:lang w:val="fr-FR"/>
-        </w:rPr>
-        <w:t xml:space="preserve">, T., Nguyen, V. B., </w:t>
-      </w:r>
-      <w:proofErr w:type="spellStart"/>
-      <w:r>
-        <w:rPr>
-          <w:sz w:val="20"/>
-          <w:lang w:val="fr-FR"/>
-        </w:rPr>
-        <w:t>Panzoli</w:t>
-      </w:r>
-      <w:proofErr w:type="spellEnd"/>
-      <w:r>
-        <w:rPr>
-          <w:sz w:val="20"/>
-          <w:lang w:val="fr-FR"/>
-        </w:rPr>
-        <w:t xml:space="preserve">, D., Sanchez-Perez, J.-M., Sauvage, S., Taillandier, P., Vavasseur, M., &amp; </w:t>
-      </w:r>
-      <w:proofErr w:type="spellStart"/>
-      <w:r>
-        <w:rPr>
-          <w:sz w:val="20"/>
-          <w:lang w:val="fr-FR"/>
-        </w:rPr>
-        <w:t>Mazzega</w:t>
-      </w:r>
-      <w:proofErr w:type="spellEnd"/>
-      <w:r>
-        <w:rPr>
-          <w:sz w:val="20"/>
-          <w:lang w:val="fr-FR"/>
-        </w:rPr>
-        <w:t xml:space="preserve">, P. (2014). </w:t>
-      </w:r>
-      <w:r>
-        <w:rPr>
-          <w:sz w:val="20"/>
-        </w:rPr>
-        <w:t xml:space="preserve">Integrated modelling of social-ecological systems: The MAELIA high-resolution multi-agent platform to deal with water scarcity problems. In D. P. Ames, N. W. T. Quinn &amp; A. E. Rizzoli (Eds.), Proceedings of the 7th International Congress on Environmental Modelling and Software (iEMSs 2014). </w:t>
-      </w:r>
-      <w:r>
-        <w:rPr>
-          <w:sz w:val="20"/>
-          <w:lang w:val="fr-FR"/>
-        </w:rPr>
-        <w:t xml:space="preserve">San Diego, CA. — Cartes utilisées : simulations MAELIA 1.4.31 (modèle de culture </w:t>
-      </w:r>
-      <w:proofErr w:type="spellStart"/>
-      <w:r>
-        <w:rPr>
-          <w:sz w:val="20"/>
-          <w:lang w:val="fr-FR"/>
-        </w:rPr>
-        <w:t>AqYield</w:t>
-      </w:r>
-      <w:proofErr w:type="spellEnd"/>
-      <w:r>
-        <w:rPr>
-          <w:sz w:val="20"/>
-          <w:lang w:val="fr-FR"/>
-        </w:rPr>
-        <w:t>), Explore2 narratif violet, RCP4.5, 2020-2040, maille 8 km. https://hal.inrae.fr/hal-02742949</w:t>
-      </w:r>
-    </w:p>
-    <w:p>
-      <w:pPr>
-        <w:spacing w:after="60" w:line="240" w:lineRule="auto"/>
-        <w:ind w:left="454" w:hanging="454"/>
-        <w:jc w:val="left"/>
-        <w:rPr>
-          <w:lang w:val="fr-FR"/>
-        </w:rPr>
-      </w:pPr>
-      <w:proofErr w:type="spellStart"/>
-      <w:r>
-        <w:rPr>
-          <w:sz w:val="20"/>
-          <w:lang w:val="fr-FR"/>
-        </w:rPr>
-        <w:t>Weenat</w:t>
-      </w:r>
-      <w:proofErr w:type="spellEnd"/>
-      <w:r>
-        <w:rPr>
-          <w:sz w:val="20"/>
-          <w:lang w:val="fr-FR"/>
-        </w:rPr>
-        <w:t>. (2024). Irrigation de l'abricotier : besoins et rendements [Article en ligne].</w:t>
+        <w:t>Weenat. (2024). Irrigation de l'abricotier : besoins et rendements [Article en ligne].</w:t>
       </w:r>
     </w:p>
     <w:p>
@@ -5908,21 +4964,7 @@
         <w:rPr>
           <w:lang w:val="fr-FR"/>
         </w:rPr>
-        <w:t xml:space="preserve">Paramètres des cultures de la méthode SGPE : </w:t>
-      </w:r>
-      <w:proofErr w:type="spellStart"/>
-      <w:r>
-        <w:rPr>
-          <w:lang w:val="fr-FR"/>
-        </w:rPr>
-        <w:t>Kc</w:t>
-      </w:r>
-      <w:proofErr w:type="spellEnd"/>
-      <w:r>
-        <w:rPr>
-          <w:lang w:val="fr-FR"/>
-        </w:rPr>
-        <w:t xml:space="preserve"> mensuels (janvier à décembre), profondeur racinaire maximale Zr (m), fraction facilement utilisable p et coefficient de réponse du rendement Ky.</w:t>
+        <w:t>Paramètres des cultures de la méthode SGPE : Kc mensuels (janvier à décembre), profondeur racinaire maximale Zr (m), fraction facilement utilisable p et coefficient de réponse du rendement Ky.</w:t>
       </w:r>
     </w:p>
     <w:tbl>
@@ -6350,14 +5392,12 @@
               <w:spacing w:before="20" w:after="20" w:line="240" w:lineRule="auto"/>
               <w:jc w:val="left"/>
             </w:pPr>
-            <w:proofErr w:type="spellStart"/>
             <w:r>
               <w:rPr>
                 <w:sz w:val="15"/>
               </w:rPr>
               <w:t>Abricot</w:t>
             </w:r>
-            <w:proofErr w:type="spellEnd"/>
           </w:p>
         </w:tc>
         <w:tc>
@@ -6647,14 +5687,12 @@
               <w:spacing w:before="20" w:after="20" w:line="240" w:lineRule="auto"/>
               <w:jc w:val="left"/>
             </w:pPr>
-            <w:proofErr w:type="spellStart"/>
             <w:r>
               <w:rPr>
                 <w:sz w:val="15"/>
               </w:rPr>
               <w:t>Agrumes</w:t>
             </w:r>
-            <w:proofErr w:type="spellEnd"/>
           </w:p>
         </w:tc>
         <w:tc>
@@ -7239,14 +6277,12 @@
               <w:spacing w:before="20" w:after="20" w:line="240" w:lineRule="auto"/>
               <w:jc w:val="left"/>
             </w:pPr>
-            <w:proofErr w:type="spellStart"/>
             <w:r>
               <w:rPr>
                 <w:sz w:val="15"/>
               </w:rPr>
               <w:t>Betterave</w:t>
             </w:r>
-            <w:proofErr w:type="spellEnd"/>
           </w:p>
         </w:tc>
         <w:tc>
@@ -7536,19 +6572,11 @@
               <w:spacing w:before="20" w:after="20" w:line="240" w:lineRule="auto"/>
               <w:jc w:val="left"/>
             </w:pPr>
-            <w:proofErr w:type="spellStart"/>
-            <w:r>
-              <w:rPr>
-                <w:sz w:val="15"/>
-              </w:rPr>
-              <w:t>Blé</w:t>
-            </w:r>
-            <w:proofErr w:type="spellEnd"/>
-            <w:r>
-              <w:rPr>
-                <w:sz w:val="15"/>
-              </w:rPr>
-              <w:t xml:space="preserve"> dur</w:t>
+            <w:r>
+              <w:rPr>
+                <w:sz w:val="15"/>
+              </w:rPr>
+              <w:t>Blé dur</w:t>
             </w:r>
           </w:p>
         </w:tc>
@@ -7839,28 +6867,12 @@
               <w:spacing w:before="20" w:after="20" w:line="240" w:lineRule="auto"/>
               <w:jc w:val="left"/>
             </w:pPr>
-            <w:proofErr w:type="spellStart"/>
-            <w:r>
-              <w:rPr>
-                <w:sz w:val="15"/>
-              </w:rPr>
-              <w:t>Blé</w:t>
-            </w:r>
-            <w:proofErr w:type="spellEnd"/>
-            <w:r>
-              <w:rPr>
-                <w:sz w:val="15"/>
-              </w:rPr>
-              <w:t xml:space="preserve"> </w:t>
-            </w:r>
-            <w:proofErr w:type="spellStart"/>
-            <w:r>
-              <w:rPr>
-                <w:sz w:val="15"/>
-              </w:rPr>
-              <w:t>tendre</w:t>
-            </w:r>
-            <w:proofErr w:type="spellEnd"/>
+            <w:r>
+              <w:rPr>
+                <w:sz w:val="15"/>
+              </w:rPr>
+              <w:t>Blé tendre</w:t>
+            </w:r>
           </w:p>
         </w:tc>
         <w:tc>
@@ -8422,19 +7434,11 @@
               <w:spacing w:before="20" w:after="20" w:line="240" w:lineRule="auto"/>
               <w:jc w:val="left"/>
             </w:pPr>
-            <w:proofErr w:type="spellStart"/>
-            <w:r>
-              <w:rPr>
-                <w:sz w:val="15"/>
-              </w:rPr>
-              <w:t>Dorchies</w:t>
-            </w:r>
-            <w:proofErr w:type="spellEnd"/>
-            <w:r>
-              <w:rPr>
-                <w:sz w:val="15"/>
-              </w:rPr>
-              <w:t xml:space="preserve"> et al., 2025</w:t>
+            <w:r>
+              <w:rPr>
+                <w:sz w:val="15"/>
+              </w:rPr>
+              <w:t>Dorchies et al., 2025</w:t>
             </w:r>
           </w:p>
         </w:tc>
@@ -8453,28 +7457,12 @@
               <w:spacing w:before="20" w:after="20" w:line="240" w:lineRule="auto"/>
               <w:jc w:val="left"/>
             </w:pPr>
-            <w:proofErr w:type="spellStart"/>
-            <w:r>
-              <w:rPr>
-                <w:sz w:val="15"/>
-              </w:rPr>
-              <w:t>Légumes</w:t>
-            </w:r>
-            <w:proofErr w:type="spellEnd"/>
-            <w:r>
-              <w:rPr>
-                <w:sz w:val="15"/>
-              </w:rPr>
-              <w:t xml:space="preserve"> </w:t>
-            </w:r>
-            <w:proofErr w:type="spellStart"/>
-            <w:r>
-              <w:rPr>
-                <w:sz w:val="15"/>
-              </w:rPr>
-              <w:t>d'industrie</w:t>
-            </w:r>
-            <w:proofErr w:type="spellEnd"/>
+            <w:r>
+              <w:rPr>
+                <w:sz w:val="15"/>
+              </w:rPr>
+              <w:t>Légumes d'industrie</w:t>
+            </w:r>
           </w:p>
         </w:tc>
         <w:tc>
@@ -8764,19 +7752,11 @@
               <w:spacing w:before="20" w:after="20" w:line="240" w:lineRule="auto"/>
               <w:jc w:val="left"/>
             </w:pPr>
-            <w:proofErr w:type="spellStart"/>
-            <w:r>
-              <w:rPr>
-                <w:sz w:val="15"/>
-              </w:rPr>
-              <w:t>Légumes</w:t>
-            </w:r>
-            <w:proofErr w:type="spellEnd"/>
-            <w:r>
-              <w:rPr>
-                <w:sz w:val="15"/>
-              </w:rPr>
-              <w:t xml:space="preserve"> frais</w:t>
+            <w:r>
+              <w:rPr>
+                <w:sz w:val="15"/>
+              </w:rPr>
+              <w:t>Légumes frais</w:t>
             </w:r>
           </w:p>
         </w:tc>
@@ -9362,14 +8342,12 @@
               <w:spacing w:before="20" w:after="20" w:line="240" w:lineRule="auto"/>
               <w:jc w:val="left"/>
             </w:pPr>
-            <w:proofErr w:type="spellStart"/>
             <w:r>
               <w:rPr>
                 <w:sz w:val="15"/>
               </w:rPr>
               <w:t>Maïs</w:t>
             </w:r>
-            <w:proofErr w:type="spellEnd"/>
           </w:p>
         </w:tc>
         <w:tc>
@@ -9954,14 +8932,12 @@
               <w:spacing w:before="20" w:after="20" w:line="240" w:lineRule="auto"/>
               <w:jc w:val="left"/>
             </w:pPr>
-            <w:proofErr w:type="spellStart"/>
             <w:r>
               <w:rPr>
                 <w:sz w:val="15"/>
               </w:rPr>
               <w:t>Orge</w:t>
             </w:r>
-            <w:proofErr w:type="spellEnd"/>
           </w:p>
         </w:tc>
         <w:tc>
@@ -11113,19 +10089,11 @@
               <w:spacing w:before="20" w:after="20" w:line="240" w:lineRule="auto"/>
               <w:jc w:val="left"/>
             </w:pPr>
-            <w:proofErr w:type="spellStart"/>
-            <w:r>
-              <w:rPr>
-                <w:sz w:val="15"/>
-              </w:rPr>
-              <w:t>Dorchies</w:t>
-            </w:r>
-            <w:proofErr w:type="spellEnd"/>
-            <w:r>
-              <w:rPr>
-                <w:sz w:val="15"/>
-              </w:rPr>
-              <w:t xml:space="preserve"> et al., 2025</w:t>
+            <w:r>
+              <w:rPr>
+                <w:sz w:val="15"/>
+              </w:rPr>
+              <w:t>Dorchies et al., 2025</w:t>
             </w:r>
           </w:p>
         </w:tc>
@@ -11439,28 +10407,12 @@
               <w:spacing w:before="20" w:after="20" w:line="240" w:lineRule="auto"/>
               <w:jc w:val="left"/>
             </w:pPr>
-            <w:proofErr w:type="spellStart"/>
-            <w:r>
-              <w:rPr>
-                <w:sz w:val="15"/>
-              </w:rPr>
-              <w:t>Tomates</w:t>
-            </w:r>
-            <w:proofErr w:type="spellEnd"/>
-            <w:r>
-              <w:rPr>
-                <w:sz w:val="15"/>
-              </w:rPr>
-              <w:t xml:space="preserve"> </w:t>
-            </w:r>
-            <w:proofErr w:type="spellStart"/>
-            <w:r>
-              <w:rPr>
-                <w:sz w:val="15"/>
-              </w:rPr>
-              <w:t>industrielles</w:t>
-            </w:r>
-            <w:proofErr w:type="spellEnd"/>
+            <w:r>
+              <w:rPr>
+                <w:sz w:val="15"/>
+              </w:rPr>
+              <w:t>Tomates industrielles</w:t>
+            </w:r>
           </w:p>
         </w:tc>
         <w:tc>
@@ -11750,14 +10702,12 @@
               <w:spacing w:before="20" w:after="20" w:line="240" w:lineRule="auto"/>
               <w:jc w:val="left"/>
             </w:pPr>
-            <w:proofErr w:type="spellStart"/>
             <w:r>
               <w:rPr>
                 <w:sz w:val="15"/>
               </w:rPr>
               <w:t>Tournesol</w:t>
             </w:r>
-            <w:proofErr w:type="spellEnd"/>
           </w:p>
         </w:tc>
         <w:tc>
@@ -12024,19 +10974,11 @@
               <w:spacing w:before="20" w:after="20" w:line="240" w:lineRule="auto"/>
               <w:jc w:val="left"/>
             </w:pPr>
-            <w:proofErr w:type="spellStart"/>
-            <w:r>
-              <w:rPr>
-                <w:sz w:val="15"/>
-              </w:rPr>
-              <w:t>Dorchies</w:t>
-            </w:r>
-            <w:proofErr w:type="spellEnd"/>
-            <w:r>
-              <w:rPr>
-                <w:sz w:val="15"/>
-              </w:rPr>
-              <w:t xml:space="preserve"> et al., 2025</w:t>
+            <w:r>
+              <w:rPr>
+                <w:sz w:val="15"/>
+              </w:rPr>
+              <w:t>Dorchies et al., 2025</w:t>
             </w:r>
           </w:p>
         </w:tc>
@@ -12697,43 +11639,7 @@
           <w:sz w:val="18"/>
           <w:lang w:val="fr-FR"/>
         </w:rPr>
-        <w:t xml:space="preserve">Sources : </w:t>
-      </w:r>
-      <w:proofErr w:type="spellStart"/>
-      <w:r>
-        <w:rPr>
-          <w:color w:val="555555"/>
-          <w:sz w:val="18"/>
-          <w:lang w:val="fr-FR"/>
-        </w:rPr>
-        <w:t>Kc</w:t>
-      </w:r>
-      <w:proofErr w:type="spellEnd"/>
-      <w:r>
-        <w:rPr>
-          <w:color w:val="555555"/>
-          <w:sz w:val="18"/>
-          <w:lang w:val="fr-FR"/>
-        </w:rPr>
-        <w:t xml:space="preserve">, Zr et p d'après Allen et al. (1998), sauf mention </w:t>
-      </w:r>
-      <w:proofErr w:type="spellStart"/>
-      <w:r>
-        <w:rPr>
-          <w:color w:val="555555"/>
-          <w:sz w:val="18"/>
-          <w:lang w:val="fr-FR"/>
-        </w:rPr>
-        <w:t>Dorchies</w:t>
-      </w:r>
-      <w:proofErr w:type="spellEnd"/>
-      <w:r>
-        <w:rPr>
-          <w:color w:val="555555"/>
-          <w:sz w:val="18"/>
-          <w:lang w:val="fr-FR"/>
-        </w:rPr>
-        <w:t xml:space="preserve"> et al. (2025) (jeux SB2023, Soutif-Bellenger et al., 2023) ; Ky d'après Doorenbos &amp; Kassam (1979), valeurs estimées pour les cultures non tabulées par FAO-33 (abricotier, amandier, pommier, olivier, colza).</w:t>
+        <w:t>Sources : Kc, Zr et p d'après Allen et al. (1998), sauf mention Dorchies et al. (2025) (jeux SB2023, Soutif-Bellenger et al., 2023) ; Ky d'après Doorenbos &amp; Kassam (1979), valeurs estimées pour les cultures non tabulées par FAO-33 (abricotier, amandier, pommier, olivier, colza).</w:t>
       </w:r>
     </w:p>
     <w:p>
@@ -12770,21 +11676,7 @@
         <w:rPr>
           <w:lang w:val="fr-FR"/>
         </w:rPr>
-        <w:t xml:space="preserve">Besoin net (mm) — SGPE et </w:t>
-      </w:r>
-      <w:proofErr w:type="spellStart"/>
-      <w:r>
-        <w:rPr>
-          <w:lang w:val="fr-FR"/>
-        </w:rPr>
-        <w:t>CropWat</w:t>
-      </w:r>
-      <w:proofErr w:type="spellEnd"/>
-      <w:r>
-        <w:rPr>
-          <w:lang w:val="fr-FR"/>
-        </w:rPr>
-        <w:t>, mêmes entrées (sans réduction de fin de cycle).</w:t>
+        <w:t>Besoin net (mm) — SGPE et CropWat, mêmes entrées (sans réduction de fin de cycle).</w:t>
       </w:r>
     </w:p>
     <w:tbl>
@@ -12892,7 +11784,6 @@
               <w:spacing w:before="20" w:after="20" w:line="240" w:lineRule="auto"/>
               <w:jc w:val="right"/>
             </w:pPr>
-            <w:proofErr w:type="spellStart"/>
             <w:r>
               <w:rPr>
                 <w:b/>
@@ -12900,7 +11791,6 @@
               </w:rPr>
               <w:t>Autre</w:t>
             </w:r>
-            <w:proofErr w:type="spellEnd"/>
           </w:p>
         </w:tc>
         <w:tc>
@@ -12916,7 +11806,6 @@
               <w:spacing w:before="20" w:after="20" w:line="240" w:lineRule="auto"/>
               <w:jc w:val="right"/>
             </w:pPr>
-            <w:proofErr w:type="spellStart"/>
             <w:r>
               <w:rPr>
                 <w:b/>
@@ -12924,7 +11813,6 @@
               </w:rPr>
               <w:t>Écart</w:t>
             </w:r>
-            <w:proofErr w:type="spellEnd"/>
           </w:p>
         </w:tc>
         <w:tc>
@@ -12986,14 +11874,12 @@
               <w:spacing w:before="20" w:after="20" w:line="240" w:lineRule="auto"/>
               <w:jc w:val="left"/>
             </w:pPr>
-            <w:proofErr w:type="spellStart"/>
             <w:r>
               <w:rPr>
                 <w:sz w:val="18"/>
               </w:rPr>
               <w:t>Betterave</w:t>
             </w:r>
-            <w:proofErr w:type="spellEnd"/>
           </w:p>
         </w:tc>
         <w:tc>
@@ -13113,28 +11999,12 @@
               <w:spacing w:before="20" w:after="20" w:line="240" w:lineRule="auto"/>
               <w:jc w:val="left"/>
             </w:pPr>
-            <w:proofErr w:type="spellStart"/>
-            <w:r>
-              <w:rPr>
-                <w:sz w:val="18"/>
-              </w:rPr>
-              <w:t>Blé</w:t>
-            </w:r>
-            <w:proofErr w:type="spellEnd"/>
-            <w:r>
-              <w:rPr>
-                <w:sz w:val="18"/>
-              </w:rPr>
-              <w:t xml:space="preserve"> </w:t>
-            </w:r>
-            <w:proofErr w:type="spellStart"/>
-            <w:r>
-              <w:rPr>
-                <w:sz w:val="18"/>
-              </w:rPr>
-              <w:t>tendre</w:t>
-            </w:r>
-            <w:proofErr w:type="spellEnd"/>
+            <w:r>
+              <w:rPr>
+                <w:sz w:val="18"/>
+              </w:rPr>
+              <w:t>Blé tendre</w:t>
+            </w:r>
           </w:p>
         </w:tc>
         <w:tc>
@@ -13379,14 +12249,12 @@
               <w:spacing w:before="20" w:after="20" w:line="240" w:lineRule="auto"/>
               <w:jc w:val="left"/>
             </w:pPr>
-            <w:proofErr w:type="spellStart"/>
             <w:r>
               <w:rPr>
                 <w:sz w:val="18"/>
               </w:rPr>
               <w:t>Maïs</w:t>
             </w:r>
-            <w:proofErr w:type="spellEnd"/>
           </w:p>
         </w:tc>
         <w:tc>
@@ -13506,14 +12374,12 @@
               <w:spacing w:before="20" w:after="20" w:line="240" w:lineRule="auto"/>
               <w:jc w:val="left"/>
             </w:pPr>
-            <w:proofErr w:type="spellStart"/>
             <w:r>
               <w:rPr>
                 <w:sz w:val="18"/>
               </w:rPr>
               <w:t>Orge</w:t>
             </w:r>
-            <w:proofErr w:type="spellEnd"/>
           </w:p>
         </w:tc>
         <w:tc>
@@ -14008,14 +12874,12 @@
               <w:spacing w:before="20" w:after="20" w:line="240" w:lineRule="auto"/>
               <w:jc w:val="left"/>
             </w:pPr>
-            <w:proofErr w:type="spellStart"/>
             <w:r>
               <w:rPr>
                 <w:sz w:val="18"/>
               </w:rPr>
               <w:t>Tournesol</w:t>
             </w:r>
-            <w:proofErr w:type="spellEnd"/>
           </w:p>
         </w:tc>
         <w:tc>
@@ -14298,35 +13162,7 @@
         <w:rPr>
           <w:lang w:val="fr-FR"/>
         </w:rPr>
-        <w:t xml:space="preserve">Besoin net (mm) — SGPE et </w:t>
-      </w:r>
-      <w:proofErr w:type="spellStart"/>
-      <w:r>
-        <w:rPr>
-          <w:lang w:val="fr-FR"/>
-        </w:rPr>
-        <w:t>CropWat</w:t>
-      </w:r>
-      <w:proofErr w:type="spellEnd"/>
-      <w:r>
-        <w:rPr>
-          <w:lang w:val="fr-FR"/>
-        </w:rPr>
-        <w:t xml:space="preserve">, paramètres de culture propres à </w:t>
-      </w:r>
-      <w:proofErr w:type="spellStart"/>
-      <w:r>
-        <w:rPr>
-          <w:lang w:val="fr-FR"/>
-        </w:rPr>
-        <w:t>CropWat</w:t>
-      </w:r>
-      <w:proofErr w:type="spellEnd"/>
-      <w:r>
-        <w:rPr>
-          <w:lang w:val="fr-FR"/>
-        </w:rPr>
-        <w:t xml:space="preserve"> (pluie efficace).</w:t>
+        <w:t>Besoin net (mm) — SGPE et CropWat, paramètres de culture propres à CropWat (pluie efficace).</w:t>
       </w:r>
     </w:p>
     <w:tbl>
@@ -14434,7 +13270,6 @@
               <w:spacing w:before="20" w:after="20" w:line="240" w:lineRule="auto"/>
               <w:jc w:val="right"/>
             </w:pPr>
-            <w:proofErr w:type="spellStart"/>
             <w:r>
               <w:rPr>
                 <w:b/>
@@ -14442,7 +13277,6 @@
               </w:rPr>
               <w:t>Autre</w:t>
             </w:r>
-            <w:proofErr w:type="spellEnd"/>
           </w:p>
         </w:tc>
         <w:tc>
@@ -14458,7 +13292,6 @@
               <w:spacing w:before="20" w:after="20" w:line="240" w:lineRule="auto"/>
               <w:jc w:val="right"/>
             </w:pPr>
-            <w:proofErr w:type="spellStart"/>
             <w:r>
               <w:rPr>
                 <w:b/>
@@ -14466,7 +13299,6 @@
               </w:rPr>
               <w:t>Écart</w:t>
             </w:r>
-            <w:proofErr w:type="spellEnd"/>
           </w:p>
         </w:tc>
         <w:tc>
@@ -14528,14 +13360,12 @@
               <w:spacing w:before="20" w:after="20" w:line="240" w:lineRule="auto"/>
               <w:jc w:val="left"/>
             </w:pPr>
-            <w:proofErr w:type="spellStart"/>
             <w:r>
               <w:rPr>
                 <w:sz w:val="18"/>
               </w:rPr>
               <w:t>Betterave</w:t>
             </w:r>
-            <w:proofErr w:type="spellEnd"/>
           </w:p>
         </w:tc>
         <w:tc>
@@ -14655,28 +13485,12 @@
               <w:spacing w:before="20" w:after="20" w:line="240" w:lineRule="auto"/>
               <w:jc w:val="left"/>
             </w:pPr>
-            <w:proofErr w:type="spellStart"/>
-            <w:r>
-              <w:rPr>
-                <w:sz w:val="18"/>
-              </w:rPr>
-              <w:t>Blé</w:t>
-            </w:r>
-            <w:proofErr w:type="spellEnd"/>
-            <w:r>
-              <w:rPr>
-                <w:sz w:val="18"/>
-              </w:rPr>
-              <w:t xml:space="preserve"> </w:t>
-            </w:r>
-            <w:proofErr w:type="spellStart"/>
-            <w:r>
-              <w:rPr>
-                <w:sz w:val="18"/>
-              </w:rPr>
-              <w:t>tendre</w:t>
-            </w:r>
-            <w:proofErr w:type="spellEnd"/>
+            <w:r>
+              <w:rPr>
+                <w:sz w:val="18"/>
+              </w:rPr>
+              <w:t>Blé tendre</w:t>
+            </w:r>
           </w:p>
         </w:tc>
         <w:tc>
@@ -14921,14 +13735,12 @@
               <w:spacing w:before="20" w:after="20" w:line="240" w:lineRule="auto"/>
               <w:jc w:val="left"/>
             </w:pPr>
-            <w:proofErr w:type="spellStart"/>
             <w:r>
               <w:rPr>
                 <w:sz w:val="18"/>
               </w:rPr>
               <w:t>Maïs</w:t>
             </w:r>
-            <w:proofErr w:type="spellEnd"/>
           </w:p>
         </w:tc>
         <w:tc>
@@ -15048,14 +13860,12 @@
               <w:spacing w:before="20" w:after="20" w:line="240" w:lineRule="auto"/>
               <w:jc w:val="left"/>
             </w:pPr>
-            <w:proofErr w:type="spellStart"/>
             <w:r>
               <w:rPr>
                 <w:sz w:val="18"/>
               </w:rPr>
               <w:t>Orge</w:t>
             </w:r>
-            <w:proofErr w:type="spellEnd"/>
           </w:p>
         </w:tc>
         <w:tc>
@@ -15550,14 +14360,12 @@
               <w:spacing w:before="20" w:after="20" w:line="240" w:lineRule="auto"/>
               <w:jc w:val="left"/>
             </w:pPr>
-            <w:proofErr w:type="spellStart"/>
             <w:r>
               <w:rPr>
                 <w:sz w:val="18"/>
               </w:rPr>
               <w:t>Tournesol</w:t>
             </w:r>
-            <w:proofErr w:type="spellEnd"/>
           </w:p>
         </w:tc>
         <w:tc>
@@ -15949,7 +14757,6 @@
               <w:spacing w:before="20" w:after="20" w:line="240" w:lineRule="auto"/>
               <w:jc w:val="right"/>
             </w:pPr>
-            <w:proofErr w:type="spellStart"/>
             <w:r>
               <w:rPr>
                 <w:b/>
@@ -15957,7 +14764,6 @@
               </w:rPr>
               <w:t>Autre</w:t>
             </w:r>
-            <w:proofErr w:type="spellEnd"/>
           </w:p>
         </w:tc>
         <w:tc>
@@ -15973,7 +14779,6 @@
               <w:spacing w:before="20" w:after="20" w:line="240" w:lineRule="auto"/>
               <w:jc w:val="right"/>
             </w:pPr>
-            <w:proofErr w:type="spellStart"/>
             <w:r>
               <w:rPr>
                 <w:b/>
@@ -15981,7 +14786,6 @@
               </w:rPr>
               <w:t>Écart</w:t>
             </w:r>
-            <w:proofErr w:type="spellEnd"/>
           </w:p>
         </w:tc>
         <w:tc>
@@ -16043,14 +14847,12 @@
               <w:spacing w:before="20" w:after="20" w:line="240" w:lineRule="auto"/>
               <w:jc w:val="left"/>
             </w:pPr>
-            <w:proofErr w:type="spellStart"/>
             <w:r>
               <w:rPr>
                 <w:sz w:val="18"/>
               </w:rPr>
               <w:t>Betterave</w:t>
             </w:r>
-            <w:proofErr w:type="spellEnd"/>
           </w:p>
         </w:tc>
         <w:tc>
@@ -16170,28 +14972,12 @@
               <w:spacing w:before="20" w:after="20" w:line="240" w:lineRule="auto"/>
               <w:jc w:val="left"/>
             </w:pPr>
-            <w:proofErr w:type="spellStart"/>
-            <w:r>
-              <w:rPr>
-                <w:sz w:val="18"/>
-              </w:rPr>
-              <w:t>Blé</w:t>
-            </w:r>
-            <w:proofErr w:type="spellEnd"/>
-            <w:r>
-              <w:rPr>
-                <w:sz w:val="18"/>
-              </w:rPr>
-              <w:t xml:space="preserve"> </w:t>
-            </w:r>
-            <w:proofErr w:type="spellStart"/>
-            <w:r>
-              <w:rPr>
-                <w:sz w:val="18"/>
-              </w:rPr>
-              <w:t>tendre</w:t>
-            </w:r>
-            <w:proofErr w:type="spellEnd"/>
+            <w:r>
+              <w:rPr>
+                <w:sz w:val="18"/>
+              </w:rPr>
+              <w:t>Blé tendre</w:t>
+            </w:r>
           </w:p>
         </w:tc>
         <w:tc>
@@ -16436,14 +15222,12 @@
               <w:spacing w:before="20" w:after="20" w:line="240" w:lineRule="auto"/>
               <w:jc w:val="left"/>
             </w:pPr>
-            <w:proofErr w:type="spellStart"/>
             <w:r>
               <w:rPr>
                 <w:sz w:val="18"/>
               </w:rPr>
               <w:t>Maïs</w:t>
             </w:r>
-            <w:proofErr w:type="spellEnd"/>
           </w:p>
         </w:tc>
         <w:tc>
@@ -16563,14 +15347,12 @@
               <w:spacing w:before="20" w:after="20" w:line="240" w:lineRule="auto"/>
               <w:jc w:val="left"/>
             </w:pPr>
-            <w:proofErr w:type="spellStart"/>
             <w:r>
               <w:rPr>
                 <w:sz w:val="18"/>
               </w:rPr>
               <w:t>Orge</w:t>
             </w:r>
-            <w:proofErr w:type="spellEnd"/>
           </w:p>
         </w:tc>
         <w:tc>
@@ -17065,14 +15847,12 @@
               <w:spacing w:before="20" w:after="20" w:line="240" w:lineRule="auto"/>
               <w:jc w:val="left"/>
             </w:pPr>
-            <w:proofErr w:type="spellStart"/>
             <w:r>
               <w:rPr>
                 <w:sz w:val="18"/>
               </w:rPr>
               <w:t>Tournesol</w:t>
             </w:r>
-            <w:proofErr w:type="spellEnd"/>
           </w:p>
         </w:tc>
         <w:tc>
@@ -17325,6 +16105,23 @@
         </w:tc>
       </w:tr>
     </w:tbl>
+    <w:p>
+      <w:pPr>
+        <w:spacing w:before="40" w:after="160"/>
+        <w:jc w:val="left"/>
+        <w:rPr>
+          <w:lang w:val="fr-FR"/>
+        </w:rPr>
+      </w:pPr>
+      <w:r>
+        <w:rPr>
+          <w:color w:val="555555"/>
+          <w:sz w:val="18"/>
+          <w:lang w:val="fr-FR"/>
+        </w:rPr>
+        <w:t xml:space="preserve">L'accord avec MAELIA est apprécié selon deux critères : la corrélation entre points (r), qui indique si les deux méthodes situent de la même façon les zones à fort et à faible besoin, et l'écart moyen, qui indique si les niveaux concordent. L'accord est satisfaisant pour le maïs et le soja (r = 0,80, écart moyen inférieur à 20 mm). Pour le sorgho et la betterave, la répartition spatiale est cohérente (r ≥ 0,83), mais MAELIA donne des besoins nettement plus élevés (+61 mm et +141 mm). L'accord est intermédiaire pour le tournesol (r = 0,62, +47 mm) et faible pour les cultures d'hiver (blé, orge, colza) et la pomme de terre (r ≤ 0,23). Pour ces cultures, la valeur retenue doit être lue au regard des autres méthodes affichées. Une partie des écarts tient au climat, MAELIA étant forcé par Explore2 et la méthode SGPE par DRIAS.</w:t>
+      </w:r>
+    </w:p>
     <w:p>
       <w:pPr>
         <w:spacing w:after="60"/>
@@ -17419,21 +16216,12 @@
               <w:spacing w:before="20" w:after="20" w:line="240" w:lineRule="auto"/>
               <w:jc w:val="right"/>
             </w:pPr>
-            <w:proofErr w:type="spellStart"/>
             <w:r>
               <w:rPr>
                 <w:b/>
                 <w:sz w:val="18"/>
               </w:rPr>
-              <w:t>Besoin</w:t>
-            </w:r>
-            <w:proofErr w:type="spellEnd"/>
-            <w:r>
-              <w:rPr>
-                <w:b/>
-                <w:sz w:val="18"/>
-              </w:rPr>
-              <w:t xml:space="preserve"> (mm)</w:t>
+              <w:t>Besoin (mm)</w:t>
             </w:r>
           </w:p>
         </w:tc>
@@ -17474,14 +16262,12 @@
               <w:spacing w:before="20" w:after="20" w:line="240" w:lineRule="auto"/>
               <w:jc w:val="left"/>
             </w:pPr>
-            <w:proofErr w:type="spellStart"/>
             <w:r>
               <w:rPr>
                 <w:sz w:val="18"/>
               </w:rPr>
               <w:t>Abricot</w:t>
             </w:r>
-            <w:proofErr w:type="spellEnd"/>
           </w:p>
         </w:tc>
         <w:tc>
@@ -17533,14 +16319,12 @@
               <w:spacing w:before="20" w:after="20" w:line="240" w:lineRule="auto"/>
               <w:jc w:val="left"/>
             </w:pPr>
-            <w:proofErr w:type="spellStart"/>
             <w:r>
               <w:rPr>
                 <w:sz w:val="18"/>
               </w:rPr>
               <w:t>Agrumes</w:t>
             </w:r>
-            <w:proofErr w:type="spellEnd"/>
           </w:p>
         </w:tc>
         <w:tc>
@@ -17649,14 +16433,12 @@
               <w:spacing w:before="20" w:after="20" w:line="240" w:lineRule="auto"/>
               <w:jc w:val="left"/>
             </w:pPr>
-            <w:proofErr w:type="spellStart"/>
             <w:r>
               <w:rPr>
                 <w:sz w:val="18"/>
               </w:rPr>
               <w:t>Betterave</w:t>
             </w:r>
-            <w:proofErr w:type="spellEnd"/>
           </w:p>
         </w:tc>
         <w:tc>
@@ -17689,16 +16471,8 @@
               <w:rPr>
                 <w:sz w:val="18"/>
               </w:rPr>
-              <w:t xml:space="preserve">ISAGRI, </w:t>
-            </w:r>
-            <w:proofErr w:type="spellStart"/>
-            <w:r>
-              <w:rPr>
-                <w:sz w:val="18"/>
-              </w:rPr>
-              <w:t>s.d.</w:t>
-            </w:r>
-            <w:proofErr w:type="spellEnd"/>
+              <w:t>ISAGRI, s.d.</w:t>
+            </w:r>
           </w:p>
         </w:tc>
       </w:tr>
@@ -17716,19 +16490,11 @@
               <w:spacing w:before="20" w:after="20" w:line="240" w:lineRule="auto"/>
               <w:jc w:val="left"/>
             </w:pPr>
-            <w:proofErr w:type="spellStart"/>
-            <w:r>
-              <w:rPr>
-                <w:sz w:val="18"/>
-              </w:rPr>
-              <w:t>Blé</w:t>
-            </w:r>
-            <w:proofErr w:type="spellEnd"/>
-            <w:r>
-              <w:rPr>
-                <w:sz w:val="18"/>
-              </w:rPr>
-              <w:t xml:space="preserve"> dur</w:t>
+            <w:r>
+              <w:rPr>
+                <w:sz w:val="18"/>
+              </w:rPr>
+              <w:t>Blé dur</w:t>
             </w:r>
           </w:p>
         </w:tc>
@@ -17781,28 +16547,12 @@
               <w:spacing w:before="20" w:after="20" w:line="240" w:lineRule="auto"/>
               <w:jc w:val="left"/>
             </w:pPr>
-            <w:proofErr w:type="spellStart"/>
-            <w:r>
-              <w:rPr>
-                <w:sz w:val="18"/>
-              </w:rPr>
-              <w:t>Blé</w:t>
-            </w:r>
-            <w:proofErr w:type="spellEnd"/>
-            <w:r>
-              <w:rPr>
-                <w:sz w:val="18"/>
-              </w:rPr>
-              <w:t xml:space="preserve"> </w:t>
-            </w:r>
-            <w:proofErr w:type="spellStart"/>
-            <w:r>
-              <w:rPr>
-                <w:sz w:val="18"/>
-              </w:rPr>
-              <w:t>tendre</w:t>
-            </w:r>
-            <w:proofErr w:type="spellEnd"/>
+            <w:r>
+              <w:rPr>
+                <w:sz w:val="18"/>
+              </w:rPr>
+              <w:t>Blé tendre</w:t>
+            </w:r>
           </w:p>
         </w:tc>
         <w:tc>
@@ -17854,14 +16604,12 @@
               <w:spacing w:before="20" w:after="20" w:line="240" w:lineRule="auto"/>
               <w:jc w:val="left"/>
             </w:pPr>
-            <w:proofErr w:type="spellStart"/>
             <w:r>
               <w:rPr>
                 <w:sz w:val="18"/>
               </w:rPr>
               <w:t>Chanvre</w:t>
             </w:r>
-            <w:proofErr w:type="spellEnd"/>
           </w:p>
         </w:tc>
         <w:tc>
@@ -17894,7 +16642,7 @@
               <w:rPr>
                 <w:sz w:val="18"/>
               </w:rPr>
-              <w:t>Terre Inovia, 2026</w:t>
+              <w:t xml:space="preserve">Terres Inovia, 2026</w:t>
             </w:r>
           </w:p>
         </w:tc>
@@ -17970,14 +16718,12 @@
               <w:spacing w:before="20" w:after="20" w:line="240" w:lineRule="auto"/>
               <w:jc w:val="left"/>
             </w:pPr>
-            <w:proofErr w:type="spellStart"/>
             <w:r>
               <w:rPr>
                 <w:sz w:val="18"/>
               </w:rPr>
               <w:t>Féverole</w:t>
             </w:r>
-            <w:proofErr w:type="spellEnd"/>
           </w:p>
         </w:tc>
         <w:tc>
@@ -18029,28 +16775,12 @@
               <w:spacing w:before="20" w:after="20" w:line="240" w:lineRule="auto"/>
               <w:jc w:val="left"/>
             </w:pPr>
-            <w:proofErr w:type="spellStart"/>
-            <w:r>
-              <w:rPr>
-                <w:sz w:val="18"/>
-              </w:rPr>
-              <w:t>Légumes</w:t>
-            </w:r>
-            <w:proofErr w:type="spellEnd"/>
-            <w:r>
-              <w:rPr>
-                <w:sz w:val="18"/>
-              </w:rPr>
-              <w:t xml:space="preserve"> </w:t>
-            </w:r>
-            <w:proofErr w:type="spellStart"/>
-            <w:r>
-              <w:rPr>
-                <w:sz w:val="18"/>
-              </w:rPr>
-              <w:t>d'industrie</w:t>
-            </w:r>
-            <w:proofErr w:type="spellEnd"/>
+            <w:r>
+              <w:rPr>
+                <w:sz w:val="18"/>
+              </w:rPr>
+              <w:t>Légumes d'industrie</w:t>
+            </w:r>
           </w:p>
         </w:tc>
         <w:tc>
@@ -18102,19 +16832,11 @@
               <w:spacing w:before="20" w:after="20" w:line="240" w:lineRule="auto"/>
               <w:jc w:val="left"/>
             </w:pPr>
-            <w:proofErr w:type="spellStart"/>
-            <w:r>
-              <w:rPr>
-                <w:sz w:val="18"/>
-              </w:rPr>
-              <w:t>Légumes</w:t>
-            </w:r>
-            <w:proofErr w:type="spellEnd"/>
-            <w:r>
-              <w:rPr>
-                <w:sz w:val="18"/>
-              </w:rPr>
-              <w:t xml:space="preserve"> frais</w:t>
+            <w:r>
+              <w:rPr>
+                <w:sz w:val="18"/>
+              </w:rPr>
+              <w:t>Légumes frais</w:t>
             </w:r>
           </w:p>
         </w:tc>
@@ -18224,14 +16946,12 @@
               <w:spacing w:before="20" w:after="20" w:line="240" w:lineRule="auto"/>
               <w:jc w:val="left"/>
             </w:pPr>
-            <w:proofErr w:type="spellStart"/>
             <w:r>
               <w:rPr>
                 <w:sz w:val="18"/>
               </w:rPr>
               <w:t>Maïs</w:t>
             </w:r>
-            <w:proofErr w:type="spellEnd"/>
           </w:p>
         </w:tc>
         <w:tc>
@@ -18264,35 +16984,7 @@
               <w:rPr>
                 <w:sz w:val="18"/>
               </w:rPr>
-              <w:t xml:space="preserve">ARVALIS – </w:t>
-            </w:r>
-            <w:proofErr w:type="spellStart"/>
-            <w:r>
-              <w:rPr>
-                <w:sz w:val="18"/>
-              </w:rPr>
-              <w:t>Institut</w:t>
-            </w:r>
-            <w:proofErr w:type="spellEnd"/>
-            <w:r>
-              <w:rPr>
-                <w:sz w:val="18"/>
-              </w:rPr>
-              <w:t xml:space="preserve"> du </w:t>
-            </w:r>
-            <w:proofErr w:type="spellStart"/>
-            <w:r>
-              <w:rPr>
-                <w:sz w:val="18"/>
-              </w:rPr>
-              <w:t>végétal</w:t>
-            </w:r>
-            <w:proofErr w:type="spellEnd"/>
-            <w:r>
-              <w:rPr>
-                <w:sz w:val="18"/>
-              </w:rPr>
-              <w:t>, 2025</w:t>
+              <w:t>ARVALIS – Institut du végétal, 2025</w:t>
             </w:r>
           </w:p>
         </w:tc>
@@ -18368,14 +17060,12 @@
               <w:spacing w:before="20" w:after="20" w:line="240" w:lineRule="auto"/>
               <w:jc w:val="left"/>
             </w:pPr>
-            <w:proofErr w:type="spellStart"/>
             <w:r>
               <w:rPr>
                 <w:sz w:val="18"/>
               </w:rPr>
               <w:t>Orge</w:t>
             </w:r>
-            <w:proofErr w:type="spellEnd"/>
           </w:p>
         </w:tc>
         <w:tc>
@@ -18712,28 +17402,12 @@
               <w:spacing w:before="20" w:after="20" w:line="240" w:lineRule="auto"/>
               <w:jc w:val="left"/>
             </w:pPr>
-            <w:proofErr w:type="spellStart"/>
-            <w:r>
-              <w:rPr>
-                <w:sz w:val="18"/>
-              </w:rPr>
-              <w:t>Tomates</w:t>
-            </w:r>
-            <w:proofErr w:type="spellEnd"/>
-            <w:r>
-              <w:rPr>
-                <w:sz w:val="18"/>
-              </w:rPr>
-              <w:t xml:space="preserve"> </w:t>
-            </w:r>
-            <w:proofErr w:type="spellStart"/>
-            <w:r>
-              <w:rPr>
-                <w:sz w:val="18"/>
-              </w:rPr>
-              <w:t>industrielles</w:t>
-            </w:r>
-            <w:proofErr w:type="spellEnd"/>
+            <w:r>
+              <w:rPr>
+                <w:sz w:val="18"/>
+              </w:rPr>
+              <w:t>Tomates industrielles</w:t>
+            </w:r>
           </w:p>
         </w:tc>
         <w:tc>
@@ -18785,14 +17459,12 @@
               <w:spacing w:before="20" w:after="20" w:line="240" w:lineRule="auto"/>
               <w:jc w:val="left"/>
             </w:pPr>
-            <w:proofErr w:type="spellStart"/>
             <w:r>
               <w:rPr>
                 <w:sz w:val="18"/>
               </w:rPr>
               <w:t>Tournesol</w:t>
             </w:r>
-            <w:proofErr w:type="spellEnd"/>
           </w:p>
         </w:tc>
         <w:tc>
@@ -19046,7 +17718,6 @@
               <w:spacing w:before="20" w:after="20" w:line="240" w:lineRule="auto"/>
               <w:jc w:val="right"/>
             </w:pPr>
-            <w:proofErr w:type="spellStart"/>
             <w:r>
               <w:rPr>
                 <w:b/>
@@ -19054,7 +17725,6 @@
               </w:rPr>
               <w:t>Irrigué</w:t>
             </w:r>
-            <w:proofErr w:type="spellEnd"/>
           </w:p>
         </w:tc>
         <w:tc>
@@ -19092,7 +17762,6 @@
               <w:spacing w:before="20" w:after="20" w:line="240" w:lineRule="auto"/>
               <w:jc w:val="right"/>
             </w:pPr>
-            <w:proofErr w:type="spellStart"/>
             <w:r>
               <w:rPr>
                 <w:b/>
@@ -19100,7 +17769,6 @@
               </w:rPr>
               <w:t>Écart</w:t>
             </w:r>
-            <w:proofErr w:type="spellEnd"/>
           </w:p>
         </w:tc>
         <w:tc>
@@ -19140,14 +17808,12 @@
               <w:spacing w:before="20" w:after="20" w:line="240" w:lineRule="auto"/>
               <w:jc w:val="left"/>
             </w:pPr>
-            <w:proofErr w:type="spellStart"/>
             <w:r>
               <w:rPr>
                 <w:sz w:val="18"/>
               </w:rPr>
               <w:t>Abricot</w:t>
             </w:r>
-            <w:proofErr w:type="spellEnd"/>
           </w:p>
         </w:tc>
         <w:tc>
@@ -19210,19 +17876,11 @@
               <w:spacing w:before="20" w:after="20" w:line="240" w:lineRule="auto"/>
               <w:jc w:val="left"/>
             </w:pPr>
-            <w:proofErr w:type="spellStart"/>
-            <w:r>
-              <w:rPr>
-                <w:sz w:val="18"/>
-              </w:rPr>
-              <w:t>Weenat</w:t>
-            </w:r>
-            <w:proofErr w:type="spellEnd"/>
-            <w:r>
-              <w:rPr>
-                <w:sz w:val="18"/>
-              </w:rPr>
-              <w:t>, 2024</w:t>
+            <w:r>
+              <w:rPr>
+                <w:sz w:val="18"/>
+              </w:rPr>
+              <w:t>Weenat, 2024</w:t>
             </w:r>
           </w:p>
         </w:tc>
@@ -19241,14 +17899,12 @@
               <w:spacing w:before="20" w:after="20" w:line="240" w:lineRule="auto"/>
               <w:jc w:val="left"/>
             </w:pPr>
-            <w:proofErr w:type="spellStart"/>
             <w:r>
               <w:rPr>
                 <w:sz w:val="18"/>
               </w:rPr>
               <w:t>Agrumes</w:t>
             </w:r>
-            <w:proofErr w:type="spellEnd"/>
           </w:p>
         </w:tc>
         <w:tc>
@@ -19402,47 +18058,11 @@
               <w:spacing w:before="20" w:after="20" w:line="240" w:lineRule="auto"/>
               <w:jc w:val="left"/>
             </w:pPr>
-            <w:proofErr w:type="spellStart"/>
-            <w:r>
-              <w:rPr>
-                <w:sz w:val="18"/>
-              </w:rPr>
-              <w:t>Chambres</w:t>
-            </w:r>
-            <w:proofErr w:type="spellEnd"/>
-            <w:r>
-              <w:rPr>
-                <w:sz w:val="18"/>
-              </w:rPr>
-              <w:t xml:space="preserve"> </w:t>
-            </w:r>
-            <w:proofErr w:type="spellStart"/>
-            <w:r>
-              <w:rPr>
-                <w:sz w:val="18"/>
-              </w:rPr>
-              <w:t>d'agriculture</w:t>
-            </w:r>
-            <w:proofErr w:type="spellEnd"/>
-            <w:r>
-              <w:rPr>
-                <w:sz w:val="18"/>
-              </w:rPr>
-              <w:t xml:space="preserve"> </w:t>
-            </w:r>
-            <w:proofErr w:type="spellStart"/>
-            <w:r>
-              <w:rPr>
-                <w:sz w:val="18"/>
-              </w:rPr>
-              <w:t>d'Occitanie</w:t>
-            </w:r>
-            <w:proofErr w:type="spellEnd"/>
-            <w:r>
-              <w:rPr>
-                <w:sz w:val="18"/>
-              </w:rPr>
-              <w:t>, 2025</w:t>
+            <w:r>
+              <w:rPr>
+                <w:sz w:val="18"/>
+              </w:rPr>
+              <w:t xml:space="preserve">Chambre régionale d'agriculture d'Occitanie, 2025</w:t>
             </w:r>
           </w:p>
         </w:tc>
@@ -19461,14 +18081,12 @@
               <w:spacing w:before="20" w:after="20" w:line="240" w:lineRule="auto"/>
               <w:jc w:val="left"/>
             </w:pPr>
-            <w:proofErr w:type="spellStart"/>
             <w:r>
               <w:rPr>
                 <w:sz w:val="18"/>
               </w:rPr>
               <w:t>Betterave</w:t>
             </w:r>
-            <w:proofErr w:type="spellEnd"/>
           </w:p>
         </w:tc>
         <w:tc>
@@ -19535,21 +18153,7 @@
               <w:rPr>
                 <w:sz w:val="18"/>
               </w:rPr>
-              <w:t xml:space="preserve">Le </w:t>
-            </w:r>
-            <w:proofErr w:type="spellStart"/>
-            <w:r>
-              <w:rPr>
-                <w:sz w:val="18"/>
-              </w:rPr>
-              <w:t>Betteravier</w:t>
-            </w:r>
-            <w:proofErr w:type="spellEnd"/>
-            <w:r>
-              <w:rPr>
-                <w:sz w:val="18"/>
-              </w:rPr>
-              <w:t xml:space="preserve"> français, 2024</w:t>
+              <w:t>Le Betteravier français, 2024</w:t>
             </w:r>
           </w:p>
         </w:tc>
@@ -19568,19 +18172,11 @@
               <w:spacing w:before="20" w:after="20" w:line="240" w:lineRule="auto"/>
               <w:jc w:val="left"/>
             </w:pPr>
-            <w:proofErr w:type="spellStart"/>
-            <w:r>
-              <w:rPr>
-                <w:sz w:val="18"/>
-              </w:rPr>
-              <w:t>Blé</w:t>
-            </w:r>
-            <w:proofErr w:type="spellEnd"/>
-            <w:r>
-              <w:rPr>
-                <w:sz w:val="18"/>
-              </w:rPr>
-              <w:t xml:space="preserve"> dur</w:t>
+            <w:r>
+              <w:rPr>
+                <w:sz w:val="18"/>
+              </w:rPr>
+              <w:t>Blé dur</w:t>
             </w:r>
           </w:p>
         </w:tc>
@@ -19667,28 +18263,12 @@
               <w:spacing w:before="20" w:after="20" w:line="240" w:lineRule="auto"/>
               <w:jc w:val="left"/>
             </w:pPr>
-            <w:proofErr w:type="spellStart"/>
-            <w:r>
-              <w:rPr>
-                <w:sz w:val="18"/>
-              </w:rPr>
-              <w:t>Blé</w:t>
-            </w:r>
-            <w:proofErr w:type="spellEnd"/>
-            <w:r>
-              <w:rPr>
-                <w:sz w:val="18"/>
-              </w:rPr>
-              <w:t xml:space="preserve"> </w:t>
-            </w:r>
-            <w:proofErr w:type="spellStart"/>
-            <w:r>
-              <w:rPr>
-                <w:sz w:val="18"/>
-              </w:rPr>
-              <w:t>tendre</w:t>
-            </w:r>
-            <w:proofErr w:type="spellEnd"/>
+            <w:r>
+              <w:rPr>
+                <w:sz w:val="18"/>
+              </w:rPr>
+              <w:t>Blé tendre</w:t>
+            </w:r>
           </w:p>
         </w:tc>
         <w:tc>
@@ -19759,7 +18339,7 @@
                 <w:sz w:val="18"/>
                 <w:lang w:val="fr-FR"/>
               </w:rPr>
-              <w:t>ARVALIS – Institut du végétal, s.d.-b ; SGPE, 2026</w:t>
+              <w:t xml:space="preserve">ARVALIS – Institut du végétal, s.d. ; SGPE, 2026</w:t>
             </w:r>
           </w:p>
         </w:tc>
@@ -19778,14 +18358,12 @@
               <w:spacing w:before="20" w:after="20" w:line="240" w:lineRule="auto"/>
               <w:jc w:val="left"/>
             </w:pPr>
-            <w:proofErr w:type="spellStart"/>
             <w:r>
               <w:rPr>
                 <w:sz w:val="18"/>
               </w:rPr>
               <w:t>Chanvre</w:t>
             </w:r>
-            <w:proofErr w:type="spellEnd"/>
           </w:p>
         </w:tc>
         <w:tc>
@@ -19962,14 +18540,12 @@
               <w:spacing w:before="20" w:after="20" w:line="240" w:lineRule="auto"/>
               <w:jc w:val="left"/>
             </w:pPr>
-            <w:proofErr w:type="spellStart"/>
             <w:r>
               <w:rPr>
                 <w:sz w:val="18"/>
               </w:rPr>
               <w:t>Féverole</w:t>
             </w:r>
-            <w:proofErr w:type="spellEnd"/>
           </w:p>
         </w:tc>
         <w:tc>
@@ -20055,29 +18631,13 @@
               <w:spacing w:before="20" w:after="20" w:line="240" w:lineRule="auto"/>
               <w:jc w:val="left"/>
             </w:pPr>
-            <w:proofErr w:type="spellStart"/>
             <w:r>
               <w:rPr>
                 <w:sz w:val="18"/>
               </w:rPr>
               <w:lastRenderedPageBreak/>
-              <w:t>Légumes</w:t>
-            </w:r>
-            <w:proofErr w:type="spellEnd"/>
-            <w:r>
-              <w:rPr>
-                <w:sz w:val="18"/>
-              </w:rPr>
-              <w:t xml:space="preserve"> </w:t>
-            </w:r>
-            <w:proofErr w:type="spellStart"/>
-            <w:r>
-              <w:rPr>
-                <w:sz w:val="18"/>
-              </w:rPr>
-              <w:t>d'industrie</w:t>
-            </w:r>
-            <w:proofErr w:type="spellEnd"/>
+              <w:t>Légumes d'industrie</w:t>
+            </w:r>
           </w:p>
         </w:tc>
         <w:tc>
@@ -20144,21 +18704,7 @@
               <w:rPr>
                 <w:sz w:val="18"/>
               </w:rPr>
-              <w:t xml:space="preserve">Agreste, 2025 ; Paysan </w:t>
-            </w:r>
-            <w:proofErr w:type="spellStart"/>
-            <w:r>
-              <w:rPr>
-                <w:sz w:val="18"/>
-              </w:rPr>
-              <w:t>breton</w:t>
-            </w:r>
-            <w:proofErr w:type="spellEnd"/>
-            <w:r>
-              <w:rPr>
-                <w:sz w:val="18"/>
-              </w:rPr>
-              <w:t>, 2016</w:t>
+              <w:t xml:space="preserve">Agreste, 2025a ; Paysan breton, 2016</w:t>
             </w:r>
           </w:p>
         </w:tc>
@@ -20177,19 +18723,11 @@
               <w:spacing w:before="20" w:after="20" w:line="240" w:lineRule="auto"/>
               <w:jc w:val="left"/>
             </w:pPr>
-            <w:proofErr w:type="spellStart"/>
-            <w:r>
-              <w:rPr>
-                <w:sz w:val="18"/>
-              </w:rPr>
-              <w:t>Légumes</w:t>
-            </w:r>
-            <w:proofErr w:type="spellEnd"/>
-            <w:r>
-              <w:rPr>
-                <w:sz w:val="18"/>
-              </w:rPr>
-              <w:t xml:space="preserve"> frais</w:t>
+            <w:r>
+              <w:rPr>
+                <w:sz w:val="18"/>
+              </w:rPr>
+              <w:t>Légumes frais</w:t>
             </w:r>
           </w:p>
         </w:tc>
@@ -20367,14 +18905,12 @@
               <w:spacing w:before="20" w:after="20" w:line="240" w:lineRule="auto"/>
               <w:jc w:val="left"/>
             </w:pPr>
-            <w:proofErr w:type="spellStart"/>
             <w:r>
               <w:rPr>
                 <w:sz w:val="18"/>
               </w:rPr>
               <w:t>Maïs</w:t>
             </w:r>
-            <w:proofErr w:type="spellEnd"/>
           </w:p>
         </w:tc>
         <w:tc>
@@ -20441,7 +18977,7 @@
               <w:rPr>
                 <w:sz w:val="18"/>
               </w:rPr>
-              <w:t>Agreste, 2025</w:t>
+              <w:t xml:space="preserve">Agreste, 2025b</w:t>
             </w:r>
           </w:p>
         </w:tc>
@@ -20555,14 +19091,12 @@
               <w:spacing w:before="20" w:after="20" w:line="240" w:lineRule="auto"/>
               <w:jc w:val="left"/>
             </w:pPr>
-            <w:proofErr w:type="spellStart"/>
             <w:r>
               <w:rPr>
                 <w:sz w:val="18"/>
               </w:rPr>
               <w:t>Orge</w:t>
             </w:r>
-            <w:proofErr w:type="spellEnd"/>
           </w:p>
         </w:tc>
         <w:tc>
@@ -20633,7 +19167,7 @@
                 <w:sz w:val="18"/>
                 <w:lang w:val="fr-FR"/>
               </w:rPr>
-              <w:t>ARVALIS – Institut du végétal, s.d.-b ; SGPE, 2026</w:t>
+              <w:t xml:space="preserve">ARVALIS – Institut du végétal, s.d. ; SGPE, 2026</w:t>
             </w:r>
           </w:p>
         </w:tc>
@@ -20906,21 +19440,7 @@
               <w:rPr>
                 <w:sz w:val="18"/>
               </w:rPr>
-              <w:t xml:space="preserve">MAPAQ, </w:t>
-            </w:r>
-            <w:proofErr w:type="spellStart"/>
-            <w:r>
-              <w:rPr>
-                <w:sz w:val="18"/>
-              </w:rPr>
-              <w:t>s.d.</w:t>
-            </w:r>
-            <w:proofErr w:type="spellEnd"/>
-            <w:r>
-              <w:rPr>
-                <w:sz w:val="18"/>
-              </w:rPr>
-              <w:t xml:space="preserve"> ; SGPE, 2026</w:t>
+              <w:t>MAPAQ, s.d. ; SGPE, 2026</w:t>
             </w:r>
           </w:p>
         </w:tc>
@@ -21121,28 +19641,12 @@
               <w:spacing w:before="20" w:after="20" w:line="240" w:lineRule="auto"/>
               <w:jc w:val="left"/>
             </w:pPr>
-            <w:proofErr w:type="spellStart"/>
-            <w:r>
-              <w:rPr>
-                <w:sz w:val="18"/>
-              </w:rPr>
-              <w:t>Tomates</w:t>
-            </w:r>
-            <w:proofErr w:type="spellEnd"/>
-            <w:r>
-              <w:rPr>
-                <w:sz w:val="18"/>
-              </w:rPr>
-              <w:t xml:space="preserve"> </w:t>
-            </w:r>
-            <w:proofErr w:type="spellStart"/>
-            <w:r>
-              <w:rPr>
-                <w:sz w:val="18"/>
-              </w:rPr>
-              <w:t>industrielles</w:t>
-            </w:r>
-            <w:proofErr w:type="spellEnd"/>
+            <w:r>
+              <w:rPr>
+                <w:sz w:val="18"/>
+              </w:rPr>
+              <w:t>Tomates industrielles</w:t>
+            </w:r>
           </w:p>
         </w:tc>
         <w:tc>
@@ -21228,14 +19732,12 @@
               <w:spacing w:before="20" w:after="20" w:line="240" w:lineRule="auto"/>
               <w:jc w:val="left"/>
             </w:pPr>
-            <w:proofErr w:type="spellStart"/>
             <w:r>
               <w:rPr>
                 <w:sz w:val="18"/>
               </w:rPr>
               <w:t>Tournesol</w:t>
             </w:r>
-            <w:proofErr w:type="spellEnd"/>
           </w:p>
         </w:tc>
         <w:tc>
@@ -21302,21 +19804,7 @@
               <w:rPr>
                 <w:sz w:val="18"/>
               </w:rPr>
-              <w:t xml:space="preserve">Terres Inovia, </w:t>
-            </w:r>
-            <w:proofErr w:type="spellStart"/>
-            <w:r>
-              <w:rPr>
-                <w:sz w:val="18"/>
-              </w:rPr>
-              <w:t>s.d.</w:t>
-            </w:r>
-            <w:proofErr w:type="spellEnd"/>
-            <w:r>
-              <w:rPr>
-                <w:sz w:val="18"/>
-              </w:rPr>
-              <w:t xml:space="preserve"> ; Agreste, 2023</w:t>
+              <w:t>Terres Inovia, s.d. ; Agreste, 2023</w:t>
             </w:r>
           </w:p>
         </w:tc>
@@ -21596,7 +20084,6 @@
               <w:spacing w:before="20" w:after="20" w:line="240" w:lineRule="auto"/>
               <w:jc w:val="left"/>
             </w:pPr>
-            <w:proofErr w:type="spellStart"/>
             <w:r>
               <w:rPr>
                 <w:b/>
@@ -21604,7 +20091,6 @@
               </w:rPr>
               <w:t>Équipement</w:t>
             </w:r>
-            <w:proofErr w:type="spellEnd"/>
           </w:p>
         </w:tc>
         <w:tc>
@@ -21647,23 +20133,7 @@
                 <w:b/>
                 <w:sz w:val="18"/>
               </w:rPr>
-              <w:t>Surface/</w:t>
-            </w:r>
-            <w:proofErr w:type="spellStart"/>
-            <w:r>
-              <w:rPr>
-                <w:b/>
-                <w:sz w:val="18"/>
-              </w:rPr>
-              <w:t>unité</w:t>
-            </w:r>
-            <w:proofErr w:type="spellEnd"/>
-            <w:r>
-              <w:rPr>
-                <w:b/>
-                <w:sz w:val="18"/>
-              </w:rPr>
-              <w:t xml:space="preserve"> (ha)</w:t>
+              <w:t>Surface/unité (ha)</w:t>
             </w:r>
           </w:p>
         </w:tc>
@@ -21680,21 +20150,12 @@
               <w:spacing w:before="20" w:after="20" w:line="240" w:lineRule="auto"/>
               <w:jc w:val="right"/>
             </w:pPr>
-            <w:proofErr w:type="spellStart"/>
             <w:r>
               <w:rPr>
                 <w:b/>
                 <w:sz w:val="18"/>
               </w:rPr>
-              <w:t>Efficience</w:t>
-            </w:r>
-            <w:proofErr w:type="spellEnd"/>
-            <w:r>
-              <w:rPr>
-                <w:b/>
-                <w:sz w:val="18"/>
-              </w:rPr>
-              <w:t xml:space="preserve"> (%)</w:t>
+              <w:t>Efficience (%)</w:t>
             </w:r>
           </w:p>
         </w:tc>
@@ -21738,23 +20199,7 @@
                 <w:b/>
                 <w:sz w:val="18"/>
               </w:rPr>
-              <w:t>Main-</w:t>
-            </w:r>
-            <w:proofErr w:type="spellStart"/>
-            <w:r>
-              <w:rPr>
-                <w:b/>
-                <w:sz w:val="18"/>
-              </w:rPr>
-              <w:t>d'œuvre</w:t>
-            </w:r>
-            <w:proofErr w:type="spellEnd"/>
-            <w:r>
-              <w:rPr>
-                <w:b/>
-                <w:sz w:val="18"/>
-              </w:rPr>
-              <w:t xml:space="preserve"> (€/ha/an)</w:t>
+              <w:t>Main-d'œuvre (€/ha/an)</w:t>
             </w:r>
           </w:p>
         </w:tc>
@@ -21776,23 +20221,7 @@
                 <w:b/>
                 <w:sz w:val="18"/>
               </w:rPr>
-              <w:t>Durée de vie (</w:t>
-            </w:r>
-            <w:proofErr w:type="spellStart"/>
-            <w:r>
-              <w:rPr>
-                <w:b/>
-                <w:sz w:val="18"/>
-              </w:rPr>
-              <w:t>ans</w:t>
-            </w:r>
-            <w:proofErr w:type="spellEnd"/>
-            <w:r>
-              <w:rPr>
-                <w:b/>
-                <w:sz w:val="18"/>
-              </w:rPr>
-              <w:t>)</w:t>
+              <w:t>Durée de vie (ans)</w:t>
             </w:r>
           </w:p>
         </w:tc>
@@ -21811,19 +20240,11 @@
               <w:spacing w:before="20" w:after="20" w:line="240" w:lineRule="auto"/>
               <w:jc w:val="left"/>
             </w:pPr>
-            <w:proofErr w:type="spellStart"/>
-            <w:r>
-              <w:rPr>
-                <w:sz w:val="18"/>
-              </w:rPr>
-              <w:t>Enrouleur</w:t>
-            </w:r>
-            <w:proofErr w:type="spellEnd"/>
-            <w:r>
-              <w:rPr>
-                <w:sz w:val="18"/>
-              </w:rPr>
-              <w:t>-canon</w:t>
+            <w:r>
+              <w:rPr>
+                <w:sz w:val="18"/>
+              </w:rPr>
+              <w:t>Enrouleur-canon</w:t>
             </w:r>
           </w:p>
         </w:tc>
@@ -22198,16 +20619,8 @@
               <w:rPr>
                 <w:sz w:val="18"/>
               </w:rPr>
-              <w:t xml:space="preserve">Couverture </w:t>
-            </w:r>
-            <w:proofErr w:type="spellStart"/>
-            <w:r>
-              <w:rPr>
-                <w:sz w:val="18"/>
-              </w:rPr>
-              <w:t>intégrale</w:t>
-            </w:r>
-            <w:proofErr w:type="spellEnd"/>
+              <w:t>Couverture intégrale</w:t>
+            </w:r>
           </w:p>
         </w:tc>
         <w:tc>
@@ -22331,16 +20744,8 @@
               <w:rPr>
                 <w:sz w:val="18"/>
               </w:rPr>
-              <w:t xml:space="preserve">Goutte-à-goutte </w:t>
-            </w:r>
-            <w:proofErr w:type="spellStart"/>
-            <w:r>
-              <w:rPr>
-                <w:sz w:val="18"/>
-              </w:rPr>
-              <w:t>surfacique</w:t>
-            </w:r>
-            <w:proofErr w:type="spellEnd"/>
+              <w:t>Goutte-à-goutte surfacique</w:t>
+            </w:r>
           </w:p>
         </w:tc>
         <w:tc>
@@ -22467,16 +20872,8 @@
               <w:rPr>
                 <w:sz w:val="18"/>
               </w:rPr>
-              <w:t xml:space="preserve">Goutte-à-goutte </w:t>
-            </w:r>
-            <w:proofErr w:type="spellStart"/>
-            <w:r>
-              <w:rPr>
-                <w:sz w:val="18"/>
-              </w:rPr>
-              <w:t>enterré</w:t>
-            </w:r>
-            <w:proofErr w:type="spellEnd"/>
+              <w:t>Goutte-à-goutte enterré</w:t>
+            </w:r>
           </w:p>
         </w:tc>
         <w:tc>
@@ -22617,61 +21014,7 @@
           <w:sz w:val="18"/>
           <w:lang w:val="fr-FR"/>
         </w:rPr>
-        <w:t>Sources : Chambres d'agriculture France (2025) ; ODARC (2025) ; Lacroix et al. (2015) ; Serra-</w:t>
-      </w:r>
-      <w:proofErr w:type="spellStart"/>
-      <w:r>
-        <w:rPr>
-          <w:color w:val="555555"/>
-          <w:sz w:val="18"/>
-          <w:lang w:val="fr-FR"/>
-        </w:rPr>
-        <w:t>Wittling</w:t>
-      </w:r>
-      <w:proofErr w:type="spellEnd"/>
-      <w:r>
-        <w:rPr>
-          <w:color w:val="555555"/>
-          <w:sz w:val="18"/>
-          <w:lang w:val="fr-FR"/>
-        </w:rPr>
-        <w:t xml:space="preserve"> &amp; Molle (2017) ; </w:t>
-      </w:r>
-      <w:proofErr w:type="spellStart"/>
-      <w:r>
-        <w:rPr>
-          <w:color w:val="555555"/>
-          <w:sz w:val="18"/>
-          <w:lang w:val="fr-FR"/>
-        </w:rPr>
-        <w:t>Granier</w:t>
-      </w:r>
-      <w:proofErr w:type="spellEnd"/>
-      <w:r>
-        <w:rPr>
-          <w:color w:val="555555"/>
-          <w:sz w:val="18"/>
-          <w:lang w:val="fr-FR"/>
-        </w:rPr>
-        <w:t xml:space="preserve"> &amp; </w:t>
-      </w:r>
-      <w:proofErr w:type="spellStart"/>
-      <w:r>
-        <w:rPr>
-          <w:color w:val="555555"/>
-          <w:sz w:val="18"/>
-          <w:lang w:val="fr-FR"/>
-        </w:rPr>
-        <w:t>Deumier</w:t>
-      </w:r>
-      <w:proofErr w:type="spellEnd"/>
-      <w:r>
-        <w:rPr>
-          <w:color w:val="555555"/>
-          <w:sz w:val="18"/>
-          <w:lang w:val="fr-FR"/>
-        </w:rPr>
-        <w:t xml:space="preserve"> (2013) ; Bonnes pratiques eau (2022) ; ARVALIS (2018).</w:t>
+        <w:t xml:space="preserve">Sources : Chambres d'agriculture France (2025) ; ODARC (2025) ; Lacroix et al. (2015) ; Serra-Wittling &amp; Molle (2017) ; Granier &amp; Deumier (2013) ; Plateforme des bonnes pratiques pour l'eau du grand Sud-Ouest (2022) ; ARVALIS (2018) ; Chambres d'agriculture (2025) pour les durées de vie.</w:t>
       </w:r>
     </w:p>
     <w:p>
@@ -22744,17 +21087,8 @@
                 <w:b/>
                 <w:sz w:val="18"/>
               </w:rPr>
-              <w:t xml:space="preserve">Type </w:t>
-            </w:r>
-            <w:proofErr w:type="spellStart"/>
-            <w:r>
-              <w:rPr>
-                <w:b/>
-                <w:sz w:val="18"/>
-              </w:rPr>
-              <w:t>d'accès</w:t>
-            </w:r>
-            <w:proofErr w:type="spellEnd"/>
+              <w:t>Type d'accès</w:t>
+            </w:r>
           </w:p>
         </w:tc>
         <w:tc>
@@ -22775,17 +21109,8 @@
                 <w:b/>
                 <w:sz w:val="18"/>
               </w:rPr>
-              <w:t xml:space="preserve">Investissement / </w:t>
-            </w:r>
-            <w:proofErr w:type="spellStart"/>
-            <w:r>
-              <w:rPr>
-                <w:b/>
-                <w:sz w:val="18"/>
-              </w:rPr>
-              <w:t>tarif</w:t>
-            </w:r>
-            <w:proofErr w:type="spellEnd"/>
+              <w:t>Investissement / tarif</w:t>
+            </w:r>
           </w:p>
         </w:tc>
         <w:tc>
@@ -22806,23 +21131,7 @@
                 <w:b/>
                 <w:sz w:val="18"/>
               </w:rPr>
-              <w:t>Durée de vie (</w:t>
-            </w:r>
-            <w:proofErr w:type="spellStart"/>
-            <w:r>
-              <w:rPr>
-                <w:b/>
-                <w:sz w:val="18"/>
-              </w:rPr>
-              <w:t>ans</w:t>
-            </w:r>
-            <w:proofErr w:type="spellEnd"/>
-            <w:r>
-              <w:rPr>
-                <w:b/>
-                <w:sz w:val="18"/>
-              </w:rPr>
-              <w:t>)</w:t>
+              <w:t>Durée de vie (ans)</w:t>
             </w:r>
           </w:p>
         </w:tc>
@@ -22866,17 +21175,8 @@
                 <w:b/>
                 <w:sz w:val="18"/>
               </w:rPr>
-              <w:t xml:space="preserve">Source </w:t>
-            </w:r>
-            <w:proofErr w:type="spellStart"/>
-            <w:r>
-              <w:rPr>
-                <w:b/>
-                <w:sz w:val="18"/>
-              </w:rPr>
-              <w:t>principale</w:t>
-            </w:r>
-            <w:proofErr w:type="spellEnd"/>
+              <w:t>Source principale</w:t>
+            </w:r>
           </w:p>
         </w:tc>
       </w:tr>
@@ -22898,16 +21198,8 @@
               <w:rPr>
                 <w:sz w:val="18"/>
               </w:rPr>
-              <w:t xml:space="preserve">Forage </w:t>
-            </w:r>
-            <w:proofErr w:type="spellStart"/>
-            <w:r>
-              <w:rPr>
-                <w:sz w:val="18"/>
-              </w:rPr>
-              <w:t>individuel</w:t>
-            </w:r>
-            <w:proofErr w:type="spellEnd"/>
+              <w:t>Forage individuel</w:t>
+            </w:r>
           </w:p>
         </w:tc>
         <w:tc>
@@ -22940,21 +21232,7 @@
               <w:rPr>
                 <w:sz w:val="18"/>
               </w:rPr>
-              <w:t>40 (</w:t>
-            </w:r>
-            <w:proofErr w:type="spellStart"/>
-            <w:r>
-              <w:rPr>
-                <w:sz w:val="18"/>
-              </w:rPr>
-              <w:t>pompe</w:t>
-            </w:r>
-            <w:proofErr w:type="spellEnd"/>
-            <w:r>
-              <w:rPr>
-                <w:sz w:val="18"/>
-              </w:rPr>
-              <w:t xml:space="preserve"> 20)</w:t>
+              <w:t>40 (pompe 20)</w:t>
             </w:r>
           </w:p>
         </w:tc>
@@ -22984,33 +21262,11 @@
               <w:spacing w:before="20" w:after="20" w:line="240" w:lineRule="auto"/>
               <w:jc w:val="left"/>
             </w:pPr>
-            <w:proofErr w:type="spellStart"/>
-            <w:r>
-              <w:rPr>
-                <w:sz w:val="18"/>
-              </w:rPr>
-              <w:t>Chambres</w:t>
-            </w:r>
-            <w:proofErr w:type="spellEnd"/>
-            <w:r>
-              <w:rPr>
-                <w:sz w:val="18"/>
-              </w:rPr>
-              <w:t xml:space="preserve"> </w:t>
-            </w:r>
-            <w:proofErr w:type="spellStart"/>
-            <w:r>
-              <w:rPr>
-                <w:sz w:val="18"/>
-              </w:rPr>
-              <w:t>d'agriculture</w:t>
-            </w:r>
-            <w:proofErr w:type="spellEnd"/>
-            <w:r>
-              <w:rPr>
-                <w:sz w:val="18"/>
-              </w:rPr>
-              <w:t xml:space="preserve"> France, 2025</w:t>
+            <w:r>
+              <w:rPr>
+                <w:sz w:val="18"/>
+              </w:rPr>
+              <w:t xml:space="preserve">Chambres d'agriculture France, 2025 ; Chambre d'agriculture de Saône-et-Loire, 2024 (subvention)</w:t>
             </w:r>
           </w:p>
         </w:tc>
@@ -23029,33 +21285,11 @@
               <w:spacing w:before="20" w:after="20" w:line="240" w:lineRule="auto"/>
               <w:jc w:val="left"/>
             </w:pPr>
-            <w:proofErr w:type="spellStart"/>
-            <w:r>
-              <w:rPr>
-                <w:sz w:val="18"/>
-              </w:rPr>
-              <w:t>Pompage</w:t>
-            </w:r>
-            <w:proofErr w:type="spellEnd"/>
-            <w:r>
-              <w:rPr>
-                <w:sz w:val="18"/>
-              </w:rPr>
-              <w:t xml:space="preserve"> sur </w:t>
-            </w:r>
-            <w:proofErr w:type="spellStart"/>
-            <w:r>
-              <w:rPr>
-                <w:sz w:val="18"/>
-              </w:rPr>
-              <w:t>cours</w:t>
-            </w:r>
-            <w:proofErr w:type="spellEnd"/>
-            <w:r>
-              <w:rPr>
-                <w:sz w:val="18"/>
-              </w:rPr>
-              <w:t xml:space="preserve"> d'eau</w:t>
+            <w:r>
+              <w:rPr>
+                <w:sz w:val="18"/>
+              </w:rPr>
+              <w:t>Pompage sur cours d'eau</w:t>
             </w:r>
           </w:p>
         </w:tc>
@@ -23119,33 +21353,11 @@
               <w:spacing w:before="20" w:after="20" w:line="240" w:lineRule="auto"/>
               <w:jc w:val="left"/>
             </w:pPr>
-            <w:proofErr w:type="spellStart"/>
-            <w:r>
-              <w:rPr>
-                <w:sz w:val="18"/>
-              </w:rPr>
-              <w:t>Chambres</w:t>
-            </w:r>
-            <w:proofErr w:type="spellEnd"/>
-            <w:r>
-              <w:rPr>
-                <w:sz w:val="18"/>
-              </w:rPr>
-              <w:t xml:space="preserve"> </w:t>
-            </w:r>
-            <w:proofErr w:type="spellStart"/>
-            <w:r>
-              <w:rPr>
-                <w:sz w:val="18"/>
-              </w:rPr>
-              <w:t>d'agriculture</w:t>
-            </w:r>
-            <w:proofErr w:type="spellEnd"/>
-            <w:r>
-              <w:rPr>
-                <w:sz w:val="18"/>
-              </w:rPr>
-              <w:t xml:space="preserve"> France, 2025</w:t>
+            <w:r>
+              <w:rPr>
+                <w:sz w:val="18"/>
+              </w:rPr>
+              <w:t>Chambres d'agriculture France, 2025</w:t>
             </w:r>
           </w:p>
         </w:tc>
@@ -23164,28 +21376,12 @@
               <w:spacing w:before="20" w:after="20" w:line="240" w:lineRule="auto"/>
               <w:jc w:val="left"/>
             </w:pPr>
-            <w:proofErr w:type="spellStart"/>
-            <w:r>
-              <w:rPr>
-                <w:sz w:val="18"/>
-              </w:rPr>
-              <w:t>Retenue</w:t>
-            </w:r>
-            <w:proofErr w:type="spellEnd"/>
-            <w:r>
-              <w:rPr>
-                <w:sz w:val="18"/>
-              </w:rPr>
-              <w:t xml:space="preserve"> </w:t>
-            </w:r>
-            <w:proofErr w:type="spellStart"/>
-            <w:r>
-              <w:rPr>
-                <w:sz w:val="18"/>
-              </w:rPr>
-              <w:t>collinaire</w:t>
-            </w:r>
-            <w:proofErr w:type="spellEnd"/>
+            <w:r>
+              <w:rPr>
+                <w:sz w:val="18"/>
+              </w:rPr>
+              <w:t>Retenue collinaire</w:t>
+            </w:r>
           </w:p>
         </w:tc>
         <w:tc>
@@ -23271,28 +21467,12 @@
               <w:spacing w:before="20" w:after="20" w:line="240" w:lineRule="auto"/>
               <w:jc w:val="left"/>
             </w:pPr>
-            <w:proofErr w:type="spellStart"/>
-            <w:r>
-              <w:rPr>
-                <w:sz w:val="18"/>
-              </w:rPr>
-              <w:t>Retenue</w:t>
-            </w:r>
-            <w:proofErr w:type="spellEnd"/>
-            <w:r>
-              <w:rPr>
-                <w:sz w:val="18"/>
-              </w:rPr>
-              <w:t xml:space="preserve"> par </w:t>
-            </w:r>
-            <w:proofErr w:type="spellStart"/>
-            <w:r>
-              <w:rPr>
-                <w:sz w:val="18"/>
-              </w:rPr>
-              <w:t>pompage</w:t>
-            </w:r>
-            <w:proofErr w:type="spellEnd"/>
+            <w:r>
+              <w:rPr>
+                <w:sz w:val="18"/>
+              </w:rPr>
+              <w:t>Retenue par pompage</w:t>
+            </w:r>
           </w:p>
         </w:tc>
         <w:tc>
@@ -23461,19 +21641,11 @@
               <w:spacing w:before="20" w:after="20" w:line="240" w:lineRule="auto"/>
               <w:jc w:val="left"/>
             </w:pPr>
-            <w:proofErr w:type="spellStart"/>
-            <w:r>
-              <w:rPr>
-                <w:sz w:val="18"/>
-              </w:rPr>
-              <w:t>Réussir</w:t>
-            </w:r>
-            <w:proofErr w:type="spellEnd"/>
-            <w:r>
-              <w:rPr>
-                <w:sz w:val="18"/>
-              </w:rPr>
-              <w:t xml:space="preserve"> Grandes Cultures, 2026</w:t>
+            <w:r>
+              <w:rPr>
+                <w:sz w:val="18"/>
+              </w:rPr>
+              <w:t>Réussir Grandes Cultures, 2026</w:t>
             </w:r>
           </w:p>
         </w:tc>
@@ -23600,23 +21772,7 @@
                 <w:b/>
                 <w:sz w:val="18"/>
               </w:rPr>
-              <w:t xml:space="preserve">Cat. 1 </w:t>
-            </w:r>
-            <w:proofErr w:type="spellStart"/>
-            <w:r>
-              <w:rPr>
-                <w:b/>
-                <w:sz w:val="18"/>
-              </w:rPr>
-              <w:t>sout</w:t>
-            </w:r>
-            <w:proofErr w:type="spellEnd"/>
-            <w:r>
-              <w:rPr>
-                <w:b/>
-                <w:sz w:val="18"/>
-              </w:rPr>
-              <w:t>.</w:t>
+              <w:t>Cat. 1 sout.</w:t>
             </w:r>
           </w:p>
         </w:tc>
@@ -23660,23 +21816,7 @@
                 <w:b/>
                 <w:sz w:val="18"/>
               </w:rPr>
-              <w:t xml:space="preserve">Cat. 2 </w:t>
-            </w:r>
-            <w:proofErr w:type="spellStart"/>
-            <w:r>
-              <w:rPr>
-                <w:b/>
-                <w:sz w:val="18"/>
-              </w:rPr>
-              <w:t>sout</w:t>
-            </w:r>
-            <w:proofErr w:type="spellEnd"/>
-            <w:r>
-              <w:rPr>
-                <w:b/>
-                <w:sz w:val="18"/>
-              </w:rPr>
-              <w:t>.</w:t>
+              <w:t>Cat. 2 sout.</w:t>
             </w:r>
           </w:p>
         </w:tc>
@@ -23693,21 +21833,12 @@
               <w:spacing w:before="20" w:after="20" w:line="240" w:lineRule="auto"/>
               <w:jc w:val="right"/>
             </w:pPr>
-            <w:proofErr w:type="spellStart"/>
             <w:r>
               <w:rPr>
                 <w:b/>
                 <w:sz w:val="18"/>
               </w:rPr>
-              <w:t>Seuil</w:t>
-            </w:r>
-            <w:proofErr w:type="spellEnd"/>
-            <w:r>
-              <w:rPr>
-                <w:b/>
-                <w:sz w:val="18"/>
-              </w:rPr>
-              <w:t xml:space="preserve"> cat. 1</w:t>
+              <w:t>Seuil cat. 1</w:t>
             </w:r>
           </w:p>
         </w:tc>
@@ -23724,21 +21855,12 @@
               <w:spacing w:before="20" w:after="20" w:line="240" w:lineRule="auto"/>
               <w:jc w:val="right"/>
             </w:pPr>
-            <w:proofErr w:type="spellStart"/>
             <w:r>
               <w:rPr>
                 <w:b/>
                 <w:sz w:val="18"/>
               </w:rPr>
-              <w:t>Seuil</w:t>
-            </w:r>
-            <w:proofErr w:type="spellEnd"/>
-            <w:r>
-              <w:rPr>
-                <w:b/>
-                <w:sz w:val="18"/>
-              </w:rPr>
-              <w:t xml:space="preserve"> cat. 2</w:t>
+              <w:t>Seuil cat. 2</w:t>
             </w:r>
           </w:p>
         </w:tc>
@@ -24529,7 +22651,7 @@
           <w:sz w:val="18"/>
           <w:lang w:val="fr-FR"/>
         </w:rPr>
-        <w:t>Les taux des agences Artois-Picardie, Rhin-Meuse et Rhône-Méditerranée-Corse n'ont pas encore été relevés : les valeurs de Loire-Bretagne sont reprises à titre provisoire.</w:t>
+        <w:t xml:space="preserve">Sources : délibérations des agences de l'eau pour le 12ᵉ programme 2025-2030 (voir Références). Pour Artois-Picardie, Rhin-Meuse et Rhône-Méditerranée-Corse, les seuils d'assujettissement sont ceux de leurs délibérations ; les taux n'en ont pas encore été reportés et sont provisoirement alignés sur ceux de Loire-Bretagne, dans l'attente de leur mise à jour.</w:t>
       </w:r>
     </w:p>
     <w:p>
@@ -24574,8 +22696,7 @@
       <w:tblGrid>
         <w:gridCol w:w="2382"/>
         <w:gridCol w:w="1361"/>
-        <w:gridCol w:w="3855"/>
-        <w:gridCol w:w="1474"/>
+        <w:gridCol w:w="5329"/>
       </w:tblGrid>
       <w:tr>
         <w:trPr>
@@ -24623,22 +22744,13 @@
                 <w:b/>
                 <w:sz w:val="18"/>
               </w:rPr>
-              <w:t xml:space="preserve">Prix de </w:t>
-            </w:r>
-            <w:proofErr w:type="spellStart"/>
-            <w:r>
-              <w:rPr>
-                <w:b/>
-                <w:sz w:val="18"/>
-              </w:rPr>
-              <w:t>marché</w:t>
-            </w:r>
-            <w:proofErr w:type="spellEnd"/>
-          </w:p>
-        </w:tc>
-        <w:tc>
-          <w:tcPr>
-            <w:tcW w:w="3855" w:type="dxa"/>
+              <w:t>Prix de marché</w:t>
+            </w:r>
+          </w:p>
+        </w:tc>
+        <w:tc>
+          <w:tcPr>
+            <w:tcW w:w="5329" w:type="dxa"/>
             <w:tcBorders>
               <w:top w:val="single" w:sz="12" w:space="0" w:color="000000"/>
               <w:bottom w:val="single" w:sz="6" w:space="0" w:color="000000"/>
@@ -24655,28 +22767,6 @@
                 <w:sz w:val="18"/>
               </w:rPr>
               <w:t>Source</w:t>
-            </w:r>
-          </w:p>
-        </w:tc>
-        <w:tc>
-          <w:tcPr>
-            <w:tcW w:w="1474" w:type="dxa"/>
-            <w:tcBorders>
-              <w:top w:val="single" w:sz="12" w:space="0" w:color="000000"/>
-              <w:bottom w:val="single" w:sz="6" w:space="0" w:color="000000"/>
-            </w:tcBorders>
-          </w:tcPr>
-          <w:p>
-            <w:pPr>
-              <w:spacing w:before="20" w:after="20" w:line="240" w:lineRule="auto"/>
-              <w:jc w:val="right"/>
-            </w:pPr>
-            <w:r>
-              <w:rPr>
-                <w:b/>
-                <w:sz w:val="18"/>
-              </w:rPr>
-              <w:t>Prix MASAA 2026</w:t>
             </w:r>
           </w:p>
         </w:tc>
@@ -24695,15 +22785,12 @@
               <w:spacing w:before="20" w:after="20" w:line="240" w:lineRule="auto"/>
               <w:jc w:val="left"/>
             </w:pPr>
-            <w:proofErr w:type="spellStart"/>
-            <w:r>
-              <w:rPr>
-                <w:sz w:val="18"/>
-              </w:rPr>
-              <w:lastRenderedPageBreak/>
+            <w:r>
+              <w:rPr>
+                <w:sz w:val="18"/>
+              </w:rPr>
               <w:t>Abricot</w:t>
             </w:r>
-            <w:proofErr w:type="spellEnd"/>
           </w:p>
         </w:tc>
         <w:tc>
@@ -24725,7 +22812,7 @@
         </w:tc>
         <w:tc>
           <w:tcPr>
-            <w:tcW w:w="3855" w:type="dxa"/>
+            <w:tcW w:w="5329" w:type="dxa"/>
           </w:tcPr>
           <w:p>
             <w:pPr>
@@ -24737,23 +22824,6 @@
                 <w:sz w:val="18"/>
               </w:rPr>
               <w:t>RNM</w:t>
-            </w:r>
-          </w:p>
-        </w:tc>
-        <w:tc>
-          <w:tcPr>
-            <w:tcW w:w="1474" w:type="dxa"/>
-          </w:tcPr>
-          <w:p>
-            <w:pPr>
-              <w:spacing w:before="20" w:after="20" w:line="240" w:lineRule="auto"/>
-              <w:jc w:val="right"/>
-            </w:pPr>
-            <w:r>
-              <w:rPr>
-                <w:sz w:val="18"/>
-              </w:rPr>
-              <w:t>948</w:t>
             </w:r>
           </w:p>
         </w:tc>
@@ -24772,14 +22842,13 @@
               <w:spacing w:before="20" w:after="20" w:line="240" w:lineRule="auto"/>
               <w:jc w:val="left"/>
             </w:pPr>
-            <w:proofErr w:type="spellStart"/>
-            <w:r>
-              <w:rPr>
-                <w:sz w:val="18"/>
-              </w:rPr>
+            <w:r>
+              <w:rPr>
+                <w:sz w:val="18"/>
+              </w:rPr>
+              <w:lastRenderedPageBreak/>
               <w:t>Agrumes</w:t>
             </w:r>
-            <w:proofErr w:type="spellEnd"/>
           </w:p>
         </w:tc>
         <w:tc>
@@ -24801,7 +22870,7 @@
         </w:tc>
         <w:tc>
           <w:tcPr>
-            <w:tcW w:w="3855" w:type="dxa"/>
+            <w:tcW w:w="5329" w:type="dxa"/>
           </w:tcPr>
           <w:p>
             <w:pPr>
@@ -24813,23 +22882,6 @@
                 <w:sz w:val="18"/>
               </w:rPr>
               <w:t>RNM</w:t>
-            </w:r>
-          </w:p>
-        </w:tc>
-        <w:tc>
-          <w:tcPr>
-            <w:tcW w:w="1474" w:type="dxa"/>
-          </w:tcPr>
-          <w:p>
-            <w:pPr>
-              <w:spacing w:before="20" w:after="20" w:line="240" w:lineRule="auto"/>
-              <w:jc w:val="right"/>
-            </w:pPr>
-            <w:r>
-              <w:rPr>
-                <w:sz w:val="18"/>
-              </w:rPr>
-              <w:t>1 653</w:t>
             </w:r>
           </w:p>
         </w:tc>
@@ -24875,7 +22927,7 @@
         </w:tc>
         <w:tc>
           <w:tcPr>
-            <w:tcW w:w="3855" w:type="dxa"/>
+            <w:tcW w:w="5329" w:type="dxa"/>
           </w:tcPr>
           <w:p>
             <w:pPr>
@@ -24887,23 +22939,6 @@
                 <w:sz w:val="18"/>
               </w:rPr>
               <w:t>RNM</w:t>
-            </w:r>
-          </w:p>
-        </w:tc>
-        <w:tc>
-          <w:tcPr>
-            <w:tcW w:w="1474" w:type="dxa"/>
-          </w:tcPr>
-          <w:p>
-            <w:pPr>
-              <w:spacing w:before="20" w:after="20" w:line="240" w:lineRule="auto"/>
-              <w:jc w:val="right"/>
-            </w:pPr>
-            <w:r>
-              <w:rPr>
-                <w:sz w:val="18"/>
-              </w:rPr>
-              <w:t>2 058</w:t>
             </w:r>
           </w:p>
         </w:tc>
@@ -24922,14 +22957,12 @@
               <w:spacing w:before="20" w:after="20" w:line="240" w:lineRule="auto"/>
               <w:jc w:val="left"/>
             </w:pPr>
-            <w:proofErr w:type="spellStart"/>
             <w:r>
               <w:rPr>
                 <w:sz w:val="18"/>
               </w:rPr>
               <w:t>Betterave</w:t>
             </w:r>
-            <w:proofErr w:type="spellEnd"/>
           </w:p>
         </w:tc>
         <w:tc>
@@ -24951,7 +22984,7 @@
         </w:tc>
         <w:tc>
           <w:tcPr>
-            <w:tcW w:w="3855" w:type="dxa"/>
+            <w:tcW w:w="5329" w:type="dxa"/>
           </w:tcPr>
           <w:p>
             <w:pPr>
@@ -24962,38 +22995,7 @@
               <w:rPr>
                 <w:sz w:val="18"/>
               </w:rPr>
-              <w:t xml:space="preserve">Le </w:t>
-            </w:r>
-            <w:proofErr w:type="spellStart"/>
-            <w:r>
-              <w:rPr>
-                <w:sz w:val="18"/>
-              </w:rPr>
-              <w:t>Betteravier</w:t>
-            </w:r>
-            <w:proofErr w:type="spellEnd"/>
-            <w:r>
-              <w:rPr>
-                <w:sz w:val="18"/>
-              </w:rPr>
-              <w:t xml:space="preserve"> français, 2025</w:t>
-            </w:r>
-          </w:p>
-        </w:tc>
-        <w:tc>
-          <w:tcPr>
-            <w:tcW w:w="1474" w:type="dxa"/>
-          </w:tcPr>
-          <w:p>
-            <w:pPr>
-              <w:spacing w:before="20" w:after="20" w:line="240" w:lineRule="auto"/>
-              <w:jc w:val="right"/>
-            </w:pPr>
-            <w:r>
-              <w:rPr>
-                <w:sz w:val="18"/>
-              </w:rPr>
-              <w:t>26</w:t>
+              <w:t>Le Betteravier français, 2025</w:t>
             </w:r>
           </w:p>
         </w:tc>
@@ -25012,19 +23014,11 @@
               <w:spacing w:before="20" w:after="20" w:line="240" w:lineRule="auto"/>
               <w:jc w:val="left"/>
             </w:pPr>
-            <w:proofErr w:type="spellStart"/>
-            <w:r>
-              <w:rPr>
-                <w:sz w:val="18"/>
-              </w:rPr>
-              <w:t>Blé</w:t>
-            </w:r>
-            <w:proofErr w:type="spellEnd"/>
-            <w:r>
-              <w:rPr>
-                <w:sz w:val="18"/>
-              </w:rPr>
-              <w:t xml:space="preserve"> dur</w:t>
+            <w:r>
+              <w:rPr>
+                <w:sz w:val="18"/>
+              </w:rPr>
+              <w:t>Blé dur</w:t>
             </w:r>
           </w:p>
         </w:tc>
@@ -25047,43 +23041,18 @@
         </w:tc>
         <w:tc>
           <w:tcPr>
-            <w:tcW w:w="3855" w:type="dxa"/>
+            <w:tcW w:w="5329" w:type="dxa"/>
           </w:tcPr>
           <w:p>
             <w:pPr>
               <w:spacing w:before="20" w:after="20" w:line="240" w:lineRule="auto"/>
               <w:jc w:val="left"/>
             </w:pPr>
-            <w:proofErr w:type="spellStart"/>
-            <w:r>
-              <w:rPr>
-                <w:sz w:val="18"/>
-              </w:rPr>
-              <w:t>FranceAgriMer</w:t>
-            </w:r>
-            <w:proofErr w:type="spellEnd"/>
-            <w:r>
-              <w:rPr>
-                <w:sz w:val="18"/>
-              </w:rPr>
-              <w:t>, 2026</w:t>
-            </w:r>
-          </w:p>
-        </w:tc>
-        <w:tc>
-          <w:tcPr>
-            <w:tcW w:w="1474" w:type="dxa"/>
-          </w:tcPr>
-          <w:p>
-            <w:pPr>
-              <w:spacing w:before="20" w:after="20" w:line="240" w:lineRule="auto"/>
-              <w:jc w:val="right"/>
-            </w:pPr>
-            <w:r>
-              <w:rPr>
-                <w:sz w:val="18"/>
-              </w:rPr>
-              <w:t>252</w:t>
+            <w:r>
+              <w:rPr>
+                <w:sz w:val="18"/>
+              </w:rPr>
+              <w:t>FranceAgriMer, 2026</w:t>
             </w:r>
           </w:p>
         </w:tc>
@@ -25102,28 +23071,12 @@
               <w:spacing w:before="20" w:after="20" w:line="240" w:lineRule="auto"/>
               <w:jc w:val="left"/>
             </w:pPr>
-            <w:proofErr w:type="spellStart"/>
-            <w:r>
-              <w:rPr>
-                <w:sz w:val="18"/>
-              </w:rPr>
-              <w:t>Blé</w:t>
-            </w:r>
-            <w:proofErr w:type="spellEnd"/>
-            <w:r>
-              <w:rPr>
-                <w:sz w:val="18"/>
-              </w:rPr>
-              <w:t xml:space="preserve"> </w:t>
-            </w:r>
-            <w:proofErr w:type="spellStart"/>
-            <w:r>
-              <w:rPr>
-                <w:sz w:val="18"/>
-              </w:rPr>
-              <w:t>tendre</w:t>
-            </w:r>
-            <w:proofErr w:type="spellEnd"/>
+            <w:r>
+              <w:rPr>
+                <w:sz w:val="18"/>
+              </w:rPr>
+              <w:t>Blé tendre</w:t>
+            </w:r>
           </w:p>
         </w:tc>
         <w:tc>
@@ -25145,43 +23098,18 @@
         </w:tc>
         <w:tc>
           <w:tcPr>
-            <w:tcW w:w="3855" w:type="dxa"/>
+            <w:tcW w:w="5329" w:type="dxa"/>
           </w:tcPr>
           <w:p>
             <w:pPr>
               <w:spacing w:before="20" w:after="20" w:line="240" w:lineRule="auto"/>
               <w:jc w:val="left"/>
             </w:pPr>
-            <w:proofErr w:type="spellStart"/>
-            <w:r>
-              <w:rPr>
-                <w:sz w:val="18"/>
-              </w:rPr>
-              <w:t>FranceAgriMer</w:t>
-            </w:r>
-            <w:proofErr w:type="spellEnd"/>
-            <w:r>
-              <w:rPr>
-                <w:sz w:val="18"/>
-              </w:rPr>
-              <w:t>, 2026</w:t>
-            </w:r>
-          </w:p>
-        </w:tc>
-        <w:tc>
-          <w:tcPr>
-            <w:tcW w:w="1474" w:type="dxa"/>
-          </w:tcPr>
-          <w:p>
-            <w:pPr>
-              <w:spacing w:before="20" w:after="20" w:line="240" w:lineRule="auto"/>
-              <w:jc w:val="right"/>
-            </w:pPr>
-            <w:r>
-              <w:rPr>
-                <w:sz w:val="18"/>
-              </w:rPr>
-              <w:t>173</w:t>
+            <w:r>
+              <w:rPr>
+                <w:sz w:val="18"/>
+              </w:rPr>
+              <w:t>FranceAgriMer, 2026</w:t>
             </w:r>
           </w:p>
         </w:tc>
@@ -25200,14 +23128,12 @@
               <w:spacing w:before="20" w:after="20" w:line="240" w:lineRule="auto"/>
               <w:jc w:val="left"/>
             </w:pPr>
-            <w:proofErr w:type="spellStart"/>
             <w:r>
               <w:rPr>
                 <w:sz w:val="18"/>
               </w:rPr>
               <w:t>Chanvre</w:t>
             </w:r>
-            <w:proofErr w:type="spellEnd"/>
           </w:p>
         </w:tc>
         <w:tc>
@@ -25229,7 +23155,7 @@
         </w:tc>
         <w:tc>
           <w:tcPr>
-            <w:tcW w:w="3855" w:type="dxa"/>
+            <w:tcW w:w="5329" w:type="dxa"/>
           </w:tcPr>
           <w:p>
             <w:pPr>
@@ -25240,38 +23166,7 @@
               <w:rPr>
                 <w:sz w:val="18"/>
               </w:rPr>
-              <w:t xml:space="preserve">Terres Inovia, 2026 ; </w:t>
-            </w:r>
-            <w:proofErr w:type="spellStart"/>
-            <w:r>
-              <w:rPr>
-                <w:sz w:val="18"/>
-              </w:rPr>
-              <w:t>presse</w:t>
-            </w:r>
-            <w:proofErr w:type="spellEnd"/>
-            <w:r>
-              <w:rPr>
-                <w:sz w:val="18"/>
-              </w:rPr>
-              <w:t>, 2025</w:t>
-            </w:r>
-          </w:p>
-        </w:tc>
-        <w:tc>
-          <w:tcPr>
-            <w:tcW w:w="1474" w:type="dxa"/>
-          </w:tcPr>
-          <w:p>
-            <w:pPr>
-              <w:spacing w:before="20" w:after="20" w:line="240" w:lineRule="auto"/>
-              <w:jc w:val="right"/>
-            </w:pPr>
-            <w:r>
-              <w:rPr>
-                <w:sz w:val="18"/>
-              </w:rPr>
-              <w:t>520</w:t>
+              <w:t>Terres Inovia, 2026 ; presse, 2025</w:t>
             </w:r>
           </w:p>
         </w:tc>
@@ -25317,43 +23212,18 @@
         </w:tc>
         <w:tc>
           <w:tcPr>
-            <w:tcW w:w="3855" w:type="dxa"/>
+            <w:tcW w:w="5329" w:type="dxa"/>
           </w:tcPr>
           <w:p>
             <w:pPr>
               <w:spacing w:before="20" w:after="20" w:line="240" w:lineRule="auto"/>
               <w:jc w:val="left"/>
             </w:pPr>
-            <w:proofErr w:type="spellStart"/>
-            <w:r>
-              <w:rPr>
-                <w:sz w:val="18"/>
-              </w:rPr>
-              <w:t>FranceAgriMer</w:t>
-            </w:r>
-            <w:proofErr w:type="spellEnd"/>
-            <w:r>
-              <w:rPr>
-                <w:sz w:val="18"/>
-              </w:rPr>
-              <w:t>, 2026</w:t>
-            </w:r>
-          </w:p>
-        </w:tc>
-        <w:tc>
-          <w:tcPr>
-            <w:tcW w:w="1474" w:type="dxa"/>
-          </w:tcPr>
-          <w:p>
-            <w:pPr>
-              <w:spacing w:before="20" w:after="20" w:line="240" w:lineRule="auto"/>
-              <w:jc w:val="right"/>
-            </w:pPr>
-            <w:r>
-              <w:rPr>
-                <w:sz w:val="18"/>
-              </w:rPr>
-              <w:t>397</w:t>
+            <w:r>
+              <w:rPr>
+                <w:sz w:val="18"/>
+              </w:rPr>
+              <w:t>FranceAgriMer, 2026</w:t>
             </w:r>
           </w:p>
         </w:tc>
@@ -25372,14 +23242,12 @@
               <w:spacing w:before="20" w:after="20" w:line="240" w:lineRule="auto"/>
               <w:jc w:val="left"/>
             </w:pPr>
-            <w:proofErr w:type="spellStart"/>
             <w:r>
               <w:rPr>
                 <w:sz w:val="18"/>
               </w:rPr>
               <w:t>Féverole</w:t>
             </w:r>
-            <w:proofErr w:type="spellEnd"/>
           </w:p>
         </w:tc>
         <w:tc>
@@ -25401,43 +23269,18 @@
         </w:tc>
         <w:tc>
           <w:tcPr>
-            <w:tcW w:w="3855" w:type="dxa"/>
+            <w:tcW w:w="5329" w:type="dxa"/>
           </w:tcPr>
           <w:p>
             <w:pPr>
               <w:spacing w:before="20" w:after="20" w:line="240" w:lineRule="auto"/>
               <w:jc w:val="left"/>
             </w:pPr>
-            <w:proofErr w:type="spellStart"/>
-            <w:r>
-              <w:rPr>
-                <w:sz w:val="18"/>
-              </w:rPr>
-              <w:t>FranceAgriMer</w:t>
-            </w:r>
-            <w:proofErr w:type="spellEnd"/>
-            <w:r>
-              <w:rPr>
-                <w:sz w:val="18"/>
-              </w:rPr>
-              <w:t>, 2026</w:t>
-            </w:r>
-          </w:p>
-        </w:tc>
-        <w:tc>
-          <w:tcPr>
-            <w:tcW w:w="1474" w:type="dxa"/>
-          </w:tcPr>
-          <w:p>
-            <w:pPr>
-              <w:spacing w:before="20" w:after="20" w:line="240" w:lineRule="auto"/>
-              <w:jc w:val="right"/>
-            </w:pPr>
-            <w:r>
-              <w:rPr>
-                <w:sz w:val="18"/>
-              </w:rPr>
-              <w:t>166</w:t>
+            <w:r>
+              <w:rPr>
+                <w:sz w:val="18"/>
+              </w:rPr>
+              <w:t>FranceAgriMer, 2026</w:t>
             </w:r>
           </w:p>
         </w:tc>
@@ -25456,28 +23299,12 @@
               <w:spacing w:before="20" w:after="20" w:line="240" w:lineRule="auto"/>
               <w:jc w:val="left"/>
             </w:pPr>
-            <w:proofErr w:type="spellStart"/>
-            <w:r>
-              <w:rPr>
-                <w:sz w:val="18"/>
-              </w:rPr>
-              <w:t>Légumes</w:t>
-            </w:r>
-            <w:proofErr w:type="spellEnd"/>
-            <w:r>
-              <w:rPr>
-                <w:sz w:val="18"/>
-              </w:rPr>
-              <w:t xml:space="preserve"> </w:t>
-            </w:r>
-            <w:proofErr w:type="spellStart"/>
-            <w:r>
-              <w:rPr>
-                <w:sz w:val="18"/>
-              </w:rPr>
-              <w:t>d'industrie</w:t>
-            </w:r>
-            <w:proofErr w:type="spellEnd"/>
+            <w:r>
+              <w:rPr>
+                <w:sz w:val="18"/>
+              </w:rPr>
+              <w:t>Légumes d'industrie</w:t>
+            </w:r>
           </w:p>
         </w:tc>
         <w:tc>
@@ -25499,7 +23326,7 @@
         </w:tc>
         <w:tc>
           <w:tcPr>
-            <w:tcW w:w="3855" w:type="dxa"/>
+            <w:tcW w:w="5329" w:type="dxa"/>
           </w:tcPr>
           <w:p>
             <w:pPr>
@@ -25510,24 +23337,7 @@
               <w:rPr>
                 <w:sz w:val="18"/>
               </w:rPr>
-              <w:t>DGPE, 2025</w:t>
-            </w:r>
-          </w:p>
-        </w:tc>
-        <w:tc>
-          <w:tcPr>
-            <w:tcW w:w="1474" w:type="dxa"/>
-          </w:tcPr>
-          <w:p>
-            <w:pPr>
-              <w:spacing w:before="20" w:after="20" w:line="240" w:lineRule="auto"/>
-              <w:jc w:val="right"/>
-            </w:pPr>
-            <w:r>
-              <w:rPr>
-                <w:sz w:val="18"/>
-              </w:rPr>
-              <w:t>224</w:t>
+              <w:t xml:space="preserve">MASAA, 2025</w:t>
             </w:r>
           </w:p>
         </w:tc>
@@ -25546,19 +23356,11 @@
               <w:spacing w:before="20" w:after="20" w:line="240" w:lineRule="auto"/>
               <w:jc w:val="left"/>
             </w:pPr>
-            <w:proofErr w:type="spellStart"/>
-            <w:r>
-              <w:rPr>
-                <w:sz w:val="18"/>
-              </w:rPr>
-              <w:t>Légumes</w:t>
-            </w:r>
-            <w:proofErr w:type="spellEnd"/>
-            <w:r>
-              <w:rPr>
-                <w:sz w:val="18"/>
-              </w:rPr>
-              <w:t xml:space="preserve"> frais</w:t>
+            <w:r>
+              <w:rPr>
+                <w:sz w:val="18"/>
+              </w:rPr>
+              <w:t>Légumes frais</w:t>
             </w:r>
           </w:p>
         </w:tc>
@@ -25581,7 +23383,7 @@
         </w:tc>
         <w:tc>
           <w:tcPr>
-            <w:tcW w:w="3855" w:type="dxa"/>
+            <w:tcW w:w="5329" w:type="dxa"/>
           </w:tcPr>
           <w:p>
             <w:pPr>
@@ -25593,23 +23395,6 @@
                 <w:sz w:val="18"/>
               </w:rPr>
               <w:t>SGPE, 2026</w:t>
-            </w:r>
-          </w:p>
-        </w:tc>
-        <w:tc>
-          <w:tcPr>
-            <w:tcW w:w="1474" w:type="dxa"/>
-          </w:tcPr>
-          <w:p>
-            <w:pPr>
-              <w:spacing w:before="20" w:after="20" w:line="240" w:lineRule="auto"/>
-              <w:jc w:val="right"/>
-            </w:pPr>
-            <w:r>
-              <w:rPr>
-                <w:sz w:val="18"/>
-              </w:rPr>
-              <w:t>580</w:t>
             </w:r>
           </w:p>
         </w:tc>
@@ -25655,7 +23440,7 @@
         </w:tc>
         <w:tc>
           <w:tcPr>
-            <w:tcW w:w="3855" w:type="dxa"/>
+            <w:tcW w:w="5329" w:type="dxa"/>
           </w:tcPr>
           <w:p>
             <w:pPr>
@@ -25671,23 +23456,6 @@
                 <w:lang w:val="fr-FR"/>
               </w:rPr>
               <w:t>Chambre d'agriculture Hauts-de-France, 2026</w:t>
-            </w:r>
-          </w:p>
-        </w:tc>
-        <w:tc>
-          <w:tcPr>
-            <w:tcW w:w="1474" w:type="dxa"/>
-          </w:tcPr>
-          <w:p>
-            <w:pPr>
-              <w:spacing w:before="20" w:after="20" w:line="240" w:lineRule="auto"/>
-              <w:jc w:val="right"/>
-            </w:pPr>
-            <w:r>
-              <w:rPr>
-                <w:sz w:val="18"/>
-              </w:rPr>
-              <w:t>90</w:t>
             </w:r>
           </w:p>
         </w:tc>
@@ -25706,14 +23474,12 @@
               <w:spacing w:before="20" w:after="20" w:line="240" w:lineRule="auto"/>
               <w:jc w:val="left"/>
             </w:pPr>
-            <w:proofErr w:type="spellStart"/>
             <w:r>
               <w:rPr>
                 <w:sz w:val="18"/>
               </w:rPr>
               <w:t>Maïs</w:t>
             </w:r>
-            <w:proofErr w:type="spellEnd"/>
           </w:p>
         </w:tc>
         <w:tc>
@@ -25735,43 +23501,18 @@
         </w:tc>
         <w:tc>
           <w:tcPr>
-            <w:tcW w:w="3855" w:type="dxa"/>
+            <w:tcW w:w="5329" w:type="dxa"/>
           </w:tcPr>
           <w:p>
             <w:pPr>
               <w:spacing w:before="20" w:after="20" w:line="240" w:lineRule="auto"/>
               <w:jc w:val="left"/>
             </w:pPr>
-            <w:proofErr w:type="spellStart"/>
-            <w:r>
-              <w:rPr>
-                <w:sz w:val="18"/>
-              </w:rPr>
-              <w:t>FranceAgriMer</w:t>
-            </w:r>
-            <w:proofErr w:type="spellEnd"/>
-            <w:r>
-              <w:rPr>
-                <w:sz w:val="18"/>
-              </w:rPr>
-              <w:t>, 2026</w:t>
-            </w:r>
-          </w:p>
-        </w:tc>
-        <w:tc>
-          <w:tcPr>
-            <w:tcW w:w="1474" w:type="dxa"/>
-          </w:tcPr>
-          <w:p>
-            <w:pPr>
-              <w:spacing w:before="20" w:after="20" w:line="240" w:lineRule="auto"/>
-              <w:jc w:val="right"/>
-            </w:pPr>
-            <w:r>
-              <w:rPr>
-                <w:sz w:val="18"/>
-              </w:rPr>
-              <w:t>161</w:t>
+            <w:r>
+              <w:rPr>
+                <w:sz w:val="18"/>
+              </w:rPr>
+              <w:t>FranceAgriMer, 2026</w:t>
             </w:r>
           </w:p>
         </w:tc>
@@ -25817,7 +23558,7 @@
         </w:tc>
         <w:tc>
           <w:tcPr>
-            <w:tcW w:w="3855" w:type="dxa"/>
+            <w:tcW w:w="5329" w:type="dxa"/>
           </w:tcPr>
           <w:p>
             <w:pPr>
@@ -25829,23 +23570,6 @@
                 <w:sz w:val="18"/>
               </w:rPr>
               <w:t>SGPE, 2026</w:t>
-            </w:r>
-          </w:p>
-        </w:tc>
-        <w:tc>
-          <w:tcPr>
-            <w:tcW w:w="1474" w:type="dxa"/>
-          </w:tcPr>
-          <w:p>
-            <w:pPr>
-              <w:spacing w:before="20" w:after="20" w:line="240" w:lineRule="auto"/>
-              <w:jc w:val="right"/>
-            </w:pPr>
-            <w:r>
-              <w:rPr>
-                <w:sz w:val="18"/>
-              </w:rPr>
-              <w:t>1 500</w:t>
             </w:r>
           </w:p>
         </w:tc>
@@ -25864,14 +23588,12 @@
               <w:spacing w:before="20" w:after="20" w:line="240" w:lineRule="auto"/>
               <w:jc w:val="left"/>
             </w:pPr>
-            <w:proofErr w:type="spellStart"/>
             <w:r>
               <w:rPr>
                 <w:sz w:val="18"/>
               </w:rPr>
               <w:t>Orge</w:t>
             </w:r>
-            <w:proofErr w:type="spellEnd"/>
           </w:p>
         </w:tc>
         <w:tc>
@@ -25893,43 +23615,18 @@
         </w:tc>
         <w:tc>
           <w:tcPr>
-            <w:tcW w:w="3855" w:type="dxa"/>
+            <w:tcW w:w="5329" w:type="dxa"/>
           </w:tcPr>
           <w:p>
             <w:pPr>
               <w:spacing w:before="20" w:after="20" w:line="240" w:lineRule="auto"/>
               <w:jc w:val="left"/>
             </w:pPr>
-            <w:proofErr w:type="spellStart"/>
-            <w:r>
-              <w:rPr>
-                <w:sz w:val="18"/>
-              </w:rPr>
-              <w:t>FranceAgriMer</w:t>
-            </w:r>
-            <w:proofErr w:type="spellEnd"/>
-            <w:r>
-              <w:rPr>
-                <w:sz w:val="18"/>
-              </w:rPr>
-              <w:t>, 2026</w:t>
-            </w:r>
-          </w:p>
-        </w:tc>
-        <w:tc>
-          <w:tcPr>
-            <w:tcW w:w="1474" w:type="dxa"/>
-          </w:tcPr>
-          <w:p>
-            <w:pPr>
-              <w:spacing w:before="20" w:after="20" w:line="240" w:lineRule="auto"/>
-              <w:jc w:val="right"/>
-            </w:pPr>
-            <w:r>
-              <w:rPr>
-                <w:sz w:val="18"/>
-              </w:rPr>
-              <w:t>167</w:t>
+            <w:r>
+              <w:rPr>
+                <w:sz w:val="18"/>
+              </w:rPr>
+              <w:t>FranceAgriMer, 2026</w:t>
             </w:r>
           </w:p>
         </w:tc>
@@ -25975,43 +23672,18 @@
         </w:tc>
         <w:tc>
           <w:tcPr>
-            <w:tcW w:w="3855" w:type="dxa"/>
+            <w:tcW w:w="5329" w:type="dxa"/>
           </w:tcPr>
           <w:p>
             <w:pPr>
               <w:spacing w:before="20" w:after="20" w:line="240" w:lineRule="auto"/>
               <w:jc w:val="left"/>
             </w:pPr>
-            <w:proofErr w:type="spellStart"/>
-            <w:r>
-              <w:rPr>
-                <w:sz w:val="18"/>
-              </w:rPr>
-              <w:t>FranceAgriMer</w:t>
-            </w:r>
-            <w:proofErr w:type="spellEnd"/>
-            <w:r>
-              <w:rPr>
-                <w:sz w:val="18"/>
-              </w:rPr>
-              <w:t>, 2026</w:t>
-            </w:r>
-          </w:p>
-        </w:tc>
-        <w:tc>
-          <w:tcPr>
-            <w:tcW w:w="1474" w:type="dxa"/>
-          </w:tcPr>
-          <w:p>
-            <w:pPr>
-              <w:spacing w:before="20" w:after="20" w:line="240" w:lineRule="auto"/>
-              <w:jc w:val="right"/>
-            </w:pPr>
-            <w:r>
-              <w:rPr>
-                <w:sz w:val="18"/>
-              </w:rPr>
-              <w:t>278</w:t>
+            <w:r>
+              <w:rPr>
+                <w:sz w:val="18"/>
+              </w:rPr>
+              <w:t>FranceAgriMer, 2026</w:t>
             </w:r>
           </w:p>
         </w:tc>
@@ -26057,7 +23729,7 @@
         </w:tc>
         <w:tc>
           <w:tcPr>
-            <w:tcW w:w="3855" w:type="dxa"/>
+            <w:tcW w:w="5329" w:type="dxa"/>
           </w:tcPr>
           <w:p>
             <w:pPr>
@@ -26069,23 +23741,6 @@
                 <w:sz w:val="18"/>
               </w:rPr>
               <w:t>RNM</w:t>
-            </w:r>
-          </w:p>
-        </w:tc>
-        <w:tc>
-          <w:tcPr>
-            <w:tcW w:w="1474" w:type="dxa"/>
-          </w:tcPr>
-          <w:p>
-            <w:pPr>
-              <w:spacing w:before="20" w:after="20" w:line="240" w:lineRule="auto"/>
-              <w:jc w:val="right"/>
-            </w:pPr>
-            <w:r>
-              <w:rPr>
-                <w:sz w:val="18"/>
-              </w:rPr>
-              <w:t>543</w:t>
             </w:r>
           </w:p>
         </w:tc>
@@ -26131,7 +23786,7 @@
         </w:tc>
         <w:tc>
           <w:tcPr>
-            <w:tcW w:w="3855" w:type="dxa"/>
+            <w:tcW w:w="5329" w:type="dxa"/>
           </w:tcPr>
           <w:p>
             <w:pPr>
@@ -26143,23 +23798,6 @@
                 <w:sz w:val="18"/>
               </w:rPr>
               <w:t>SGPE, 2026</w:t>
-            </w:r>
-          </w:p>
-        </w:tc>
-        <w:tc>
-          <w:tcPr>
-            <w:tcW w:w="1474" w:type="dxa"/>
-          </w:tcPr>
-          <w:p>
-            <w:pPr>
-              <w:spacing w:before="20" w:after="20" w:line="240" w:lineRule="auto"/>
-              <w:jc w:val="right"/>
-            </w:pPr>
-            <w:r>
-              <w:rPr>
-                <w:sz w:val="18"/>
-              </w:rPr>
-              <w:t>355</w:t>
             </w:r>
           </w:p>
         </w:tc>
@@ -26205,43 +23843,18 @@
         </w:tc>
         <w:tc>
           <w:tcPr>
-            <w:tcW w:w="3855" w:type="dxa"/>
+            <w:tcW w:w="5329" w:type="dxa"/>
           </w:tcPr>
           <w:p>
             <w:pPr>
               <w:spacing w:before="20" w:after="20" w:line="240" w:lineRule="auto"/>
               <w:jc w:val="left"/>
             </w:pPr>
-            <w:proofErr w:type="spellStart"/>
-            <w:r>
-              <w:rPr>
-                <w:sz w:val="18"/>
-              </w:rPr>
-              <w:t>FranceAgriMer</w:t>
-            </w:r>
-            <w:proofErr w:type="spellEnd"/>
-            <w:r>
-              <w:rPr>
-                <w:sz w:val="18"/>
-              </w:rPr>
-              <w:t>, 2026</w:t>
-            </w:r>
-          </w:p>
-        </w:tc>
-        <w:tc>
-          <w:tcPr>
-            <w:tcW w:w="1474" w:type="dxa"/>
-          </w:tcPr>
-          <w:p>
-            <w:pPr>
-              <w:spacing w:before="20" w:after="20" w:line="240" w:lineRule="auto"/>
-              <w:jc w:val="right"/>
-            </w:pPr>
-            <w:r>
-              <w:rPr>
-                <w:sz w:val="18"/>
-              </w:rPr>
-              <w:t>319</w:t>
+            <w:r>
+              <w:rPr>
+                <w:sz w:val="18"/>
+              </w:rPr>
+              <w:t>FranceAgriMer, 2026</w:t>
             </w:r>
           </w:p>
         </w:tc>
@@ -26287,43 +23900,18 @@
         </w:tc>
         <w:tc>
           <w:tcPr>
-            <w:tcW w:w="3855" w:type="dxa"/>
+            <w:tcW w:w="5329" w:type="dxa"/>
           </w:tcPr>
           <w:p>
             <w:pPr>
               <w:spacing w:before="20" w:after="20" w:line="240" w:lineRule="auto"/>
               <w:jc w:val="left"/>
             </w:pPr>
-            <w:proofErr w:type="spellStart"/>
-            <w:r>
-              <w:rPr>
-                <w:sz w:val="18"/>
-              </w:rPr>
-              <w:t>FranceAgriMer</w:t>
-            </w:r>
-            <w:proofErr w:type="spellEnd"/>
-            <w:r>
-              <w:rPr>
-                <w:sz w:val="18"/>
-              </w:rPr>
-              <w:t>, 2026</w:t>
-            </w:r>
-          </w:p>
-        </w:tc>
-        <w:tc>
-          <w:tcPr>
-            <w:tcW w:w="1474" w:type="dxa"/>
-          </w:tcPr>
-          <w:p>
-            <w:pPr>
-              <w:spacing w:before="20" w:after="20" w:line="240" w:lineRule="auto"/>
-              <w:jc w:val="right"/>
-            </w:pPr>
-            <w:r>
-              <w:rPr>
-                <w:sz w:val="18"/>
-              </w:rPr>
-              <w:t>135</w:t>
+            <w:r>
+              <w:rPr>
+                <w:sz w:val="18"/>
+              </w:rPr>
+              <w:t>FranceAgriMer, 2026</w:t>
             </w:r>
           </w:p>
         </w:tc>
@@ -26342,28 +23930,12 @@
               <w:spacing w:before="20" w:after="20" w:line="240" w:lineRule="auto"/>
               <w:jc w:val="left"/>
             </w:pPr>
-            <w:proofErr w:type="spellStart"/>
-            <w:r>
-              <w:rPr>
-                <w:sz w:val="18"/>
-              </w:rPr>
-              <w:t>Tomates</w:t>
-            </w:r>
-            <w:proofErr w:type="spellEnd"/>
-            <w:r>
-              <w:rPr>
-                <w:sz w:val="18"/>
-              </w:rPr>
-              <w:t xml:space="preserve"> </w:t>
-            </w:r>
-            <w:proofErr w:type="spellStart"/>
-            <w:r>
-              <w:rPr>
-                <w:sz w:val="18"/>
-              </w:rPr>
-              <w:t>industrielles</w:t>
-            </w:r>
-            <w:proofErr w:type="spellEnd"/>
+            <w:r>
+              <w:rPr>
+                <w:sz w:val="18"/>
+              </w:rPr>
+              <w:t>Tomates industrielles</w:t>
+            </w:r>
           </w:p>
         </w:tc>
         <w:tc>
@@ -26385,7 +23957,7 @@
         </w:tc>
         <w:tc>
           <w:tcPr>
-            <w:tcW w:w="3855" w:type="dxa"/>
+            <w:tcW w:w="5329" w:type="dxa"/>
           </w:tcPr>
           <w:p>
             <w:pPr>
@@ -26400,40 +23972,7 @@
                 <w:sz w:val="18"/>
                 <w:lang w:val="fr-FR"/>
               </w:rPr>
-              <w:t xml:space="preserve">Chambre d'agriculture </w:t>
-            </w:r>
-            <w:proofErr w:type="spellStart"/>
-            <w:r>
-              <w:rPr>
-                <w:sz w:val="18"/>
-                <w:lang w:val="fr-FR"/>
-              </w:rPr>
-              <w:t>Provence-Alpes-Côtes</w:t>
-            </w:r>
-            <w:proofErr w:type="spellEnd"/>
-            <w:r>
-              <w:rPr>
-                <w:sz w:val="18"/>
-                <w:lang w:val="fr-FR"/>
-              </w:rPr>
-              <w:t xml:space="preserve"> d'Azur, 2023</w:t>
-            </w:r>
-          </w:p>
-        </w:tc>
-        <w:tc>
-          <w:tcPr>
-            <w:tcW w:w="1474" w:type="dxa"/>
-          </w:tcPr>
-          <w:p>
-            <w:pPr>
-              <w:spacing w:before="20" w:after="20" w:line="240" w:lineRule="auto"/>
-              <w:jc w:val="right"/>
-            </w:pPr>
-            <w:r>
-              <w:rPr>
-                <w:sz w:val="18"/>
-              </w:rPr>
-              <w:t>93</w:t>
+              <w:t xml:space="preserve">Chambre d'agriculture Provence-Alpes-Côte d'Azur, 2025</w:t>
             </w:r>
           </w:p>
         </w:tc>
@@ -26452,14 +23991,12 @@
               <w:spacing w:before="20" w:after="20" w:line="240" w:lineRule="auto"/>
               <w:jc w:val="left"/>
             </w:pPr>
-            <w:proofErr w:type="spellStart"/>
             <w:r>
               <w:rPr>
                 <w:sz w:val="18"/>
               </w:rPr>
               <w:t>Tournesol</w:t>
             </w:r>
-            <w:proofErr w:type="spellEnd"/>
           </w:p>
         </w:tc>
         <w:tc>
@@ -26481,43 +24018,18 @@
         </w:tc>
         <w:tc>
           <w:tcPr>
-            <w:tcW w:w="3855" w:type="dxa"/>
+            <w:tcW w:w="5329" w:type="dxa"/>
           </w:tcPr>
           <w:p>
             <w:pPr>
               <w:spacing w:before="20" w:after="20" w:line="240" w:lineRule="auto"/>
               <w:jc w:val="left"/>
             </w:pPr>
-            <w:proofErr w:type="spellStart"/>
-            <w:r>
-              <w:rPr>
-                <w:sz w:val="18"/>
-              </w:rPr>
-              <w:t>FranceAgriMer</w:t>
-            </w:r>
-            <w:proofErr w:type="spellEnd"/>
-            <w:r>
-              <w:rPr>
-                <w:sz w:val="18"/>
-              </w:rPr>
-              <w:t>, 2026</w:t>
-            </w:r>
-          </w:p>
-        </w:tc>
-        <w:tc>
-          <w:tcPr>
-            <w:tcW w:w="1474" w:type="dxa"/>
-          </w:tcPr>
-          <w:p>
-            <w:pPr>
-              <w:spacing w:before="20" w:after="20" w:line="240" w:lineRule="auto"/>
-              <w:jc w:val="right"/>
-            </w:pPr>
-            <w:r>
-              <w:rPr>
-                <w:sz w:val="18"/>
-              </w:rPr>
-              <w:t>461</w:t>
+            <w:r>
+              <w:rPr>
+                <w:sz w:val="18"/>
+              </w:rPr>
+              <w:t>FranceAgriMer, 2026</w:t>
             </w:r>
           </w:p>
         </w:tc>
@@ -26563,43 +24075,18 @@
         </w:tc>
         <w:tc>
           <w:tcPr>
-            <w:tcW w:w="3855" w:type="dxa"/>
+            <w:tcW w:w="5329" w:type="dxa"/>
           </w:tcPr>
           <w:p>
             <w:pPr>
               <w:spacing w:before="20" w:after="20" w:line="240" w:lineRule="auto"/>
               <w:jc w:val="left"/>
             </w:pPr>
-            <w:proofErr w:type="spellStart"/>
-            <w:r>
-              <w:rPr>
-                <w:sz w:val="18"/>
-              </w:rPr>
-              <w:t>FranceAgriMer</w:t>
-            </w:r>
-            <w:proofErr w:type="spellEnd"/>
-            <w:r>
-              <w:rPr>
-                <w:sz w:val="18"/>
-              </w:rPr>
-              <w:t>, 2026</w:t>
-            </w:r>
-          </w:p>
-        </w:tc>
-        <w:tc>
-          <w:tcPr>
-            <w:tcW w:w="1474" w:type="dxa"/>
-          </w:tcPr>
-          <w:p>
-            <w:pPr>
-              <w:spacing w:before="20" w:after="20" w:line="240" w:lineRule="auto"/>
-              <w:jc w:val="right"/>
-            </w:pPr>
-            <w:r>
-              <w:rPr>
-                <w:sz w:val="18"/>
-              </w:rPr>
-              <w:t>137</w:t>
+            <w:r>
+              <w:rPr>
+                <w:sz w:val="18"/>
+              </w:rPr>
+              <w:t>FranceAgriMer, 2026</w:t>
             </w:r>
           </w:p>
         </w:tc>
@@ -26651,7 +24138,7 @@
         </w:tc>
         <w:tc>
           <w:tcPr>
-            <w:tcW w:w="3855" w:type="dxa"/>
+            <w:tcW w:w="5329" w:type="dxa"/>
             <w:tcBorders>
               <w:bottom w:val="single" w:sz="12" w:space="0" w:color="000000"/>
             </w:tcBorders>
@@ -26666,26 +24153,6 @@
                 <w:sz w:val="18"/>
               </w:rPr>
               <w:t>SGPE, 2026</w:t>
-            </w:r>
-          </w:p>
-        </w:tc>
-        <w:tc>
-          <w:tcPr>
-            <w:tcW w:w="1474" w:type="dxa"/>
-            <w:tcBorders>
-              <w:bottom w:val="single" w:sz="12" w:space="0" w:color="000000"/>
-            </w:tcBorders>
-          </w:tcPr>
-          <w:p>
-            <w:pPr>
-              <w:spacing w:before="20" w:after="20" w:line="240" w:lineRule="auto"/>
-              <w:jc w:val="right"/>
-            </w:pPr>
-            <w:r>
-              <w:rPr>
-                <w:sz w:val="18"/>
-              </w:rPr>
-              <w:t>1 010</w:t>
             </w:r>
           </w:p>
         </w:tc>
